--- a/Disertatie.docx
+++ b/Disertatie.docx
@@ -12148,49 +12148,59 @@
         </w:r>
       </w:hyperlink>
       <w:r>
-        <w:t>2</w:t>
+        <w:t>3</w:t>
       </w:r>
     </w:p>
     <w:p>
       <w:pPr>
         <w:pStyle w:val="TOC2"/>
       </w:pPr>
-      <w:hyperlink w:anchor="_Toc309895964" w:history="1">
-        <w:r>
-          <w:rPr>
-            <w:rStyle w:val="Hyperlink"/>
-          </w:rPr>
-          <w:t>1.4</w:t>
-        </w:r>
-        <w:r>
-          <w:rPr>
-            <w:rFonts w:eastAsia="Times New Roman"/>
-            <w:sz w:val="22"/>
-            <w:szCs w:val="22"/>
-          </w:rPr>
-          <w:tab/>
-        </w:r>
-        <w:r>
-          <w:t xml:space="preserve">Document </w:t>
-        </w:r>
-        <w:r>
-          <w:rPr>
-            <w:sz w:val="16"/>
-          </w:rPr>
-          <w:t>S</w:t>
-        </w:r>
-        <w:r>
-          <w:t>tructure</w:t>
-        </w:r>
-        <w:r>
-          <w:rPr>
-            <w:webHidden/>
-          </w:rPr>
-          <w:tab/>
-        </w:r>
-      </w:hyperlink>
-      <w:r>
-        <w:t>3</w:t>
+      <w:r>
+        <w:fldChar w:fldCharType="begin"/>
+      </w:r>
+      <w:r>
+        <w:instrText xml:space="preserve"> HYPERLINK \l "_Toc309895964" </w:instrText>
+      </w:r>
+      <w:r>
+        <w:fldChar w:fldCharType="separate"/>
+      </w:r>
+      <w:r>
+        <w:rPr>
+          <w:rStyle w:val="Hyperlink"/>
+        </w:rPr>
+        <w:t>1.4</w:t>
+      </w:r>
+      <w:r>
+        <w:rPr>
+          <w:rFonts w:eastAsia="Times New Roman"/>
+          <w:sz w:val="22"/>
+          <w:szCs w:val="22"/>
+        </w:rPr>
+        <w:tab/>
+      </w:r>
+      <w:r>
+        <w:t xml:space="preserve">Document </w:t>
+      </w:r>
+      <w:r>
+        <w:rPr>
+          <w:sz w:val="16"/>
+        </w:rPr>
+        <w:t>S</w:t>
+      </w:r>
+      <w:r>
+        <w:t>tructure</w:t>
+      </w:r>
+      <w:r>
+        <w:rPr>
+          <w:webHidden/>
+        </w:rPr>
+        <w:tab/>
+      </w:r>
+      <w:r>
+        <w:fldChar w:fldCharType="end"/>
+      </w:r>
+      <w:r>
+        <w:t>5</w:t>
       </w:r>
     </w:p>
     <w:p>
@@ -12211,55 +12221,70 @@
           <w:lang w:val="ro-RO"/>
         </w:rPr>
       </w:pPr>
-      <w:hyperlink w:anchor="_Toc309895965" w:history="1">
-        <w:r>
-          <w:rPr>
-            <w:rStyle w:val="Hyperlink"/>
-            <w:rFonts w:ascii="Times New Roman" w:hAnsi="Times New Roman"/>
-            <w:noProof/>
-            <w:lang w:val="ro-RO"/>
-          </w:rPr>
-          <w:t>2</w:t>
-        </w:r>
-        <w:r>
-          <w:rPr>
-            <w:rFonts w:ascii="Times New Roman" w:eastAsia="Times New Roman" w:hAnsi="Times New Roman" w:cs="Times New Roman"/>
-            <w:b w:val="0"/>
-            <w:bCs w:val="0"/>
-            <w:caps w:val="0"/>
-            <w:noProof/>
-            <w:sz w:val="22"/>
-            <w:szCs w:val="22"/>
-            <w:lang w:val="ro-RO"/>
-          </w:rPr>
-          <w:tab/>
-        </w:r>
-        <w:r>
-          <w:rPr>
-            <w:rStyle w:val="Hyperlink"/>
-            <w:rFonts w:ascii="Times New Roman" w:hAnsi="Times New Roman"/>
-            <w:noProof/>
-            <w:lang w:val="ro-RO"/>
-          </w:rPr>
-          <w:t>Theoretical and Technical Fundamentals</w:t>
-        </w:r>
-        <w:r>
-          <w:rPr>
-            <w:rFonts w:ascii="Times New Roman" w:hAnsi="Times New Roman" w:cs="Times New Roman"/>
-            <w:noProof/>
-            <w:webHidden/>
-            <w:lang w:val="ro-RO"/>
-          </w:rPr>
-          <w:tab/>
-        </w:r>
-      </w:hyperlink>
+      <w:r>
+        <w:fldChar w:fldCharType="begin"/>
+      </w:r>
+      <w:r>
+        <w:instrText xml:space="preserve"> HYPERLINK \l "_Toc309895965" </w:instrText>
+      </w:r>
+      <w:r>
+        <w:fldChar w:fldCharType="separate"/>
+      </w:r>
+      <w:r>
+        <w:rPr>
+          <w:rStyle w:val="Hyperlink"/>
+          <w:rFonts w:ascii="Times New Roman" w:hAnsi="Times New Roman"/>
+          <w:noProof/>
+          <w:lang w:val="ro-RO"/>
+        </w:rPr>
+        <w:t>2</w:t>
+      </w:r>
+      <w:r>
+        <w:rPr>
+          <w:rFonts w:ascii="Times New Roman" w:eastAsia="Times New Roman" w:hAnsi="Times New Roman" w:cs="Times New Roman"/>
+          <w:b w:val="0"/>
+          <w:bCs w:val="0"/>
+          <w:caps w:val="0"/>
+          <w:noProof/>
+          <w:sz w:val="22"/>
+          <w:szCs w:val="22"/>
+          <w:lang w:val="ro-RO"/>
+        </w:rPr>
+        <w:tab/>
+      </w:r>
+      <w:r>
+        <w:rPr>
+          <w:rStyle w:val="Hyperlink"/>
+          <w:rFonts w:ascii="Times New Roman" w:hAnsi="Times New Roman"/>
+          <w:noProof/>
+          <w:lang w:val="ro-RO"/>
+        </w:rPr>
+        <w:t>Theoretical and Technical Fundamentals</w:t>
+      </w:r>
       <w:r>
         <w:rPr>
           <w:rFonts w:ascii="Times New Roman" w:hAnsi="Times New Roman" w:cs="Times New Roman"/>
           <w:noProof/>
-          <w:lang w:val="ro-RO"/>
-        </w:rPr>
-        <w:t>5</w:t>
+          <w:webHidden/>
+          <w:lang w:val="ro-RO"/>
+        </w:rPr>
+        <w:tab/>
+      </w:r>
+      <w:r>
+        <w:rPr>
+          <w:rFonts w:ascii="Times New Roman" w:hAnsi="Times New Roman" w:cs="Times New Roman"/>
+          <w:noProof/>
+          <w:lang w:val="ro-RO"/>
+        </w:rPr>
+        <w:fldChar w:fldCharType="end"/>
+      </w:r>
+      <w:r>
+        <w:rPr>
+          <w:rFonts w:ascii="Times New Roman" w:hAnsi="Times New Roman" w:cs="Times New Roman"/>
+          <w:noProof/>
+          <w:lang w:val="ro-RO"/>
+        </w:rPr>
+        <w:t>6</w:t>
       </w:r>
     </w:p>
     <w:p>
@@ -12271,36 +12296,46 @@
           <w:szCs w:val="22"/>
         </w:rPr>
       </w:pPr>
-      <w:hyperlink w:anchor="_Toc309895966" w:history="1">
-        <w:r>
-          <w:rPr>
-            <w:rStyle w:val="Hyperlink"/>
-          </w:rPr>
-          <w:t>2.1</w:t>
-        </w:r>
-        <w:r>
-          <w:rPr>
-            <w:rFonts w:eastAsia="Times New Roman"/>
-            <w:sz w:val="22"/>
-            <w:szCs w:val="22"/>
-          </w:rPr>
-          <w:tab/>
-        </w:r>
-        <w:r>
-          <w:rPr>
-            <w:rStyle w:val="Hyperlink"/>
-          </w:rPr>
-          <w:t>Identifying the challenge</w:t>
-        </w:r>
-        <w:r>
-          <w:rPr>
-            <w:webHidden/>
-          </w:rPr>
-          <w:tab/>
-        </w:r>
-      </w:hyperlink>
-      <w:r>
-        <w:t>5</w:t>
+      <w:r>
+        <w:fldChar w:fldCharType="begin"/>
+      </w:r>
+      <w:r>
+        <w:instrText xml:space="preserve"> HYPERLINK \l "_Toc309895966" </w:instrText>
+      </w:r>
+      <w:r>
+        <w:fldChar w:fldCharType="separate"/>
+      </w:r>
+      <w:r>
+        <w:rPr>
+          <w:rStyle w:val="Hyperlink"/>
+        </w:rPr>
+        <w:t>2.1</w:t>
+      </w:r>
+      <w:r>
+        <w:rPr>
+          <w:rFonts w:eastAsia="Times New Roman"/>
+          <w:sz w:val="22"/>
+          <w:szCs w:val="22"/>
+        </w:rPr>
+        <w:tab/>
+      </w:r>
+      <w:r>
+        <w:rPr>
+          <w:rStyle w:val="Hyperlink"/>
+        </w:rPr>
+        <w:t>Identifying the challenge</w:t>
+      </w:r>
+      <w:r>
+        <w:rPr>
+          <w:webHidden/>
+        </w:rPr>
+        <w:tab/>
+      </w:r>
+      <w:r>
+        <w:fldChar w:fldCharType="end"/>
+      </w:r>
+      <w:r>
+        <w:t>6</w:t>
       </w:r>
     </w:p>
     <w:p>
@@ -12312,36 +12347,46 @@
           <w:szCs w:val="22"/>
         </w:rPr>
       </w:pPr>
-      <w:hyperlink w:anchor="_Toc309895967" w:history="1">
-        <w:r>
-          <w:rPr>
-            <w:rStyle w:val="Hyperlink"/>
-          </w:rPr>
-          <w:t>2.2</w:t>
-        </w:r>
-        <w:r>
-          <w:rPr>
-            <w:rFonts w:eastAsia="Times New Roman"/>
-            <w:sz w:val="22"/>
-            <w:szCs w:val="22"/>
-          </w:rPr>
-          <w:tab/>
-        </w:r>
-        <w:r>
-          <w:rPr>
-            <w:rStyle w:val="Hyperlink"/>
-          </w:rPr>
-          <w:t>Surveying existing systems</w:t>
-        </w:r>
-        <w:r>
-          <w:rPr>
-            <w:webHidden/>
-          </w:rPr>
-          <w:tab/>
-        </w:r>
-      </w:hyperlink>
-      <w:r>
-        <w:t>6</w:t>
+      <w:r>
+        <w:fldChar w:fldCharType="begin"/>
+      </w:r>
+      <w:r>
+        <w:instrText xml:space="preserve"> HYPERLINK \l "_Toc309895967" </w:instrText>
+      </w:r>
+      <w:r>
+        <w:fldChar w:fldCharType="separate"/>
+      </w:r>
+      <w:r>
+        <w:rPr>
+          <w:rStyle w:val="Hyperlink"/>
+        </w:rPr>
+        <w:t>2.2</w:t>
+      </w:r>
+      <w:r>
+        <w:rPr>
+          <w:rFonts w:eastAsia="Times New Roman"/>
+          <w:sz w:val="22"/>
+          <w:szCs w:val="22"/>
+        </w:rPr>
+        <w:tab/>
+      </w:r>
+      <w:r>
+        <w:rPr>
+          <w:rStyle w:val="Hyperlink"/>
+        </w:rPr>
+        <w:t>Surveying existing systems</w:t>
+      </w:r>
+      <w:r>
+        <w:rPr>
+          <w:webHidden/>
+        </w:rPr>
+        <w:tab/>
+      </w:r>
+      <w:r>
+        <w:fldChar w:fldCharType="end"/>
+      </w:r>
+      <w:r>
+        <w:t>7</w:t>
       </w:r>
     </w:p>
     <w:p>
@@ -12353,36 +12398,46 @@
           <w:szCs w:val="22"/>
         </w:rPr>
       </w:pPr>
-      <w:hyperlink w:anchor="_Toc309895969" w:history="1">
-        <w:r>
-          <w:rPr>
-            <w:rStyle w:val="Hyperlink"/>
-          </w:rPr>
-          <w:t>2.3</w:t>
-        </w:r>
-        <w:r>
-          <w:rPr>
-            <w:rFonts w:eastAsia="Times New Roman"/>
-            <w:sz w:val="22"/>
-            <w:szCs w:val="22"/>
-          </w:rPr>
-          <w:tab/>
-        </w:r>
-        <w:r>
-          <w:rPr>
-            <w:rStyle w:val="Hyperlink"/>
-          </w:rPr>
-          <w:t>Key technologies and frameworks</w:t>
-        </w:r>
-        <w:r>
-          <w:rPr>
-            <w:webHidden/>
-          </w:rPr>
-          <w:tab/>
-        </w:r>
-      </w:hyperlink>
-      <w:r>
-        <w:t>8</w:t>
+      <w:r>
+        <w:fldChar w:fldCharType="begin"/>
+      </w:r>
+      <w:r>
+        <w:instrText xml:space="preserve"> HYPERLINK \l "_Toc309895969" </w:instrText>
+      </w:r>
+      <w:r>
+        <w:fldChar w:fldCharType="separate"/>
+      </w:r>
+      <w:r>
+        <w:rPr>
+          <w:rStyle w:val="Hyperlink"/>
+        </w:rPr>
+        <w:t>2.3</w:t>
+      </w:r>
+      <w:r>
+        <w:rPr>
+          <w:rFonts w:eastAsia="Times New Roman"/>
+          <w:sz w:val="22"/>
+          <w:szCs w:val="22"/>
+        </w:rPr>
+        <w:tab/>
+      </w:r>
+      <w:r>
+        <w:rPr>
+          <w:rStyle w:val="Hyperlink"/>
+        </w:rPr>
+        <w:t>Key technologies and frameworks</w:t>
+      </w:r>
+      <w:r>
+        <w:rPr>
+          <w:webHidden/>
+        </w:rPr>
+        <w:tab/>
+      </w:r>
+      <w:r>
+        <w:fldChar w:fldCharType="end"/>
+      </w:r>
+      <w:r>
+        <w:t>9</w:t>
       </w:r>
     </w:p>
     <w:p>
@@ -12403,64 +12458,78 @@
           <w:lang w:val="ro-RO"/>
         </w:rPr>
       </w:pPr>
-      <w:hyperlink w:anchor="_Toc309895975" w:history="1">
-        <w:r>
-          <w:rPr>
-            <w:rStyle w:val="Hyperlink"/>
-            <w:rFonts w:ascii="Times New Roman" w:hAnsi="Times New Roman"/>
-            <w:noProof/>
-            <w:lang w:val="ro-RO"/>
-          </w:rPr>
-          <w:t>3</w:t>
-        </w:r>
-        <w:r>
-          <w:rPr>
-            <w:rFonts w:ascii="Times New Roman" w:eastAsia="Times New Roman" w:hAnsi="Times New Roman" w:cs="Times New Roman"/>
-            <w:b w:val="0"/>
-            <w:bCs w:val="0"/>
-            <w:caps w:val="0"/>
-            <w:noProof/>
-            <w:sz w:val="22"/>
-            <w:szCs w:val="22"/>
-            <w:lang w:val="ro-RO"/>
-          </w:rPr>
-          <w:tab/>
-        </w:r>
-        <w:r>
-          <w:rPr>
-            <w:rStyle w:val="Hyperlink"/>
-            <w:rFonts w:ascii="Times New Roman" w:hAnsi="Times New Roman"/>
-            <w:noProof/>
-            <w:lang w:val="ro-RO"/>
-          </w:rPr>
-          <w:t>The s</w:t>
-        </w:r>
-        <w:r>
-          <w:rPr>
-            <w:rStyle w:val="Hyperlink"/>
-            <w:rFonts w:ascii="Times New Roman" w:hAnsi="Times New Roman"/>
-            <w:noProof/>
-            <w:lang w:val="ro-RO"/>
-          </w:rPr>
-          <w:t>YSTEM OF CINEMA BOOKINGS AND RECOMMENDATIONS</w:t>
-        </w:r>
-        <w:r>
-          <w:rPr>
-            <w:rFonts w:ascii="Times New Roman" w:hAnsi="Times New Roman" w:cs="Times New Roman"/>
-            <w:noProof/>
-            <w:webHidden/>
-            <w:lang w:val="ro-RO"/>
-          </w:rPr>
-          <w:tab/>
-        </w:r>
-      </w:hyperlink>
+      <w:r>
+        <w:fldChar w:fldCharType="begin"/>
+      </w:r>
+      <w:r>
+        <w:instrText xml:space="preserve"> HYPERLINK \l "_Toc309895975" </w:instrText>
+      </w:r>
+      <w:r>
+        <w:fldChar w:fldCharType="separate"/>
+      </w:r>
+      <w:r>
+        <w:rPr>
+          <w:rStyle w:val="Hyperlink"/>
+          <w:rFonts w:ascii="Times New Roman" w:hAnsi="Times New Roman"/>
+          <w:noProof/>
+          <w:lang w:val="ro-RO"/>
+        </w:rPr>
+        <w:t>3</w:t>
+      </w:r>
+      <w:r>
+        <w:rPr>
+          <w:rFonts w:ascii="Times New Roman" w:eastAsia="Times New Roman" w:hAnsi="Times New Roman" w:cs="Times New Roman"/>
+          <w:b w:val="0"/>
+          <w:bCs w:val="0"/>
+          <w:caps w:val="0"/>
+          <w:noProof/>
+          <w:sz w:val="22"/>
+          <w:szCs w:val="22"/>
+          <w:lang w:val="ro-RO"/>
+        </w:rPr>
+        <w:tab/>
+      </w:r>
+      <w:r>
+        <w:rPr>
+          <w:rStyle w:val="Hyperlink"/>
+          <w:rFonts w:ascii="Times New Roman" w:hAnsi="Times New Roman"/>
+          <w:noProof/>
+          <w:lang w:val="ro-RO"/>
+        </w:rPr>
+        <w:t>The airfare price prediction system</w:t>
+      </w:r>
       <w:r>
         <w:rPr>
           <w:rFonts w:ascii="Times New Roman" w:hAnsi="Times New Roman" w:cs="Times New Roman"/>
           <w:noProof/>
-          <w:lang w:val="ro-RO"/>
-        </w:rPr>
-        <w:t>13</w:t>
+          <w:webHidden/>
+          <w:lang w:val="ro-RO"/>
+        </w:rPr>
+        <w:tab/>
+      </w:r>
+      <w:r>
+        <w:rPr>
+          <w:rFonts w:ascii="Times New Roman" w:hAnsi="Times New Roman" w:cs="Times New Roman"/>
+          <w:noProof/>
+          <w:lang w:val="ro-RO"/>
+        </w:rPr>
+        <w:fldChar w:fldCharType="end"/>
+      </w:r>
+      <w:r>
+        <w:rPr>
+          <w:rFonts w:ascii="Times New Roman" w:hAnsi="Times New Roman" w:cs="Times New Roman"/>
+          <w:noProof/>
+          <w:lang w:val="ro-RO"/>
+        </w:rPr>
+        <w:t>1</w:t>
+      </w:r>
+      <w:r>
+        <w:rPr>
+          <w:rFonts w:ascii="Times New Roman" w:hAnsi="Times New Roman" w:cs="Times New Roman"/>
+          <w:noProof/>
+          <w:lang w:val="ro-RO"/>
+        </w:rPr>
+        <w:t>6</w:t>
       </w:r>
     </w:p>
     <w:p>
@@ -12493,7 +12562,10 @@
         </w:r>
       </w:hyperlink>
       <w:r>
-        <w:t>13</w:t>
+        <w:t>1</w:t>
+      </w:r>
+      <w:r>
+        <w:t>6</w:t>
       </w:r>
     </w:p>
     <w:p>
@@ -12526,7 +12598,10 @@
         </w:r>
       </w:hyperlink>
       <w:r>
-        <w:t>15</w:t>
+        <w:t>1</w:t>
+      </w:r>
+      <w:r>
+        <w:t>8</w:t>
       </w:r>
     </w:p>
     <w:p>
@@ -12559,7 +12634,7 @@
         </w:r>
       </w:hyperlink>
       <w:r>
-        <w:t>22</w:t>
+        <w:t>33</w:t>
       </w:r>
     </w:p>
     <w:p>
@@ -12597,7 +12672,7 @@
         </w:r>
       </w:hyperlink>
       <w:r>
-        <w:t>26</w:t>
+        <w:t>34</w:t>
       </w:r>
     </w:p>
     <w:p>
@@ -12635,7 +12710,7 @@
         </w:r>
       </w:hyperlink>
       <w:r>
-        <w:t>29</w:t>
+        <w:t>36</w:t>
       </w:r>
     </w:p>
     <w:p>
@@ -12696,84 +12771,7 @@
           <w:noProof/>
           <w:lang w:val="ro-RO"/>
         </w:rPr>
-        <w:t>34</w:t>
-      </w:r>
-    </w:p>
-    <w:p>
-      <w:pPr>
-        <w:pStyle w:val="TOC2"/>
-      </w:pPr>
-      <w:hyperlink w:anchor="_Toc309895977" w:history="1">
-        <w:r>
-          <w:rPr>
-            <w:rStyle w:val="Hyperlink"/>
-          </w:rPr>
-          <w:t>4.1</w:t>
-        </w:r>
-        <w:r>
-          <w:rPr>
-            <w:rFonts w:eastAsia="Times New Roman"/>
-            <w:sz w:val="22"/>
-            <w:szCs w:val="22"/>
-          </w:rPr>
-          <w:tab/>
-        </w:r>
-        <w:r>
-          <w:t>Client user functionalities</w:t>
-        </w:r>
-        <w:r>
-          <w:rPr>
-            <w:webHidden/>
-          </w:rPr>
-          <w:tab/>
-        </w:r>
-      </w:hyperlink>
-      <w:r>
-        <w:t>34</w:t>
-      </w:r>
-    </w:p>
-    <w:p>
-      <w:pPr>
-        <w:pStyle w:val="TOC2"/>
-        <w:rPr>
-          <w:rFonts w:eastAsia="Times New Roman"/>
-          <w:sz w:val="22"/>
-          <w:szCs w:val="22"/>
-        </w:rPr>
-      </w:pPr>
-      <w:hyperlink w:anchor="_Toc309895977" w:history="1">
-        <w:r>
-          <w:rPr>
-            <w:rStyle w:val="Hyperlink"/>
-          </w:rPr>
-          <w:t>4</w:t>
-        </w:r>
-        <w:r>
-          <w:rPr>
-            <w:rStyle w:val="Hyperlink"/>
-          </w:rPr>
-          <w:t>.2</w:t>
-        </w:r>
-        <w:r>
-          <w:rPr>
-            <w:rFonts w:eastAsia="Times New Roman"/>
-            <w:sz w:val="22"/>
-            <w:szCs w:val="22"/>
-          </w:rPr>
-          <w:tab/>
-        </w:r>
-        <w:r>
-          <w:t>Administrator functionalities</w:t>
-        </w:r>
-        <w:r>
-          <w:rPr>
-            <w:webHidden/>
-          </w:rPr>
-          <w:tab/>
-        </w:r>
-      </w:hyperlink>
-      <w:r>
-        <w:t>41</w:t>
+        <w:t>42</w:t>
       </w:r>
     </w:p>
     <w:p>
@@ -12837,7 +12835,15 @@
           <w:noProof/>
           <w:lang w:val="ro-RO"/>
         </w:rPr>
-        <w:t>46</w:t>
+        <w:t>4</w:t>
+      </w:r>
+      <w:r>
+        <w:rPr>
+          <w:rFonts w:ascii="Times New Roman" w:hAnsi="Times New Roman" w:cs="Times New Roman"/>
+          <w:noProof/>
+          <w:lang w:val="ro-RO"/>
+        </w:rPr>
+        <w:t>7</w:t>
       </w:r>
     </w:p>
     <w:p>
@@ -12870,7 +12876,10 @@
         </w:r>
       </w:hyperlink>
       <w:r>
-        <w:t>46</w:t>
+        <w:t>4</w:t>
+      </w:r>
+      <w:r>
+        <w:t>7</w:t>
       </w:r>
     </w:p>
     <w:p>
@@ -12914,7 +12923,10 @@
         </w:r>
       </w:hyperlink>
       <w:r>
-        <w:t>47</w:t>
+        <w:t>4</w:t>
+      </w:r>
+      <w:r>
+        <w:t>8</w:t>
       </w:r>
     </w:p>
     <w:p>
@@ -12952,7 +12964,10 @@
         </w:r>
       </w:hyperlink>
       <w:r>
-        <w:t>48</w:t>
+        <w:t>4</w:t>
+      </w:r>
+      <w:r>
+        <w:t>9</w:t>
       </w:r>
     </w:p>
     <w:p>
@@ -13082,7 +13097,15 @@
           <w:noProof/>
           <w:lang w:val="ro-RO"/>
         </w:rPr>
-        <w:t>52</w:t>
+        <w:t>5</w:t>
+      </w:r>
+      <w:r>
+        <w:rPr>
+          <w:rFonts w:ascii="Times New Roman" w:hAnsi="Times New Roman" w:cs="Times New Roman"/>
+          <w:noProof/>
+          <w:lang w:val="ro-RO"/>
+        </w:rPr>
+        <w:t>3</w:t>
       </w:r>
     </w:p>
     <w:p>
@@ -13148,7 +13171,15 @@
           <w:noProof/>
           <w:lang w:val="ro-RO"/>
         </w:rPr>
-        <w:t>53</w:t>
+        <w:t>5</w:t>
+      </w:r>
+      <w:r>
+        <w:rPr>
+          <w:rFonts w:ascii="Times New Roman" w:hAnsi="Times New Roman" w:cs="Times New Roman"/>
+          <w:noProof/>
+          <w:lang w:val="ro-RO"/>
+        </w:rPr>
+        <w:t>4</w:t>
       </w:r>
     </w:p>
     <w:p>
@@ -13217,7 +13248,15 @@
           <w:noProof/>
           <w:lang w:val="ro-RO"/>
         </w:rPr>
-        <w:t>54</w:t>
+        <w:t>5</w:t>
+      </w:r>
+      <w:r>
+        <w:rPr>
+          <w:rFonts w:ascii="Times New Roman" w:hAnsi="Times New Roman" w:cs="Times New Roman"/>
+          <w:noProof/>
+          <w:lang w:val="ro-RO"/>
+        </w:rPr>
+        <w:t>5</w:t>
       </w:r>
     </w:p>
     <w:p>
@@ -13263,7 +13302,15 @@
           <w:noProof/>
           <w:lang w:val="ro-RO"/>
         </w:rPr>
-        <w:t>55</w:t>
+        <w:t>5</w:t>
+      </w:r>
+      <w:r>
+        <w:rPr>
+          <w:rFonts w:ascii="Times New Roman" w:hAnsi="Times New Roman" w:cs="Times New Roman"/>
+          <w:noProof/>
+          <w:lang w:val="ro-RO"/>
+        </w:rPr>
+        <w:t>6</w:t>
       </w:r>
     </w:p>
     <w:p>
@@ -13286,19 +13333,22 @@
     </w:p>
     <w:p>
       <w:pPr>
-        <w:rPr>
-          <w:rFonts w:cs="Times New Roman"/>
-          <w:sz w:val="20"/>
-          <w:lang w:val="ro-RO"/>
-        </w:rPr>
-      </w:pPr>
-    </w:p>
-    <w:p>
-      <w:pPr>
-        <w:jc w:val="center"/>
-        <w:rPr>
-          <w:rFonts w:cs="Times New Roman"/>
-          <w:sz w:val="20"/>
+        <w:jc w:val="both"/>
+        <w:rPr>
+          <w:b/>
+          <w:sz w:val="32"/>
+          <w:szCs w:val="32"/>
+          <w:lang w:val="ro-RO"/>
+        </w:rPr>
+      </w:pPr>
+    </w:p>
+    <w:p>
+      <w:pPr>
+        <w:jc w:val="both"/>
+        <w:rPr>
+          <w:b/>
+          <w:sz w:val="32"/>
+          <w:szCs w:val="32"/>
           <w:lang w:val="ro-RO"/>
         </w:rPr>
       </w:pPr>
@@ -13383,7 +13433,7 @@
           <w:rFonts w:ascii="Times New Roman" w:hAnsi="Times New Roman" w:cs="Times New Roman"/>
           <w:noProof/>
         </w:rPr>
-        <w:t>11</w:t>
+        <w:t>12</w:t>
       </w:r>
     </w:p>
     <w:p>
@@ -13454,7 +13504,7 @@
           <w:noProof/>
           <w:lang w:val="ro-RO"/>
         </w:rPr>
-        <w:t>15</w:t>
+        <w:t>18</w:t>
       </w:r>
     </w:p>
     <w:p>
@@ -13525,7 +13575,7 @@
           <w:rPr>
             <w:rFonts w:ascii="Times New Roman" w:hAnsi="Times New Roman" w:cs="Times New Roman"/>
           </w:rPr>
-          <w:t>Sequence diagram</w:t>
+          <w:t>Random forest regression algorithm</w:t>
         </w:r>
         <w:r>
           <w:rPr>
@@ -13543,7 +13593,7 @@
           <w:noProof/>
           <w:lang w:val="ro-RO"/>
         </w:rPr>
-        <w:t>17</w:t>
+        <w:t>20</w:t>
       </w:r>
     </w:p>
     <w:p>
@@ -13602,7 +13652,16 @@
             <w:noProof/>
             <w:lang w:val="ro-RO"/>
           </w:rPr>
-          <w:t>e 3-3 Layered architecture within my project</w:t>
+          <w:t>e 3-3</w:t>
+        </w:r>
+        <w:r>
+          <w:rPr>
+            <w:rStyle w:val="Hyperlink"/>
+            <w:rFonts w:ascii="Times New Roman" w:hAnsi="Times New Roman"/>
+            <w:noProof/>
+            <w:lang w:val="ro-RO"/>
+          </w:rPr>
+          <w:t xml:space="preserve"> Gradient boosting classification</w:t>
         </w:r>
         <w:r>
           <w:rPr>
@@ -13620,7 +13679,7 @@
           <w:noProof/>
           <w:lang w:val="ro-RO"/>
         </w:rPr>
-        <w:t>17</w:t>
+        <w:t>21</w:t>
       </w:r>
     </w:p>
     <w:p>
@@ -13677,7 +13736,16 @@
             <w:noProof/>
             <w:lang w:val="ro-RO"/>
           </w:rPr>
-          <w:t>e 3-4 Before and after the repository pattern</w:t>
+          <w:t>e 3-4</w:t>
+        </w:r>
+        <w:r>
+          <w:rPr>
+            <w:rStyle w:val="Hyperlink"/>
+            <w:rFonts w:ascii="Times New Roman" w:hAnsi="Times New Roman"/>
+            <w:noProof/>
+            <w:lang w:val="ro-RO"/>
+          </w:rPr>
+          <w:t xml:space="preserve"> Correlation matrix</w:t>
         </w:r>
         <w:r>
           <w:rPr>
@@ -13695,7 +13763,7 @@
           <w:noProof/>
           <w:lang w:val="ro-RO"/>
         </w:rPr>
-        <w:t>20</w:t>
+        <w:t>25</w:t>
       </w:r>
     </w:p>
     <w:p>
@@ -13730,7 +13798,7 @@
             <w:noProof/>
             <w:lang w:val="ro-RO"/>
           </w:rPr>
-          <w:t>e 3-5 Repository wrapper</w:t>
+          <w:t>e 3-5 Confusion matrix</w:t>
         </w:r>
         <w:r>
           <w:rPr>
@@ -13756,7 +13824,7 @@
           <w:noProof/>
           <w:lang w:val="ro-RO"/>
         </w:rPr>
-        <w:t>1</w:t>
+        <w:t>6</w:t>
       </w:r>
     </w:p>
     <w:p>
@@ -13791,16 +13859,7 @@
             <w:noProof/>
             <w:lang w:val="ro-RO"/>
           </w:rPr>
-          <w:t xml:space="preserve">e 3-6 Angular </w:t>
-        </w:r>
-        <w:r>
-          <w:rPr>
-            <w:rStyle w:val="Hyperlink"/>
-            <w:rFonts w:ascii="Times New Roman" w:hAnsi="Times New Roman"/>
-            <w:noProof/>
-            <w:lang w:val="ro-RO"/>
-          </w:rPr>
-          <w:t>architecture</w:t>
+          <w:t>e 3-6 Top feature importance – random forest regressor algorithm</w:t>
         </w:r>
         <w:r>
           <w:rPr>
@@ -13818,7 +13877,7 @@
           <w:noProof/>
           <w:lang w:val="ro-RO"/>
         </w:rPr>
-        <w:t>22</w:t>
+        <w:t>28</w:t>
       </w:r>
     </w:p>
     <w:p>
@@ -13853,7 +13912,16 @@
             <w:noProof/>
             <w:lang w:val="ro-RO"/>
           </w:rPr>
-          <w:t>e 3-7 Database diagram</w:t>
+          <w:t>e 3-7</w:t>
+        </w:r>
+        <w:r>
+          <w:rPr>
+            <w:rStyle w:val="Hyperlink"/>
+            <w:rFonts w:ascii="Times New Roman" w:hAnsi="Times New Roman"/>
+            <w:noProof/>
+            <w:lang w:val="ro-RO"/>
+          </w:rPr>
+          <w:t xml:space="preserve"> Top feature importance – gradient boosting classifier algorithm</w:t>
         </w:r>
         <w:r>
           <w:rPr>
@@ -13873,16 +13941,15 @@
           </w:rPr>
           <w:t>2</w:t>
         </w:r>
-        <w:r>
-          <w:rPr>
-            <w:rFonts w:ascii="Times New Roman" w:hAnsi="Times New Roman" w:cs="Times New Roman"/>
-            <w:noProof/>
-            <w:webHidden/>
-            <w:lang w:val="ro-RO"/>
-          </w:rPr>
-          <w:t>3</w:t>
-        </w:r>
       </w:hyperlink>
+      <w:r>
+        <w:rPr>
+          <w:rFonts w:ascii="Times New Roman" w:hAnsi="Times New Roman" w:cs="Times New Roman"/>
+          <w:noProof/>
+          <w:lang w:val="ro-RO"/>
+        </w:rPr>
+        <w:t>8</w:t>
+      </w:r>
     </w:p>
     <w:p>
       <w:pPr>
@@ -13899,49 +13966,72 @@
           <w:szCs w:val="22"/>
         </w:rPr>
       </w:pPr>
-      <w:hyperlink w:anchor="_Toc309893909" w:history="1">
-        <w:r>
-          <w:rPr>
-            <w:rStyle w:val="Hyperlink"/>
-            <w:rFonts w:ascii="Times New Roman" w:hAnsi="Times New Roman"/>
-            <w:noProof/>
-            <w:lang w:val="ro-RO"/>
-          </w:rPr>
-          <w:t>Figur</w:t>
-        </w:r>
-        <w:r>
-          <w:rPr>
-            <w:rStyle w:val="Hyperlink"/>
-            <w:rFonts w:ascii="Times New Roman" w:hAnsi="Times New Roman"/>
-            <w:noProof/>
-            <w:lang w:val="ro-RO"/>
-          </w:rPr>
-          <w:t xml:space="preserve">e 3-8 </w:t>
-        </w:r>
-        <w:r>
-          <w:rPr>
-            <w:rFonts w:ascii="Times New Roman" w:hAnsi="Times New Roman" w:cs="Times New Roman"/>
-            <w:i/>
-          </w:rPr>
-          <w:t>GetRecommendations method</w:t>
-        </w:r>
-        <w:r>
-          <w:rPr>
-            <w:rFonts w:ascii="Times New Roman" w:hAnsi="Times New Roman" w:cs="Times New Roman"/>
-            <w:noProof/>
-            <w:webHidden/>
-            <w:lang w:val="ro-RO"/>
-          </w:rPr>
-          <w:tab/>
-        </w:r>
-      </w:hyperlink>
+      <w:r>
+        <w:fldChar w:fldCharType="begin"/>
+      </w:r>
+      <w:r>
+        <w:instrText xml:space="preserve"> HYPERLINK \l "_Toc309893909" </w:instrText>
+      </w:r>
+      <w:r>
+        <w:fldChar w:fldCharType="separate"/>
+      </w:r>
+      <w:r>
+        <w:rPr>
+          <w:rStyle w:val="Hyperlink"/>
+          <w:rFonts w:ascii="Times New Roman" w:hAnsi="Times New Roman"/>
+          <w:noProof/>
+          <w:lang w:val="ro-RO"/>
+        </w:rPr>
+        <w:t>Figur</w:t>
+      </w:r>
+      <w:r>
+        <w:rPr>
+          <w:rStyle w:val="Hyperlink"/>
+          <w:rFonts w:ascii="Times New Roman" w:hAnsi="Times New Roman"/>
+          <w:noProof/>
+          <w:lang w:val="ro-RO"/>
+        </w:rPr>
+        <w:t>e 3-8</w:t>
+      </w:r>
+      <w:r>
+        <w:rPr>
+          <w:rFonts w:ascii="Times New Roman" w:hAnsi="Times New Roman" w:cs="Times New Roman"/>
+          <w:i/>
+        </w:rPr>
+        <w:t xml:space="preserve"> Sequence diagram</w:t>
+      </w:r>
       <w:r>
         <w:rPr>
           <w:rFonts w:ascii="Times New Roman" w:hAnsi="Times New Roman" w:cs="Times New Roman"/>
           <w:noProof/>
-          <w:lang w:val="ro-RO"/>
-        </w:rPr>
-        <w:t>30</w:t>
+          <w:webHidden/>
+          <w:lang w:val="ro-RO"/>
+        </w:rPr>
+        <w:tab/>
+      </w:r>
+      <w:r>
+        <w:rPr>
+          <w:rFonts w:ascii="Times New Roman" w:hAnsi="Times New Roman" w:cs="Times New Roman"/>
+          <w:noProof/>
+          <w:lang w:val="ro-RO"/>
+        </w:rPr>
+        <w:fldChar w:fldCharType="end"/>
+      </w:r>
+      <w:r>
+        <w:rPr>
+          <w:rFonts w:ascii="Times New Roman" w:hAnsi="Times New Roman" w:cs="Times New Roman"/>
+          <w:noProof/>
+          <w:lang w:val="ro-RO"/>
+        </w:rPr>
+        <w:t>3</w:t>
+      </w:r>
+      <w:r>
+        <w:rPr>
+          <w:rFonts w:ascii="Times New Roman" w:hAnsi="Times New Roman" w:cs="Times New Roman"/>
+          <w:noProof/>
+          <w:lang w:val="ro-RO"/>
+        </w:rPr>
+        <w:t>2</w:t>
       </w:r>
     </w:p>
     <w:p>
@@ -13980,26 +14070,10 @@
         </w:r>
         <w:r>
           <w:rPr>
-            <w:rStyle w:val="Hyperlink"/>
-            <w:rFonts w:ascii="Times New Roman" w:hAnsi="Times New Roman"/>
-            <w:noProof/>
-            <w:lang w:val="ro-RO"/>
-          </w:rPr>
-          <w:t xml:space="preserve"> </w:t>
-        </w:r>
-        <w:r>
-          <w:rPr>
             <w:rFonts w:ascii="Times New Roman" w:hAnsi="Times New Roman" w:cs="Times New Roman"/>
             <w:i/>
           </w:rPr>
-          <w:t>The continuation of G</w:t>
-        </w:r>
-        <w:r>
-          <w:rPr>
-            <w:rFonts w:ascii="Times New Roman" w:hAnsi="Times New Roman" w:cs="Times New Roman"/>
-            <w:i/>
-          </w:rPr>
-          <w:t>etRecommendations method</w:t>
+          <w:t xml:space="preserve"> Database diagram</w:t>
         </w:r>
         <w:r>
           <w:rPr>
@@ -14017,7 +14091,15 @@
           <w:noProof/>
           <w:lang w:val="ro-RO"/>
         </w:rPr>
-        <w:t>30</w:t>
+        <w:t>3</w:t>
+      </w:r>
+      <w:r>
+        <w:rPr>
+          <w:rFonts w:ascii="Times New Roman" w:hAnsi="Times New Roman" w:cs="Times New Roman"/>
+          <w:noProof/>
+          <w:lang w:val="ro-RO"/>
+        </w:rPr>
+        <w:t>3</w:t>
       </w:r>
     </w:p>
     <w:p>
@@ -14054,19 +14136,10 @@
         </w:r>
         <w:r>
           <w:rPr>
-            <w:rStyle w:val="Hyperlink"/>
-            <w:rFonts w:ascii="Times New Roman" w:hAnsi="Times New Roman"/>
-            <w:noProof/>
-            <w:lang w:val="ro-RO"/>
-          </w:rPr>
-          <w:t xml:space="preserve"> </w:t>
-        </w:r>
-        <w:r>
-          <w:rPr>
             <w:rFonts w:ascii="Times New Roman" w:hAnsi="Times New Roman" w:cs="Times New Roman"/>
             <w:i/>
           </w:rPr>
-          <w:t>BuildUserItemMatrix method</w:t>
+          <w:t xml:space="preserve"> Preprocess input</w:t>
         </w:r>
         <w:r>
           <w:rPr>
@@ -14084,7 +14157,15 @@
           <w:noProof/>
           <w:lang w:val="ro-RO"/>
         </w:rPr>
-        <w:t>31</w:t>
+        <w:t>3</w:t>
+      </w:r>
+      <w:r>
+        <w:rPr>
+          <w:rFonts w:ascii="Times New Roman" w:hAnsi="Times New Roman" w:cs="Times New Roman"/>
+          <w:noProof/>
+          <w:lang w:val="ro-RO"/>
+        </w:rPr>
+        <w:t>7</w:t>
       </w:r>
     </w:p>
     <w:p>
@@ -14121,26 +14202,10 @@
         </w:r>
         <w:r>
           <w:rPr>
-            <w:rStyle w:val="Hyperlink"/>
-            <w:rFonts w:ascii="Times New Roman" w:hAnsi="Times New Roman"/>
-            <w:noProof/>
-            <w:lang w:val="ro-RO"/>
-          </w:rPr>
-          <w:t xml:space="preserve"> </w:t>
-        </w:r>
-        <w:r>
-          <w:rPr>
             <w:rFonts w:ascii="Times New Roman" w:hAnsi="Times New Roman" w:cs="Times New Roman"/>
             <w:i/>
           </w:rPr>
-          <w:t xml:space="preserve">CalculateCosineSimilarity </w:t>
-        </w:r>
-        <w:r>
-          <w:rPr>
-            <w:rFonts w:ascii="Times New Roman" w:hAnsi="Times New Roman" w:cs="Times New Roman"/>
-            <w:i/>
-          </w:rPr>
-          <w:t>method</w:t>
+          <w:t xml:space="preserve"> Prediction and returning result</w:t>
         </w:r>
         <w:r>
           <w:rPr>
@@ -14158,7 +14223,15 @@
           <w:noProof/>
           <w:lang w:val="ro-RO"/>
         </w:rPr>
-        <w:t>31</w:t>
+        <w:t>3</w:t>
+      </w:r>
+      <w:r>
+        <w:rPr>
+          <w:rFonts w:ascii="Times New Roman" w:hAnsi="Times New Roman" w:cs="Times New Roman"/>
+          <w:noProof/>
+          <w:lang w:val="ro-RO"/>
+        </w:rPr>
+        <w:t>8</w:t>
       </w:r>
     </w:p>
     <w:p>
@@ -14193,14 +14266,28 @@
             <w:noProof/>
             <w:lang w:val="ro-RO"/>
           </w:rPr>
-          <w:t xml:space="preserve">e 3-12 </w:t>
+          <w:t>e 3-12</w:t>
         </w:r>
         <w:r>
           <w:rPr>
             <w:rFonts w:ascii="Times New Roman" w:hAnsi="Times New Roman" w:cs="Times New Roman"/>
             <w:i/>
           </w:rPr>
-          <w:t>Autosuggest search HTML</w:t>
+          <w:t xml:space="preserve"> R</w:t>
+        </w:r>
+        <w:r>
+          <w:rPr>
+            <w:rFonts w:ascii="Times New Roman" w:hAnsi="Times New Roman" w:cs="Times New Roman"/>
+            <w:i/>
+          </w:rPr>
+          <w:t>ound-</w:t>
+        </w:r>
+        <w:r>
+          <w:rPr>
+            <w:rFonts w:ascii="Times New Roman" w:hAnsi="Times New Roman" w:cs="Times New Roman"/>
+            <w:i/>
+          </w:rPr>
+          <w:t>trip prediction and orchestration method</w:t>
         </w:r>
         <w:r>
           <w:rPr>
@@ -14218,7 +14305,15 @@
           <w:noProof/>
           <w:lang w:val="ro-RO"/>
         </w:rPr>
-        <w:t>32</w:t>
+        <w:t>3</w:t>
+      </w:r>
+      <w:r>
+        <w:rPr>
+          <w:rFonts w:ascii="Times New Roman" w:hAnsi="Times New Roman" w:cs="Times New Roman"/>
+          <w:noProof/>
+          <w:lang w:val="ro-RO"/>
+        </w:rPr>
+        <w:t>9</w:t>
       </w:r>
     </w:p>
     <w:p>
@@ -14253,14 +14348,14 @@
             <w:noProof/>
             <w:lang w:val="ro-RO"/>
           </w:rPr>
-          <w:t xml:space="preserve">e 3-13 </w:t>
+          <w:t>e 3-13</w:t>
         </w:r>
         <w:r>
           <w:rPr>
             <w:rFonts w:ascii="Times New Roman" w:hAnsi="Times New Roman" w:cs="Times New Roman"/>
             <w:i/>
           </w:rPr>
-          <w:t>Autosuggest search TypeScript</w:t>
+          <w:t xml:space="preserve"> Round-trip summary recommendation logic</w:t>
         </w:r>
         <w:r>
           <w:rPr>
@@ -14278,7 +14373,7 @@
           <w:noProof/>
           <w:lang w:val="ro-RO"/>
         </w:rPr>
-        <w:t>32</w:t>
+        <w:t>40</w:t>
       </w:r>
     </w:p>
     <w:p>
@@ -14313,7 +14408,7 @@
             <w:noProof/>
             <w:lang w:val="ro-RO"/>
           </w:rPr>
-          <w:t xml:space="preserve">e 3-14 </w:t>
+          <w:t>e 4-1</w:t>
         </w:r>
         <w:r>
           <w:rPr>
@@ -14321,7 +14416,7 @@
             <w:i/>
             <w:szCs w:val="22"/>
           </w:rPr>
-          <w:t>Charts definition Typescript</w:t>
+          <w:t xml:space="preserve"> Flight search page</w:t>
         </w:r>
         <w:r>
           <w:rPr>
@@ -14339,129 +14434,7 @@
           <w:noProof/>
           <w:lang w:val="ro-RO"/>
         </w:rPr>
-        <w:t>33</w:t>
-      </w:r>
-    </w:p>
-    <w:p>
-      <w:pPr>
-        <w:pStyle w:val="TableofFigures"/>
-        <w:tabs>
-          <w:tab w:val="right" w:leader="dot" w:pos="9017"/>
-        </w:tabs>
-        <w:ind w:left="0" w:firstLine="0"/>
-        <w:rPr>
-          <w:rFonts w:ascii="Times New Roman" w:eastAsia="Times New Roman" w:hAnsi="Times New Roman" w:cs="Times New Roman"/>
-          <w:smallCaps w:val="0"/>
-          <w:noProof/>
-          <w:sz w:val="22"/>
-          <w:szCs w:val="22"/>
-        </w:rPr>
-      </w:pPr>
-      <w:hyperlink w:anchor="_Toc309893909" w:history="1">
-        <w:r>
-          <w:rPr>
-            <w:rStyle w:val="Hyperlink"/>
-            <w:rFonts w:ascii="Times New Roman" w:hAnsi="Times New Roman"/>
-            <w:noProof/>
-            <w:lang w:val="ro-RO"/>
-          </w:rPr>
-          <w:t>Figur</w:t>
-        </w:r>
-        <w:r>
-          <w:rPr>
-            <w:rStyle w:val="Hyperlink"/>
-            <w:rFonts w:ascii="Times New Roman" w:hAnsi="Times New Roman"/>
-            <w:noProof/>
-            <w:lang w:val="ro-RO"/>
-          </w:rPr>
-          <w:t xml:space="preserve">e 3-15 </w:t>
-        </w:r>
-        <w:r>
-          <w:rPr>
-            <w:rFonts w:ascii="Times New Roman" w:hAnsi="Times New Roman" w:cs="Times New Roman"/>
-            <w:i/>
-            <w:szCs w:val="22"/>
-          </w:rPr>
-          <w:t>Charts definition html</w:t>
-        </w:r>
-        <w:r>
-          <w:rPr>
-            <w:rFonts w:ascii="Times New Roman" w:hAnsi="Times New Roman" w:cs="Times New Roman"/>
-            <w:noProof/>
-            <w:webHidden/>
-            <w:lang w:val="ro-RO"/>
-          </w:rPr>
-          <w:tab/>
-        </w:r>
-      </w:hyperlink>
-      <w:r>
-        <w:rPr>
-          <w:rFonts w:ascii="Times New Roman" w:hAnsi="Times New Roman" w:cs="Times New Roman"/>
-          <w:noProof/>
-          <w:lang w:val="ro-RO"/>
-        </w:rPr>
-        <w:t>33</w:t>
-      </w:r>
-    </w:p>
-    <w:p>
-      <w:pPr>
-        <w:pStyle w:val="TableofFigures"/>
-        <w:tabs>
-          <w:tab w:val="right" w:leader="dot" w:pos="9017"/>
-        </w:tabs>
-        <w:ind w:left="0" w:firstLine="0"/>
-        <w:rPr>
-          <w:rFonts w:ascii="Times New Roman" w:eastAsia="Times New Roman" w:hAnsi="Times New Roman" w:cs="Times New Roman"/>
-          <w:smallCaps w:val="0"/>
-          <w:noProof/>
-          <w:sz w:val="22"/>
-          <w:szCs w:val="22"/>
-        </w:rPr>
-      </w:pPr>
-      <w:hyperlink w:anchor="_Toc309893909" w:history="1">
-        <w:r>
-          <w:rPr>
-            <w:rStyle w:val="Hyperlink"/>
-            <w:rFonts w:ascii="Times New Roman" w:hAnsi="Times New Roman"/>
-            <w:noProof/>
-            <w:lang w:val="ro-RO"/>
-          </w:rPr>
-          <w:t>Figur</w:t>
-        </w:r>
-        <w:r>
-          <w:rPr>
-            <w:rStyle w:val="Hyperlink"/>
-            <w:rFonts w:ascii="Times New Roman" w:hAnsi="Times New Roman"/>
-            <w:noProof/>
-            <w:lang w:val="ro-RO"/>
-          </w:rPr>
-          <w:t xml:space="preserve">e 4-1 </w:t>
-        </w:r>
-        <w:r>
-          <w:rPr>
-            <w:rFonts w:ascii="Times New Roman" w:hAnsi="Times New Roman" w:cs="Times New Roman"/>
-            <w:i/>
-            <w:szCs w:val="22"/>
-          </w:rPr>
-          <w:t>Home page</w:t>
-        </w:r>
-        <w:r>
-          <w:rPr>
-            <w:rFonts w:ascii="Times New Roman" w:hAnsi="Times New Roman" w:cs="Times New Roman"/>
-            <w:noProof/>
-            <w:webHidden/>
-            <w:lang w:val="ro-RO"/>
-          </w:rPr>
-          <w:tab/>
-        </w:r>
-      </w:hyperlink>
-      <w:r>
-        <w:rPr>
-          <w:rFonts w:ascii="Times New Roman" w:hAnsi="Times New Roman" w:cs="Times New Roman"/>
-          <w:noProof/>
-          <w:lang w:val="ro-RO"/>
-        </w:rPr>
-        <w:t>34</w:t>
+        <w:t>42</w:t>
       </w:r>
     </w:p>
     <w:p>
@@ -14504,7 +14477,7 @@
             <w:i/>
             <w:szCs w:val="22"/>
           </w:rPr>
-          <w:t xml:space="preserve"> Home page quotes</w:t>
+          <w:t xml:space="preserve"> Available flights page – outbound results</w:t>
         </w:r>
         <w:r>
           <w:rPr>
@@ -14522,7 +14495,7 @@
           <w:noProof/>
           <w:lang w:val="ro-RO"/>
         </w:rPr>
-        <w:t>35</w:t>
+        <w:t>44</w:t>
       </w:r>
     </w:p>
     <w:p>
@@ -14565,868 +14538,7 @@
             <w:i/>
             <w:szCs w:val="22"/>
           </w:rPr>
-          <w:t xml:space="preserve"> Register</w:t>
-        </w:r>
-        <w:r>
-          <w:rPr>
-            <w:rFonts w:ascii="Times New Roman" w:hAnsi="Times New Roman" w:cs="Times New Roman"/>
-            <w:noProof/>
-            <w:webHidden/>
-            <w:lang w:val="ro-RO"/>
-          </w:rPr>
-          <w:tab/>
-        </w:r>
-      </w:hyperlink>
-      <w:r>
-        <w:rPr>
-          <w:rFonts w:ascii="Times New Roman" w:hAnsi="Times New Roman" w:cs="Times New Roman"/>
-          <w:noProof/>
-          <w:lang w:val="ro-RO"/>
-        </w:rPr>
-        <w:t>35</w:t>
-      </w:r>
-    </w:p>
-    <w:p>
-      <w:pPr>
-        <w:pStyle w:val="TableofFigures"/>
-        <w:tabs>
-          <w:tab w:val="right" w:leader="dot" w:pos="9017"/>
-        </w:tabs>
-        <w:ind w:left="0" w:firstLine="0"/>
-        <w:rPr>
-          <w:rFonts w:ascii="Times New Roman" w:eastAsia="Times New Roman" w:hAnsi="Times New Roman" w:cs="Times New Roman"/>
-          <w:smallCaps w:val="0"/>
-          <w:noProof/>
-          <w:sz w:val="22"/>
-          <w:szCs w:val="22"/>
-        </w:rPr>
-      </w:pPr>
-      <w:hyperlink w:anchor="_Toc309893909" w:history="1">
-        <w:r>
-          <w:rPr>
-            <w:rStyle w:val="Hyperlink"/>
-            <w:rFonts w:ascii="Times New Roman" w:hAnsi="Times New Roman"/>
-            <w:noProof/>
-            <w:lang w:val="ro-RO"/>
-          </w:rPr>
-          <w:t>Figur</w:t>
-        </w:r>
-        <w:r>
-          <w:rPr>
-            <w:rStyle w:val="Hyperlink"/>
-            <w:rFonts w:ascii="Times New Roman" w:hAnsi="Times New Roman"/>
-            <w:noProof/>
-            <w:lang w:val="ro-RO"/>
-          </w:rPr>
-          <w:t>e 4-4</w:t>
-        </w:r>
-        <w:r>
-          <w:rPr>
-            <w:rFonts w:ascii="Times New Roman" w:hAnsi="Times New Roman" w:cs="Times New Roman"/>
-            <w:i/>
-            <w:szCs w:val="22"/>
-          </w:rPr>
-          <w:t xml:space="preserve"> Login</w:t>
-        </w:r>
-        <w:r>
-          <w:rPr>
-            <w:rFonts w:ascii="Times New Roman" w:hAnsi="Times New Roman" w:cs="Times New Roman"/>
-            <w:noProof/>
-            <w:webHidden/>
-            <w:lang w:val="ro-RO"/>
-          </w:rPr>
-          <w:tab/>
-        </w:r>
-      </w:hyperlink>
-      <w:r>
-        <w:rPr>
-          <w:rFonts w:ascii="Times New Roman" w:hAnsi="Times New Roman" w:cs="Times New Roman"/>
-          <w:noProof/>
-          <w:lang w:val="ro-RO"/>
-        </w:rPr>
-        <w:t>35</w:t>
-      </w:r>
-    </w:p>
-    <w:p>
-      <w:pPr>
-        <w:pStyle w:val="TableofFigures"/>
-        <w:tabs>
-          <w:tab w:val="right" w:leader="dot" w:pos="9017"/>
-        </w:tabs>
-        <w:ind w:left="0" w:firstLine="0"/>
-        <w:rPr>
-          <w:rFonts w:ascii="Times New Roman" w:eastAsia="Times New Roman" w:hAnsi="Times New Roman" w:cs="Times New Roman"/>
-          <w:smallCaps w:val="0"/>
-          <w:noProof/>
-          <w:sz w:val="22"/>
-          <w:szCs w:val="22"/>
-        </w:rPr>
-      </w:pPr>
-      <w:hyperlink w:anchor="_Toc309893909" w:history="1">
-        <w:r>
-          <w:rPr>
-            <w:rStyle w:val="Hyperlink"/>
-            <w:rFonts w:ascii="Times New Roman" w:hAnsi="Times New Roman"/>
-            <w:noProof/>
-            <w:lang w:val="ro-RO"/>
-          </w:rPr>
-          <w:t>Figur</w:t>
-        </w:r>
-        <w:r>
-          <w:rPr>
-            <w:rStyle w:val="Hyperlink"/>
-            <w:rFonts w:ascii="Times New Roman" w:hAnsi="Times New Roman"/>
-            <w:noProof/>
-            <w:lang w:val="ro-RO"/>
-          </w:rPr>
-          <w:t>e 4-5</w:t>
-        </w:r>
-        <w:r>
-          <w:rPr>
-            <w:rFonts w:ascii="Times New Roman" w:hAnsi="Times New Roman" w:cs="Times New Roman"/>
-            <w:i/>
-            <w:szCs w:val="22"/>
-          </w:rPr>
-          <w:t xml:space="preserve"> User’s profile</w:t>
-        </w:r>
-        <w:r>
-          <w:rPr>
-            <w:rFonts w:ascii="Times New Roman" w:hAnsi="Times New Roman" w:cs="Times New Roman"/>
-            <w:noProof/>
-            <w:webHidden/>
-            <w:lang w:val="ro-RO"/>
-          </w:rPr>
-          <w:tab/>
-        </w:r>
-      </w:hyperlink>
-      <w:r>
-        <w:rPr>
-          <w:rFonts w:ascii="Times New Roman" w:hAnsi="Times New Roman" w:cs="Times New Roman"/>
-          <w:noProof/>
-          <w:lang w:val="ro-RO"/>
-        </w:rPr>
-        <w:t>36</w:t>
-      </w:r>
-    </w:p>
-    <w:p>
-      <w:pPr>
-        <w:pStyle w:val="TableofFigures"/>
-        <w:tabs>
-          <w:tab w:val="right" w:leader="dot" w:pos="9017"/>
-        </w:tabs>
-        <w:ind w:left="0" w:firstLine="0"/>
-        <w:rPr>
-          <w:rFonts w:ascii="Times New Roman" w:eastAsia="Times New Roman" w:hAnsi="Times New Roman" w:cs="Times New Roman"/>
-          <w:smallCaps w:val="0"/>
-          <w:noProof/>
-          <w:sz w:val="22"/>
-          <w:szCs w:val="22"/>
-        </w:rPr>
-      </w:pPr>
-      <w:hyperlink w:anchor="_Toc309893909" w:history="1">
-        <w:r>
-          <w:rPr>
-            <w:rStyle w:val="Hyperlink"/>
-            <w:rFonts w:ascii="Times New Roman" w:hAnsi="Times New Roman"/>
-            <w:noProof/>
-            <w:lang w:val="ro-RO"/>
-          </w:rPr>
-          <w:t>Figur</w:t>
-        </w:r>
-        <w:r>
-          <w:rPr>
-            <w:rStyle w:val="Hyperlink"/>
-            <w:rFonts w:ascii="Times New Roman" w:hAnsi="Times New Roman"/>
-            <w:noProof/>
-            <w:lang w:val="ro-RO"/>
-          </w:rPr>
-          <w:t>e 4-6</w:t>
-        </w:r>
-        <w:r>
-          <w:rPr>
-            <w:rStyle w:val="Hyperlink"/>
-            <w:rFonts w:ascii="Times New Roman" w:hAnsi="Times New Roman"/>
-            <w:noProof/>
-            <w:lang w:val="ro-RO"/>
-          </w:rPr>
-          <w:t xml:space="preserve"> </w:t>
-        </w:r>
-        <w:r>
-          <w:rPr>
-            <w:rFonts w:ascii="Times New Roman" w:hAnsi="Times New Roman" w:cs="Times New Roman"/>
-            <w:i/>
-            <w:szCs w:val="22"/>
-          </w:rPr>
-          <w:t>Movies page</w:t>
-        </w:r>
-        <w:r>
-          <w:rPr>
-            <w:rFonts w:ascii="Times New Roman" w:hAnsi="Times New Roman" w:cs="Times New Roman"/>
-            <w:noProof/>
-            <w:webHidden/>
-            <w:lang w:val="ro-RO"/>
-          </w:rPr>
-          <w:tab/>
-        </w:r>
-      </w:hyperlink>
-      <w:r>
-        <w:rPr>
-          <w:rFonts w:ascii="Times New Roman" w:hAnsi="Times New Roman" w:cs="Times New Roman"/>
-          <w:noProof/>
-          <w:lang w:val="ro-RO"/>
-        </w:rPr>
-        <w:t>37</w:t>
-      </w:r>
-    </w:p>
-    <w:p>
-      <w:pPr>
-        <w:pStyle w:val="TableofFigures"/>
-        <w:tabs>
-          <w:tab w:val="right" w:leader="dot" w:pos="9017"/>
-        </w:tabs>
-        <w:ind w:left="0" w:firstLine="0"/>
-        <w:rPr>
-          <w:rFonts w:ascii="Times New Roman" w:eastAsia="Times New Roman" w:hAnsi="Times New Roman" w:cs="Times New Roman"/>
-          <w:smallCaps w:val="0"/>
-          <w:noProof/>
-          <w:sz w:val="22"/>
-          <w:szCs w:val="22"/>
-        </w:rPr>
-      </w:pPr>
-      <w:hyperlink w:anchor="_Toc309893909" w:history="1">
-        <w:r>
-          <w:rPr>
-            <w:rStyle w:val="Hyperlink"/>
-            <w:rFonts w:ascii="Times New Roman" w:hAnsi="Times New Roman"/>
-            <w:noProof/>
-            <w:lang w:val="ro-RO"/>
-          </w:rPr>
-          <w:t>Figur</w:t>
-        </w:r>
-        <w:r>
-          <w:rPr>
-            <w:rStyle w:val="Hyperlink"/>
-            <w:rFonts w:ascii="Times New Roman" w:hAnsi="Times New Roman"/>
-            <w:noProof/>
-            <w:lang w:val="ro-RO"/>
-          </w:rPr>
-          <w:t>e 4-7</w:t>
-        </w:r>
-        <w:r>
-          <w:rPr>
-            <w:rFonts w:ascii="Times New Roman" w:hAnsi="Times New Roman" w:cs="Times New Roman"/>
-            <w:i/>
-            <w:szCs w:val="22"/>
-          </w:rPr>
-          <w:t>Movie details page part I</w:t>
-        </w:r>
-        <w:r>
-          <w:rPr>
-            <w:rFonts w:ascii="Times New Roman" w:hAnsi="Times New Roman" w:cs="Times New Roman"/>
-            <w:noProof/>
-            <w:webHidden/>
-            <w:lang w:val="ro-RO"/>
-          </w:rPr>
-          <w:tab/>
-        </w:r>
-      </w:hyperlink>
-      <w:r>
-        <w:rPr>
-          <w:rFonts w:ascii="Times New Roman" w:hAnsi="Times New Roman" w:cs="Times New Roman"/>
-          <w:noProof/>
-          <w:lang w:val="ro-RO"/>
-        </w:rPr>
-        <w:t>37</w:t>
-      </w:r>
-    </w:p>
-    <w:p>
-      <w:pPr>
-        <w:pStyle w:val="TableofFigures"/>
-        <w:tabs>
-          <w:tab w:val="right" w:leader="dot" w:pos="9017"/>
-        </w:tabs>
-        <w:ind w:left="0" w:firstLine="0"/>
-        <w:rPr>
-          <w:rFonts w:ascii="Times New Roman" w:eastAsia="Times New Roman" w:hAnsi="Times New Roman" w:cs="Times New Roman"/>
-          <w:smallCaps w:val="0"/>
-          <w:noProof/>
-          <w:sz w:val="22"/>
-          <w:szCs w:val="22"/>
-        </w:rPr>
-      </w:pPr>
-      <w:hyperlink w:anchor="_Toc309893909" w:history="1">
-        <w:r>
-          <w:rPr>
-            <w:rStyle w:val="Hyperlink"/>
-            <w:rFonts w:ascii="Times New Roman" w:hAnsi="Times New Roman"/>
-            <w:noProof/>
-            <w:lang w:val="ro-RO"/>
-          </w:rPr>
-          <w:t>Figur</w:t>
-        </w:r>
-        <w:r>
-          <w:rPr>
-            <w:rStyle w:val="Hyperlink"/>
-            <w:rFonts w:ascii="Times New Roman" w:hAnsi="Times New Roman"/>
-            <w:noProof/>
-            <w:lang w:val="ro-RO"/>
-          </w:rPr>
-          <w:t>e 4-8</w:t>
-        </w:r>
-        <w:r>
-          <w:rPr>
-            <w:rFonts w:ascii="Times New Roman" w:hAnsi="Times New Roman" w:cs="Times New Roman"/>
-            <w:i/>
-            <w:szCs w:val="22"/>
-          </w:rPr>
-          <w:t xml:space="preserve"> Movie details page part II</w:t>
-        </w:r>
-        <w:r>
-          <w:rPr>
-            <w:rFonts w:ascii="Times New Roman" w:hAnsi="Times New Roman" w:cs="Times New Roman"/>
-            <w:noProof/>
-            <w:webHidden/>
-            <w:lang w:val="ro-RO"/>
-          </w:rPr>
-          <w:tab/>
-        </w:r>
-      </w:hyperlink>
-      <w:r>
-        <w:rPr>
-          <w:rFonts w:ascii="Times New Roman" w:hAnsi="Times New Roman" w:cs="Times New Roman"/>
-          <w:noProof/>
-          <w:lang w:val="ro-RO"/>
-        </w:rPr>
-        <w:t>38</w:t>
-      </w:r>
-    </w:p>
-    <w:p>
-      <w:pPr>
-        <w:pStyle w:val="TableofFigures"/>
-        <w:tabs>
-          <w:tab w:val="right" w:leader="dot" w:pos="9017"/>
-        </w:tabs>
-        <w:ind w:left="0" w:firstLine="0"/>
-        <w:rPr>
-          <w:rFonts w:ascii="Times New Roman" w:eastAsia="Times New Roman" w:hAnsi="Times New Roman" w:cs="Times New Roman"/>
-          <w:smallCaps w:val="0"/>
-          <w:noProof/>
-          <w:sz w:val="22"/>
-          <w:szCs w:val="22"/>
-        </w:rPr>
-      </w:pPr>
-      <w:hyperlink w:anchor="_Toc309893909" w:history="1">
-        <w:r>
-          <w:rPr>
-            <w:rStyle w:val="Hyperlink"/>
-            <w:rFonts w:ascii="Times New Roman" w:hAnsi="Times New Roman"/>
-            <w:noProof/>
-            <w:lang w:val="ro-RO"/>
-          </w:rPr>
-          <w:t>Figur</w:t>
-        </w:r>
-        <w:r>
-          <w:rPr>
-            <w:rStyle w:val="Hyperlink"/>
-            <w:rFonts w:ascii="Times New Roman" w:hAnsi="Times New Roman"/>
-            <w:noProof/>
-            <w:lang w:val="ro-RO"/>
-          </w:rPr>
-          <w:t xml:space="preserve">e 4-9 </w:t>
-        </w:r>
-        <w:r>
-          <w:rPr>
-            <w:rFonts w:ascii="Times New Roman" w:hAnsi="Times New Roman" w:cs="Times New Roman"/>
-            <w:i/>
-            <w:szCs w:val="22"/>
-          </w:rPr>
-          <w:t>Reviews section</w:t>
-        </w:r>
-        <w:r>
-          <w:rPr>
-            <w:rFonts w:ascii="Times New Roman" w:hAnsi="Times New Roman" w:cs="Times New Roman"/>
-            <w:noProof/>
-            <w:webHidden/>
-            <w:lang w:val="ro-RO"/>
-          </w:rPr>
-          <w:tab/>
-        </w:r>
-      </w:hyperlink>
-      <w:r>
-        <w:rPr>
-          <w:rFonts w:ascii="Times New Roman" w:hAnsi="Times New Roman" w:cs="Times New Roman"/>
-          <w:noProof/>
-          <w:lang w:val="ro-RO"/>
-        </w:rPr>
-        <w:t>39</w:t>
-      </w:r>
-    </w:p>
-    <w:p>
-      <w:pPr>
-        <w:pStyle w:val="TableofFigures"/>
-        <w:tabs>
-          <w:tab w:val="right" w:leader="dot" w:pos="9017"/>
-        </w:tabs>
-        <w:ind w:left="0" w:firstLine="0"/>
-        <w:rPr>
-          <w:rFonts w:ascii="Times New Roman" w:eastAsia="Times New Roman" w:hAnsi="Times New Roman" w:cs="Times New Roman"/>
-          <w:smallCaps w:val="0"/>
-          <w:noProof/>
-          <w:sz w:val="22"/>
-          <w:szCs w:val="22"/>
-        </w:rPr>
-      </w:pPr>
-      <w:hyperlink w:anchor="_Toc309893909" w:history="1">
-        <w:r>
-          <w:rPr>
-            <w:rStyle w:val="Hyperlink"/>
-            <w:rFonts w:ascii="Times New Roman" w:hAnsi="Times New Roman"/>
-            <w:noProof/>
-            <w:lang w:val="ro-RO"/>
-          </w:rPr>
-          <w:t>Figur</w:t>
-        </w:r>
-        <w:r>
-          <w:rPr>
-            <w:rStyle w:val="Hyperlink"/>
-            <w:rFonts w:ascii="Times New Roman" w:hAnsi="Times New Roman"/>
-            <w:noProof/>
-            <w:lang w:val="ro-RO"/>
-          </w:rPr>
-          <w:t>e 4-10</w:t>
-        </w:r>
-        <w:r>
-          <w:rPr>
-            <w:rFonts w:ascii="Times New Roman" w:hAnsi="Times New Roman" w:cs="Times New Roman"/>
-            <w:i/>
-            <w:szCs w:val="22"/>
-          </w:rPr>
-          <w:t xml:space="preserve"> Booking functionality</w:t>
-        </w:r>
-        <w:r>
-          <w:rPr>
-            <w:rFonts w:ascii="Times New Roman" w:hAnsi="Times New Roman" w:cs="Times New Roman"/>
-            <w:noProof/>
-            <w:webHidden/>
-            <w:lang w:val="ro-RO"/>
-          </w:rPr>
-          <w:tab/>
-        </w:r>
-      </w:hyperlink>
-      <w:r>
-        <w:rPr>
-          <w:rFonts w:ascii="Times New Roman" w:hAnsi="Times New Roman" w:cs="Times New Roman"/>
-          <w:noProof/>
-          <w:lang w:val="ro-RO"/>
-        </w:rPr>
-        <w:t>40</w:t>
-      </w:r>
-    </w:p>
-    <w:p>
-      <w:pPr>
-        <w:pStyle w:val="TableofFigures"/>
-        <w:tabs>
-          <w:tab w:val="right" w:leader="dot" w:pos="9017"/>
-        </w:tabs>
-        <w:ind w:left="0" w:firstLine="0"/>
-        <w:rPr>
-          <w:rFonts w:ascii="Times New Roman" w:eastAsia="Times New Roman" w:hAnsi="Times New Roman" w:cs="Times New Roman"/>
-          <w:smallCaps w:val="0"/>
-          <w:noProof/>
-          <w:sz w:val="22"/>
-          <w:szCs w:val="22"/>
-        </w:rPr>
-      </w:pPr>
-      <w:hyperlink w:anchor="_Toc309893909" w:history="1">
-        <w:r>
-          <w:rPr>
-            <w:rStyle w:val="Hyperlink"/>
-            <w:rFonts w:ascii="Times New Roman" w:hAnsi="Times New Roman"/>
-            <w:noProof/>
-            <w:lang w:val="ro-RO"/>
-          </w:rPr>
-          <w:t>Figur</w:t>
-        </w:r>
-        <w:r>
-          <w:rPr>
-            <w:rStyle w:val="Hyperlink"/>
-            <w:rFonts w:ascii="Times New Roman" w:hAnsi="Times New Roman"/>
-            <w:noProof/>
-            <w:lang w:val="ro-RO"/>
-          </w:rPr>
-          <w:t>e 4-11</w:t>
-        </w:r>
-        <w:r>
-          <w:rPr>
-            <w:rFonts w:ascii="Times New Roman" w:hAnsi="Times New Roman" w:cs="Times New Roman"/>
-            <w:i/>
-            <w:szCs w:val="22"/>
-          </w:rPr>
-          <w:t xml:space="preserve"> Ticket types selection</w:t>
-        </w:r>
-        <w:r>
-          <w:rPr>
-            <w:rFonts w:ascii="Times New Roman" w:hAnsi="Times New Roman" w:cs="Times New Roman"/>
-            <w:noProof/>
-            <w:webHidden/>
-            <w:lang w:val="ro-RO"/>
-          </w:rPr>
-          <w:tab/>
-        </w:r>
-      </w:hyperlink>
-      <w:r>
-        <w:rPr>
-          <w:rFonts w:ascii="Times New Roman" w:hAnsi="Times New Roman" w:cs="Times New Roman"/>
-          <w:noProof/>
-          <w:lang w:val="ro-RO"/>
-        </w:rPr>
-        <w:t>41</w:t>
-      </w:r>
-    </w:p>
-    <w:p>
-      <w:pPr>
-        <w:pStyle w:val="TableofFigures"/>
-        <w:tabs>
-          <w:tab w:val="right" w:leader="dot" w:pos="9017"/>
-        </w:tabs>
-        <w:ind w:left="0" w:firstLine="0"/>
-        <w:rPr>
-          <w:rFonts w:ascii="Times New Roman" w:eastAsia="Times New Roman" w:hAnsi="Times New Roman" w:cs="Times New Roman"/>
-          <w:smallCaps w:val="0"/>
-          <w:noProof/>
-          <w:sz w:val="22"/>
-          <w:szCs w:val="22"/>
-        </w:rPr>
-      </w:pPr>
-      <w:hyperlink w:anchor="_Toc309893909" w:history="1">
-        <w:r>
-          <w:rPr>
-            <w:rStyle w:val="Hyperlink"/>
-            <w:rFonts w:ascii="Times New Roman" w:hAnsi="Times New Roman"/>
-            <w:noProof/>
-            <w:lang w:val="ro-RO"/>
-          </w:rPr>
-          <w:t>Figur</w:t>
-        </w:r>
-        <w:r>
-          <w:rPr>
-            <w:rStyle w:val="Hyperlink"/>
-            <w:rFonts w:ascii="Times New Roman" w:hAnsi="Times New Roman"/>
-            <w:noProof/>
-            <w:lang w:val="ro-RO"/>
-          </w:rPr>
-          <w:t>e 4-12</w:t>
-        </w:r>
-        <w:r>
-          <w:rPr>
-            <w:rFonts w:ascii="Times New Roman" w:hAnsi="Times New Roman" w:cs="Times New Roman"/>
-            <w:i/>
-            <w:szCs w:val="22"/>
-          </w:rPr>
-          <w:t xml:space="preserve"> Administrator menu</w:t>
-        </w:r>
-        <w:r>
-          <w:rPr>
-            <w:rFonts w:ascii="Times New Roman" w:hAnsi="Times New Roman" w:cs="Times New Roman"/>
-            <w:noProof/>
-            <w:webHidden/>
-            <w:lang w:val="ro-RO"/>
-          </w:rPr>
-          <w:tab/>
-        </w:r>
-      </w:hyperlink>
-      <w:r>
-        <w:rPr>
-          <w:rFonts w:ascii="Times New Roman" w:hAnsi="Times New Roman" w:cs="Times New Roman"/>
-          <w:noProof/>
-          <w:lang w:val="ro-RO"/>
-        </w:rPr>
-        <w:t>41</w:t>
-      </w:r>
-    </w:p>
-    <w:p>
-      <w:pPr>
-        <w:pStyle w:val="TableofFigures"/>
-        <w:tabs>
-          <w:tab w:val="right" w:leader="dot" w:pos="9017"/>
-        </w:tabs>
-        <w:ind w:left="0" w:firstLine="0"/>
-        <w:rPr>
-          <w:rFonts w:ascii="Times New Roman" w:eastAsia="Times New Roman" w:hAnsi="Times New Roman" w:cs="Times New Roman"/>
-          <w:smallCaps w:val="0"/>
-          <w:noProof/>
-          <w:sz w:val="22"/>
-          <w:szCs w:val="22"/>
-        </w:rPr>
-      </w:pPr>
-      <w:hyperlink w:anchor="_Toc309893909" w:history="1">
-        <w:r>
-          <w:rPr>
-            <w:rStyle w:val="Hyperlink"/>
-            <w:rFonts w:ascii="Times New Roman" w:hAnsi="Times New Roman"/>
-            <w:noProof/>
-            <w:lang w:val="ro-RO"/>
-          </w:rPr>
-          <w:t>Figur</w:t>
-        </w:r>
-        <w:r>
-          <w:rPr>
-            <w:rStyle w:val="Hyperlink"/>
-            <w:rFonts w:ascii="Times New Roman" w:hAnsi="Times New Roman"/>
-            <w:noProof/>
-            <w:lang w:val="ro-RO"/>
-          </w:rPr>
-          <w:t>e 4-13</w:t>
-        </w:r>
-        <w:r>
-          <w:rPr>
-            <w:rFonts w:ascii="Times New Roman" w:hAnsi="Times New Roman" w:cs="Times New Roman"/>
-            <w:i/>
-            <w:szCs w:val="22"/>
-          </w:rPr>
-          <w:t xml:space="preserve"> Insert tool part I</w:t>
-        </w:r>
-        <w:r>
-          <w:rPr>
-            <w:rFonts w:ascii="Times New Roman" w:hAnsi="Times New Roman" w:cs="Times New Roman"/>
-            <w:noProof/>
-            <w:webHidden/>
-            <w:lang w:val="ro-RO"/>
-          </w:rPr>
-          <w:tab/>
-        </w:r>
-      </w:hyperlink>
-      <w:r>
-        <w:rPr>
-          <w:rFonts w:ascii="Times New Roman" w:hAnsi="Times New Roman" w:cs="Times New Roman"/>
-          <w:noProof/>
-          <w:lang w:val="ro-RO"/>
-        </w:rPr>
-        <w:t>42</w:t>
-      </w:r>
-    </w:p>
-    <w:p>
-      <w:pPr>
-        <w:pStyle w:val="TableofFigures"/>
-        <w:tabs>
-          <w:tab w:val="right" w:leader="dot" w:pos="9017"/>
-        </w:tabs>
-        <w:ind w:left="0" w:firstLine="0"/>
-        <w:rPr>
-          <w:rFonts w:ascii="Times New Roman" w:eastAsia="Times New Roman" w:hAnsi="Times New Roman" w:cs="Times New Roman"/>
-          <w:smallCaps w:val="0"/>
-          <w:noProof/>
-          <w:sz w:val="22"/>
-          <w:szCs w:val="22"/>
-        </w:rPr>
-      </w:pPr>
-      <w:hyperlink w:anchor="_Toc309893909" w:history="1">
-        <w:r>
-          <w:rPr>
-            <w:rStyle w:val="Hyperlink"/>
-            <w:rFonts w:ascii="Times New Roman" w:hAnsi="Times New Roman"/>
-            <w:noProof/>
-            <w:lang w:val="ro-RO"/>
-          </w:rPr>
-          <w:t>Figur</w:t>
-        </w:r>
-        <w:r>
-          <w:rPr>
-            <w:rStyle w:val="Hyperlink"/>
-            <w:rFonts w:ascii="Times New Roman" w:hAnsi="Times New Roman"/>
-            <w:noProof/>
-            <w:lang w:val="ro-RO"/>
-          </w:rPr>
-          <w:t>e 4-14</w:t>
-        </w:r>
-        <w:r>
-          <w:rPr>
-            <w:rFonts w:ascii="Times New Roman" w:hAnsi="Times New Roman" w:cs="Times New Roman"/>
-            <w:i/>
-            <w:szCs w:val="22"/>
-          </w:rPr>
-          <w:t xml:space="preserve"> Insert tool part II</w:t>
-        </w:r>
-        <w:r>
-          <w:rPr>
-            <w:rFonts w:ascii="Times New Roman" w:hAnsi="Times New Roman" w:cs="Times New Roman"/>
-            <w:noProof/>
-            <w:webHidden/>
-            <w:lang w:val="ro-RO"/>
-          </w:rPr>
-          <w:tab/>
-        </w:r>
-      </w:hyperlink>
-      <w:r>
-        <w:rPr>
-          <w:rFonts w:ascii="Times New Roman" w:hAnsi="Times New Roman" w:cs="Times New Roman"/>
-          <w:noProof/>
-          <w:lang w:val="ro-RO"/>
-        </w:rPr>
-        <w:t>43</w:t>
-      </w:r>
-    </w:p>
-    <w:p>
-      <w:pPr>
-        <w:pStyle w:val="TableofFigures"/>
-        <w:tabs>
-          <w:tab w:val="right" w:leader="dot" w:pos="9017"/>
-        </w:tabs>
-        <w:ind w:left="0" w:firstLine="0"/>
-        <w:rPr>
-          <w:rFonts w:ascii="Times New Roman" w:eastAsia="Times New Roman" w:hAnsi="Times New Roman" w:cs="Times New Roman"/>
-          <w:smallCaps w:val="0"/>
-          <w:noProof/>
-          <w:sz w:val="22"/>
-          <w:szCs w:val="22"/>
-        </w:rPr>
-      </w:pPr>
-      <w:hyperlink w:anchor="_Toc309893909" w:history="1">
-        <w:r>
-          <w:rPr>
-            <w:rStyle w:val="Hyperlink"/>
-            <w:rFonts w:ascii="Times New Roman" w:hAnsi="Times New Roman"/>
-            <w:noProof/>
-            <w:lang w:val="ro-RO"/>
-          </w:rPr>
-          <w:t>Figur</w:t>
-        </w:r>
-        <w:r>
-          <w:rPr>
-            <w:rStyle w:val="Hyperlink"/>
-            <w:rFonts w:ascii="Times New Roman" w:hAnsi="Times New Roman"/>
-            <w:noProof/>
-            <w:lang w:val="ro-RO"/>
-          </w:rPr>
-          <w:t>e 4-15</w:t>
-        </w:r>
-        <w:r>
-          <w:rPr>
-            <w:rFonts w:ascii="Times New Roman" w:hAnsi="Times New Roman" w:cs="Times New Roman"/>
-            <w:i/>
-            <w:szCs w:val="22"/>
-          </w:rPr>
-          <w:t xml:space="preserve"> Edit movie pop-up</w:t>
-        </w:r>
-        <w:r>
-          <w:rPr>
-            <w:rFonts w:ascii="Times New Roman" w:hAnsi="Times New Roman" w:cs="Times New Roman"/>
-            <w:noProof/>
-            <w:webHidden/>
-            <w:lang w:val="ro-RO"/>
-          </w:rPr>
-          <w:tab/>
-        </w:r>
-      </w:hyperlink>
-      <w:r>
-        <w:rPr>
-          <w:rFonts w:ascii="Times New Roman" w:hAnsi="Times New Roman" w:cs="Times New Roman"/>
-          <w:noProof/>
-          <w:lang w:val="ro-RO"/>
-        </w:rPr>
-        <w:t>44</w:t>
-      </w:r>
-    </w:p>
-    <w:p>
-      <w:pPr>
-        <w:pStyle w:val="TableofFigures"/>
-        <w:tabs>
-          <w:tab w:val="right" w:leader="dot" w:pos="9017"/>
-        </w:tabs>
-        <w:ind w:left="0" w:firstLine="0"/>
-        <w:rPr>
-          <w:rFonts w:ascii="Times New Roman" w:hAnsi="Times New Roman" w:cs="Times New Roman"/>
-          <w:noProof/>
-          <w:lang w:val="ro-RO"/>
-        </w:rPr>
-      </w:pPr>
-      <w:hyperlink w:anchor="_Toc309893909" w:history="1">
-        <w:r>
-          <w:rPr>
-            <w:rStyle w:val="Hyperlink"/>
-            <w:rFonts w:ascii="Times New Roman" w:hAnsi="Times New Roman"/>
-            <w:noProof/>
-            <w:lang w:val="ro-RO"/>
-          </w:rPr>
-          <w:t>Figur</w:t>
-        </w:r>
-        <w:r>
-          <w:rPr>
-            <w:rStyle w:val="Hyperlink"/>
-            <w:rFonts w:ascii="Times New Roman" w:hAnsi="Times New Roman"/>
-            <w:noProof/>
-            <w:lang w:val="ro-RO"/>
-          </w:rPr>
-          <w:t>e 4-16</w:t>
-        </w:r>
-        <w:r>
-          <w:rPr>
-            <w:rFonts w:ascii="Times New Roman" w:hAnsi="Times New Roman" w:cs="Times New Roman"/>
-            <w:i/>
-            <w:szCs w:val="22"/>
-          </w:rPr>
-          <w:t xml:space="preserve"> Bar chart movie ratings</w:t>
-        </w:r>
-        <w:r>
-          <w:rPr>
-            <w:rFonts w:ascii="Times New Roman" w:hAnsi="Times New Roman" w:cs="Times New Roman"/>
-            <w:noProof/>
-            <w:webHidden/>
-            <w:lang w:val="ro-RO"/>
-          </w:rPr>
-          <w:tab/>
-        </w:r>
-      </w:hyperlink>
-      <w:r>
-        <w:rPr>
-          <w:rFonts w:ascii="Times New Roman" w:hAnsi="Times New Roman" w:cs="Times New Roman"/>
-          <w:noProof/>
-          <w:lang w:val="ro-RO"/>
-        </w:rPr>
-        <w:t>44</w:t>
-      </w:r>
-    </w:p>
-    <w:p>
-      <w:pPr>
-        <w:pStyle w:val="TableofFigures"/>
-        <w:tabs>
-          <w:tab w:val="right" w:leader="dot" w:pos="9017"/>
-        </w:tabs>
-        <w:ind w:left="0" w:firstLine="0"/>
-        <w:rPr>
-          <w:rFonts w:ascii="Times New Roman" w:eastAsia="Times New Roman" w:hAnsi="Times New Roman" w:cs="Times New Roman"/>
-          <w:smallCaps w:val="0"/>
-          <w:noProof/>
-          <w:sz w:val="22"/>
-          <w:szCs w:val="22"/>
-        </w:rPr>
-      </w:pPr>
-      <w:hyperlink w:anchor="_Toc309893909" w:history="1">
-        <w:r>
-          <w:rPr>
-            <w:rStyle w:val="Hyperlink"/>
-            <w:rFonts w:ascii="Times New Roman" w:hAnsi="Times New Roman"/>
-            <w:noProof/>
-            <w:lang w:val="ro-RO"/>
-          </w:rPr>
-          <w:t>Figur</w:t>
-        </w:r>
-        <w:r>
-          <w:rPr>
-            <w:rStyle w:val="Hyperlink"/>
-            <w:rFonts w:ascii="Times New Roman" w:hAnsi="Times New Roman"/>
-            <w:noProof/>
-            <w:lang w:val="ro-RO"/>
-          </w:rPr>
-          <w:t>e 4-17</w:t>
-        </w:r>
-        <w:r>
-          <w:rPr>
-            <w:rFonts w:ascii="Times New Roman" w:hAnsi="Times New Roman" w:cs="Times New Roman"/>
-            <w:i/>
-            <w:szCs w:val="22"/>
-          </w:rPr>
-          <w:t xml:space="preserve"> Pie chart movie categories</w:t>
+          <w:t xml:space="preserve"> Ai prediction results page</w:t>
         </w:r>
         <w:r>
           <w:rPr>
@@ -17459,16 +16571,22 @@
     </w:p>
     <w:p>
       <w:pPr>
+        <w:pStyle w:val="NormalWeb"/>
+        <w:spacing w:line="360" w:lineRule="auto"/>
+        <w:rPr>
+          <w:sz w:val="20"/>
+        </w:rPr>
+      </w:pPr>
+    </w:p>
+    <w:p>
+      <w:pPr>
         <w:pStyle w:val="Heading1"/>
       </w:pPr>
       <w:r>
-        <w:t>The system of cinema booking</w:t>
-      </w:r>
-      <w:r>
-        <w:t>s</w:t>
-      </w:r>
-      <w:r>
-        <w:t xml:space="preserve"> and recommendations</w:t>
+        <w:t xml:space="preserve">The </w:t>
+      </w:r>
+      <w:r>
+        <w:t>AIRFARE PRICE PREDICTION SYSTEM</w:t>
       </w:r>
     </w:p>
     <w:p>
@@ -17989,47 +17107,43 @@
     <w:p>
       <w:pPr>
         <w:jc w:val="both"/>
-        <w:rPr>
-          <w:b/>
-        </w:rPr>
-      </w:pPr>
-      <w:r>
-        <w:rPr>
-          <w:b/>
-        </w:rPr>
-        <w:t>Evaluation Metrics for Regression</w:t>
-      </w:r>
-    </w:p>
-    <w:p>
-      <w:pPr>
-        <w:jc w:val="both"/>
-      </w:pPr>
-      <w:r>
-        <w:t>The performance of the regression models was evaluated using two complementary metrics: Mean Absolute Error (MAE) and the coefficient of determination (R²).</w:t>
-      </w:r>
-    </w:p>
-    <w:p>
-      <w:pPr>
-        <w:jc w:val="both"/>
-      </w:pPr>
-      <w:r>
-        <w:t>Mean Absolute Error (MAE) measures the average magnitude of the difference between predicted and actual values, without accounting for the direction of the error. It is defined as:</w:t>
-      </w:r>
-    </w:p>
-    <w:p>
-      <w:pPr>
-        <w:jc w:val="both"/>
-      </w:pPr>
-      <w:r>
-        <w:rPr>
-          <w:noProof/>
-          <w:lang w:val="ro-RO" w:eastAsia="ro-RO"/>
-        </w:rPr>
+      </w:pPr>
+      <w:r>
+        <w:t>To select the most suitable algorithms for each task, multiple candidate models were evaluated and compared based on their predictive performance. Following this analysis, two algorithms were chosen as the best-performing solutions: Random Forest for the regression task and Gradient Boosting for the classification task.</w:t>
+      </w:r>
+    </w:p>
+    <w:p>
+      <w:pPr>
+        <w:jc w:val="both"/>
+      </w:pPr>
+      <w:r>
+        <w:t>Random Forest Regression is an ensemble learning method that constructs a large number of decision trees during training and outputs the average predict</w:t>
+      </w:r>
+      <w:r>
+        <w:t>ion of all individual trees</w:t>
+      </w:r>
+      <w:r>
+        <w:t xml:space="preserve">. This approach reduces </w:t>
+      </w:r>
+      <w:proofErr w:type="spellStart"/>
+      <w:r>
+        <w:t>overfitting</w:t>
+      </w:r>
+      <w:proofErr w:type="spellEnd"/>
+      <w:r>
+        <w:t xml:space="preserve"> and improves generalization, making it well-suited for capturing complex, non-linear relationships between flight attributes and ticket prices [21].</w:t>
+      </w:r>
+    </w:p>
+    <w:p>
+      <w:pPr>
+        <w:jc w:val="center"/>
+      </w:pPr>
+      <w:r>
         <w:drawing>
-          <wp:inline distT="0" distB="0" distL="0" distR="0" wp14:anchorId="0CA2D9BE" wp14:editId="0E9DAA1F">
-            <wp:extent cx="1722269" cy="548688"/>
-            <wp:effectExtent l="0" t="0" r="0" b="3810"/>
-            <wp:docPr id="43" name="Picture 43"/>
+          <wp:inline distT="0" distB="0" distL="0" distR="0" wp14:anchorId="2591E7C9" wp14:editId="69600FDA">
+            <wp:extent cx="4770533" cy="3513124"/>
+            <wp:effectExtent l="0" t="0" r="0" b="0"/>
+            <wp:docPr id="17" name="Picture 17"/>
             <wp:cNvGraphicFramePr>
               <a:graphicFrameLocks xmlns:a="http://schemas.openxmlformats.org/drawingml/2006/main" noChangeAspect="1"/>
             </wp:cNvGraphicFramePr>
@@ -18049,7 +17163,7 @@
                   <pic:spPr>
                     <a:xfrm>
                       <a:off x="0" y="0"/>
-                      <a:ext cx="1722269" cy="548688"/>
+                      <a:ext cx="4770533" cy="3513124"/>
                     </a:xfrm>
                     <a:prstGeom prst="rect">
                       <a:avLst/>
@@ -18061,48 +17175,126 @@
           </wp:inline>
         </w:drawing>
       </w:r>
-      <w:proofErr w:type="gramStart"/>
-      <w:r>
-        <w:t>,</w:t>
-      </w:r>
-      <w:r>
-        <w:t>where</w:t>
-      </w:r>
-      <w:proofErr w:type="gramEnd"/>
-      <w:r>
-        <w:t xml:space="preserve"> yᵢ represents the actual value for observation </w:t>
-      </w:r>
-      <w:proofErr w:type="spellStart"/>
-      <w:r>
-        <w:t>i</w:t>
-      </w:r>
-      <w:proofErr w:type="spellEnd"/>
-      <w:r>
-        <w:t>, ŷᵢ represents the corresponding predicted value, and n is the total number of observations [3]. MAE is expressed in the same units as the target variable, which makes it straightforward to interpret. Lower MAE values indicate better predictive performance [3].</w:t>
-      </w:r>
-    </w:p>
-    <w:p>
-      <w:pPr>
-        <w:jc w:val="both"/>
-      </w:pPr>
-      <w:r>
-        <w:t>The coefficient of determination (R²) measures the proportion of variance in the target variable that is explained by the regression model. It is defined as:</w:t>
-      </w:r>
-    </w:p>
-    <w:p>
-      <w:pPr>
-        <w:jc w:val="both"/>
-      </w:pPr>
-      <w:r>
-        <w:rPr>
+    </w:p>
+    <w:p>
+      <w:pPr>
+        <w:pStyle w:val="Caption"/>
+        <w:ind w:left="720"/>
+        <w:jc w:val="center"/>
+        <w:rPr>
+          <w:b w:val="0"/>
+          <w:i/>
+          <w:sz w:val="22"/>
+        </w:rPr>
+      </w:pPr>
+      <w:r>
+        <w:rPr>
+          <w:b w:val="0"/>
+          <w:i/>
+          <w:sz w:val="22"/>
+        </w:rPr>
+        <w:t xml:space="preserve">Figure </w:t>
+      </w:r>
+      <w:r>
+        <w:rPr>
+          <w:b w:val="0"/>
+          <w:i/>
+          <w:sz w:val="22"/>
+        </w:rPr>
+        <w:fldChar w:fldCharType="begin"/>
+      </w:r>
+      <w:r>
+        <w:rPr>
+          <w:b w:val="0"/>
+          <w:i/>
+          <w:sz w:val="22"/>
+        </w:rPr>
+        <w:instrText xml:space="preserve"> STYLEREF 1 \s </w:instrText>
+      </w:r>
+      <w:r>
+        <w:rPr>
+          <w:b w:val="0"/>
+          <w:i/>
+          <w:sz w:val="22"/>
+        </w:rPr>
+        <w:fldChar w:fldCharType="separate"/>
+      </w:r>
+      <w:r>
+        <w:rPr>
+          <w:b w:val="0"/>
+          <w:i/>
           <w:noProof/>
-          <w:lang w:val="ro-RO" w:eastAsia="ro-RO"/>
-        </w:rPr>
+          <w:sz w:val="22"/>
+        </w:rPr>
+        <w:t>3</w:t>
+      </w:r>
+      <w:r>
+        <w:rPr>
+          <w:b w:val="0"/>
+          <w:i/>
+          <w:noProof/>
+          <w:sz w:val="22"/>
+        </w:rPr>
+        <w:fldChar w:fldCharType="end"/>
+      </w:r>
+      <w:r>
+        <w:rPr>
+          <w:b w:val="0"/>
+          <w:i/>
+          <w:sz w:val="22"/>
+        </w:rPr>
+        <w:noBreakHyphen/>
+        <w:t>2</w:t>
+      </w:r>
+      <w:r>
+        <w:rPr>
+          <w:b w:val="0"/>
+          <w:i/>
+          <w:sz w:val="22"/>
+        </w:rPr>
+        <w:t>:</w:t>
+      </w:r>
+      <w:r>
+        <w:rPr>
+          <w:b w:val="0"/>
+          <w:i/>
+          <w:sz w:val="22"/>
+        </w:rPr>
+        <w:t xml:space="preserve"> </w:t>
+      </w:r>
+      <w:r>
+        <w:rPr>
+          <w:b w:val="0"/>
+          <w:i/>
+          <w:sz w:val="22"/>
+        </w:rPr>
+        <w:t>Random Forest regression algorithm</w:t>
+      </w:r>
+    </w:p>
+    <w:p>
+      <w:pPr>
+        <w:jc w:val="both"/>
+      </w:pPr>
+      <w:r>
+        <w:t>Gradient Boosting Classification is also an ensemble technique, but unlike Random Forest, it builds trees sequentially, where each new tree attempts to correct the erro</w:t>
+      </w:r>
+      <w:r>
+        <w:t>rs made by the previous one</w:t>
+      </w:r>
+      <w:r>
+        <w:t>. This iterative process results in a strong predictive model that is particularly effective in distinguishing between classes in structured, tabular data — such as determining whether a given ticket price represents a buying opportunity [22].</w:t>
+      </w:r>
+    </w:p>
+    <w:p>
+      <w:pPr>
+        <w:jc w:val="center"/>
+      </w:pPr>
+      <w:r>
         <w:drawing>
-          <wp:inline distT="0" distB="0" distL="0" distR="0" wp14:anchorId="12F6579B" wp14:editId="3A7717AD">
-            <wp:extent cx="1859441" cy="579170"/>
+          <wp:inline distT="0" distB="0" distL="0" distR="0" wp14:anchorId="735F2EC8" wp14:editId="1094FB36">
+            <wp:extent cx="5364945" cy="3398815"/>
             <wp:effectExtent l="0" t="0" r="7620" b="0"/>
-            <wp:docPr id="44" name="Picture 44"/>
+            <wp:docPr id="15" name="Picture 15"/>
             <wp:cNvGraphicFramePr>
               <a:graphicFrameLocks xmlns:a="http://schemas.openxmlformats.org/drawingml/2006/main" noChangeAspect="1"/>
             </wp:cNvGraphicFramePr>
@@ -18122,6 +17314,258 @@
                   <pic:spPr>
                     <a:xfrm>
                       <a:off x="0" y="0"/>
+                      <a:ext cx="5364945" cy="3398815"/>
+                    </a:xfrm>
+                    <a:prstGeom prst="rect">
+                      <a:avLst/>
+                    </a:prstGeom>
+                  </pic:spPr>
+                </pic:pic>
+              </a:graphicData>
+            </a:graphic>
+          </wp:inline>
+        </w:drawing>
+      </w:r>
+    </w:p>
+    <w:p>
+      <w:pPr>
+        <w:pStyle w:val="Caption"/>
+        <w:ind w:left="720"/>
+        <w:jc w:val="center"/>
+        <w:rPr>
+          <w:b w:val="0"/>
+          <w:i/>
+          <w:sz w:val="24"/>
+        </w:rPr>
+      </w:pPr>
+      <w:r>
+        <w:rPr>
+          <w:b w:val="0"/>
+          <w:i/>
+          <w:sz w:val="22"/>
+        </w:rPr>
+        <w:t xml:space="preserve">Figure </w:t>
+      </w:r>
+      <w:r>
+        <w:rPr>
+          <w:b w:val="0"/>
+          <w:i/>
+          <w:sz w:val="22"/>
+        </w:rPr>
+        <w:fldChar w:fldCharType="begin"/>
+      </w:r>
+      <w:r>
+        <w:rPr>
+          <w:b w:val="0"/>
+          <w:i/>
+          <w:sz w:val="22"/>
+        </w:rPr>
+        <w:instrText xml:space="preserve"> STYLEREF 1 \s </w:instrText>
+      </w:r>
+      <w:r>
+        <w:rPr>
+          <w:b w:val="0"/>
+          <w:i/>
+          <w:sz w:val="22"/>
+        </w:rPr>
+        <w:fldChar w:fldCharType="separate"/>
+      </w:r>
+      <w:r>
+        <w:rPr>
+          <w:b w:val="0"/>
+          <w:i/>
+          <w:noProof/>
+          <w:sz w:val="22"/>
+        </w:rPr>
+        <w:t>3</w:t>
+      </w:r>
+      <w:r>
+        <w:rPr>
+          <w:b w:val="0"/>
+          <w:i/>
+          <w:noProof/>
+          <w:sz w:val="22"/>
+        </w:rPr>
+        <w:fldChar w:fldCharType="end"/>
+      </w:r>
+      <w:r>
+        <w:rPr>
+          <w:b w:val="0"/>
+          <w:i/>
+          <w:sz w:val="22"/>
+        </w:rPr>
+        <w:noBreakHyphen/>
+        <w:t>3</w:t>
+      </w:r>
+      <w:r>
+        <w:rPr>
+          <w:b w:val="0"/>
+          <w:i/>
+          <w:sz w:val="22"/>
+        </w:rPr>
+        <w:t>:</w:t>
+      </w:r>
+      <w:r>
+        <w:rPr>
+          <w:b w:val="0"/>
+          <w:i/>
+          <w:sz w:val="22"/>
+        </w:rPr>
+        <w:t xml:space="preserve"> </w:t>
+      </w:r>
+      <w:r>
+        <w:rPr>
+          <w:b w:val="0"/>
+          <w:i/>
+          <w:sz w:val="22"/>
+        </w:rPr>
+        <w:t>Gradient Boosting Classification</w:t>
+      </w:r>
+    </w:p>
+    <w:p>
+      <w:pPr>
+        <w:jc w:val="both"/>
+      </w:pPr>
+      <w:r>
+        <w:t>The detailed results of the model evaluation and the performance metrics used to justify these selections are presented in the following sections.</w:t>
+      </w:r>
+    </w:p>
+    <w:p>
+      <w:pPr>
+        <w:jc w:val="both"/>
+        <w:rPr>
+          <w:b/>
+        </w:rPr>
+      </w:pPr>
+      <w:r>
+        <w:rPr>
+          <w:b/>
+        </w:rPr>
+        <w:t>Evaluation Metrics for Regression</w:t>
+      </w:r>
+    </w:p>
+    <w:p>
+      <w:pPr>
+        <w:jc w:val="both"/>
+      </w:pPr>
+      <w:r>
+        <w:t>The performance of the regression models was evaluated using two complementary metrics: Mean Absolute Error (MAE) and the coefficient of determination (R²).</w:t>
+      </w:r>
+    </w:p>
+    <w:p>
+      <w:pPr>
+        <w:jc w:val="both"/>
+      </w:pPr>
+      <w:r>
+        <w:t>Mean Absolute Error (MAE) measures the average magnitude of the difference between predicted and actual values, without accounting for the direction of the error. It is defined as:</w:t>
+      </w:r>
+    </w:p>
+    <w:p>
+      <w:pPr>
+        <w:jc w:val="both"/>
+      </w:pPr>
+      <w:r>
+        <w:rPr>
+          <w:noProof/>
+          <w:lang w:val="ro-RO" w:eastAsia="ro-RO"/>
+        </w:rPr>
+        <w:drawing>
+          <wp:inline distT="0" distB="0" distL="0" distR="0" wp14:anchorId="0CA2D9BE" wp14:editId="0E9DAA1F">
+            <wp:extent cx="1722269" cy="548688"/>
+            <wp:effectExtent l="0" t="0" r="0" b="3810"/>
+            <wp:docPr id="43" name="Picture 43"/>
+            <wp:cNvGraphicFramePr>
+              <a:graphicFrameLocks xmlns:a="http://schemas.openxmlformats.org/drawingml/2006/main" noChangeAspect="1"/>
+            </wp:cNvGraphicFramePr>
+            <a:graphic xmlns:a="http://schemas.openxmlformats.org/drawingml/2006/main">
+              <a:graphicData uri="http://schemas.openxmlformats.org/drawingml/2006/picture">
+                <pic:pic xmlns:pic="http://schemas.openxmlformats.org/drawingml/2006/picture">
+                  <pic:nvPicPr>
+                    <pic:cNvPr id="1" name=""/>
+                    <pic:cNvPicPr/>
+                  </pic:nvPicPr>
+                  <pic:blipFill>
+                    <a:blip r:embed="rId23"/>
+                    <a:stretch>
+                      <a:fillRect/>
+                    </a:stretch>
+                  </pic:blipFill>
+                  <pic:spPr>
+                    <a:xfrm>
+                      <a:off x="0" y="0"/>
+                      <a:ext cx="1722269" cy="548688"/>
+                    </a:xfrm>
+                    <a:prstGeom prst="rect">
+                      <a:avLst/>
+                    </a:prstGeom>
+                  </pic:spPr>
+                </pic:pic>
+              </a:graphicData>
+            </a:graphic>
+          </wp:inline>
+        </w:drawing>
+      </w:r>
+      <w:proofErr w:type="gramStart"/>
+      <w:r>
+        <w:t>,</w:t>
+      </w:r>
+      <w:r>
+        <w:t>where</w:t>
+      </w:r>
+      <w:proofErr w:type="gramEnd"/>
+      <w:r>
+        <w:t xml:space="preserve"> yᵢ represents the actual value for observation </w:t>
+      </w:r>
+      <w:proofErr w:type="spellStart"/>
+      <w:r>
+        <w:t>i</w:t>
+      </w:r>
+      <w:proofErr w:type="spellEnd"/>
+      <w:r>
+        <w:t>, ŷᵢ represents the corresponding predicted value, and n is the total number of observations [3]. MAE is expressed in the same units as the target variable, which makes it straightforward to interpret. Lower MAE values indicate better predictive performance [3].</w:t>
+      </w:r>
+    </w:p>
+    <w:p>
+      <w:pPr>
+        <w:jc w:val="both"/>
+      </w:pPr>
+      <w:r>
+        <w:t>The coefficient of determination (R²) measures the proportion of variance in the target variable that is explained by the regression model. It is defined as:</w:t>
+      </w:r>
+    </w:p>
+    <w:p>
+      <w:pPr>
+        <w:jc w:val="both"/>
+      </w:pPr>
+      <w:r>
+        <w:rPr>
+          <w:noProof/>
+          <w:lang w:val="ro-RO" w:eastAsia="ro-RO"/>
+        </w:rPr>
+        <w:drawing>
+          <wp:inline distT="0" distB="0" distL="0" distR="0" wp14:anchorId="12F6579B" wp14:editId="3A7717AD">
+            <wp:extent cx="1859441" cy="579170"/>
+            <wp:effectExtent l="0" t="0" r="7620" b="0"/>
+            <wp:docPr id="44" name="Picture 44"/>
+            <wp:cNvGraphicFramePr>
+              <a:graphicFrameLocks xmlns:a="http://schemas.openxmlformats.org/drawingml/2006/main" noChangeAspect="1"/>
+            </wp:cNvGraphicFramePr>
+            <a:graphic xmlns:a="http://schemas.openxmlformats.org/drawingml/2006/main">
+              <a:graphicData uri="http://schemas.openxmlformats.org/drawingml/2006/picture">
+                <pic:pic xmlns:pic="http://schemas.openxmlformats.org/drawingml/2006/picture">
+                  <pic:nvPicPr>
+                    <pic:cNvPr id="1" name=""/>
+                    <pic:cNvPicPr/>
+                  </pic:nvPicPr>
+                  <pic:blipFill>
+                    <a:blip r:embed="rId24"/>
+                    <a:stretch>
+                      <a:fillRect/>
+                    </a:stretch>
+                  </pic:blipFill>
+                  <pic:spPr>
+                    <a:xfrm>
+                      <a:off x="0" y="0"/>
                       <a:ext cx="1859441" cy="579170"/>
                     </a:xfrm>
                     <a:prstGeom prst="rect">
@@ -18250,16 +17694,35 @@
           <w:b/>
         </w:rPr>
       </w:pPr>
-      <w:r>
+    </w:p>
+    <w:p>
+      <w:pPr>
+        <w:jc w:val="both"/>
         <w:rPr>
           <w:b/>
         </w:rPr>
+      </w:pPr>
+    </w:p>
+    <w:p>
+      <w:pPr>
+        <w:jc w:val="both"/>
+        <w:rPr>
+          <w:b/>
+        </w:rPr>
+      </w:pPr>
+      <w:r>
+        <w:rPr>
+          <w:b/>
+        </w:rPr>
         <w:t>Interpretation of Results</w:t>
       </w:r>
     </w:p>
     <w:p>
       <w:pPr>
         <w:jc w:val="both"/>
+        <w:rPr>
+          <w:b/>
+        </w:rPr>
       </w:pPr>
       <w:r>
         <w:t>For the regression task, the Random Forest model achieved the lowest MAE and the highest R² score among all evaluated models, indicating the most accurate flight price predictions [16], [17]. For the classification task, although the Decision Tree achieved slightly higher accuracy, the Gradient Boosting classifier obtained the highest ROC-AUC score (0.954), demonstrating superior discriminative power and better generalization to unseen data [18]. Based on these results, Random Forest was selected as the final regression model and Gradient Boosting was chosen as the final classification model [15], [16], [18].</w:t>
@@ -19070,6 +18533,42 @@
           <w:sz w:val="20"/>
         </w:rPr>
       </w:pPr>
+    </w:p>
+    <w:p>
+      <w:pPr>
+        <w:jc w:val="center"/>
+        <w:rPr>
+          <w:b/>
+          <w:sz w:val="20"/>
+        </w:rPr>
+      </w:pPr>
+    </w:p>
+    <w:p>
+      <w:pPr>
+        <w:jc w:val="center"/>
+        <w:rPr>
+          <w:b/>
+          <w:sz w:val="20"/>
+        </w:rPr>
+      </w:pPr>
+    </w:p>
+    <w:p>
+      <w:pPr>
+        <w:jc w:val="center"/>
+        <w:rPr>
+          <w:b/>
+          <w:sz w:val="20"/>
+        </w:rPr>
+      </w:pPr>
+    </w:p>
+    <w:p>
+      <w:pPr>
+        <w:jc w:val="center"/>
+        <w:rPr>
+          <w:b/>
+          <w:sz w:val="20"/>
+        </w:rPr>
+      </w:pPr>
       <w:r>
         <w:rPr>
           <w:b/>
@@ -19296,7 +18795,7 @@
                     <pic:cNvPicPr/>
                   </pic:nvPicPr>
                   <pic:blipFill>
-                    <a:blip r:embed="rId23"/>
+                    <a:blip r:embed="rId25"/>
                     <a:stretch>
                       <a:fillRect/>
                     </a:stretch>
@@ -19316,107 +18815,64 @@
           </wp:inline>
         </w:drawing>
       </w:r>
-    </w:p>
-    <w:p>
-      <w:pPr>
-        <w:pStyle w:val="Caption"/>
-        <w:ind w:left="720"/>
-        <w:jc w:val="center"/>
-        <w:rPr>
-          <w:b w:val="0"/>
+      <w:r>
+        <w:rPr>
           <w:i/>
-          <w:sz w:val="22"/>
-        </w:rPr>
-      </w:pPr>
-      <w:r>
-        <w:rPr>
-          <w:b w:val="0"/>
+        </w:rPr>
+        <w:t xml:space="preserve">Figure </w:t>
+      </w:r>
+      <w:r>
+        <w:rPr>
           <w:i/>
-          <w:sz w:val="22"/>
-        </w:rPr>
-        <w:t xml:space="preserve">Figure </w:t>
-      </w:r>
-      <w:r>
-        <w:rPr>
-          <w:b w:val="0"/>
+        </w:rPr>
+        <w:fldChar w:fldCharType="begin"/>
+      </w:r>
+      <w:r>
+        <w:rPr>
           <w:i/>
-          <w:sz w:val="22"/>
-        </w:rPr>
-        <w:fldChar w:fldCharType="begin"/>
-      </w:r>
-      <w:r>
-        <w:rPr>
-          <w:b w:val="0"/>
+        </w:rPr>
+        <w:instrText xml:space="preserve"> STYLEREF 1 \s </w:instrText>
+      </w:r>
+      <w:r>
+        <w:rPr>
           <w:i/>
-          <w:sz w:val="22"/>
-        </w:rPr>
-        <w:instrText xml:space="preserve"> STYLEREF 1 \s </w:instrText>
-      </w:r>
-      <w:r>
-        <w:rPr>
-          <w:b w:val="0"/>
-          <w:i/>
-          <w:sz w:val="22"/>
         </w:rPr>
         <w:fldChar w:fldCharType="separate"/>
       </w:r>
       <w:r>
         <w:rPr>
-          <w:b w:val="0"/>
           <w:i/>
           <w:noProof/>
-          <w:sz w:val="22"/>
         </w:rPr>
         <w:t>3</w:t>
       </w:r>
       <w:r>
         <w:rPr>
-          <w:b w:val="0"/>
           <w:i/>
           <w:noProof/>
-          <w:sz w:val="22"/>
         </w:rPr>
         <w:fldChar w:fldCharType="end"/>
       </w:r>
       <w:r>
         <w:rPr>
-          <w:b w:val="0"/>
           <w:i/>
-          <w:sz w:val="22"/>
         </w:rPr>
         <w:noBreakHyphen/>
-        <w:t>2</w:t>
-      </w:r>
-      <w:r>
-        <w:rPr>
-          <w:b w:val="0"/>
+        <w:t>4</w:t>
+      </w:r>
+      <w:r>
+        <w:rPr>
           <w:i/>
-          <w:sz w:val="22"/>
-        </w:rPr>
-        <w:t>:</w:t>
-      </w:r>
-      <w:r>
-        <w:rPr>
-          <w:b w:val="0"/>
+        </w:rPr>
+        <w:t xml:space="preserve">: </w:t>
+      </w:r>
+      <w:r>
+        <w:rPr>
           <w:i/>
-          <w:sz w:val="22"/>
-        </w:rPr>
-        <w:t xml:space="preserve"> </w:t>
-      </w:r>
-      <w:r>
-        <w:rPr>
-          <w:b w:val="0"/>
-          <w:i/>
-          <w:sz w:val="22"/>
           <w:szCs w:val="22"/>
         </w:rPr>
         <w:t>Correlation Matrix</w:t>
       </w:r>
-    </w:p>
-    <w:p>
-      <w:pPr>
-        <w:jc w:val="both"/>
-      </w:pPr>
     </w:p>
     <w:p>
       <w:pPr>
@@ -19636,425 +19092,6 @@
             <wp:extent cx="5731510" cy="3959860"/>
             <wp:effectExtent l="0" t="0" r="2540" b="2540"/>
             <wp:docPr id="47" name="Picture 47"/>
-            <wp:cNvGraphicFramePr>
-              <a:graphicFrameLocks xmlns:a="http://schemas.openxmlformats.org/drawingml/2006/main" noChangeAspect="1"/>
-            </wp:cNvGraphicFramePr>
-            <a:graphic xmlns:a="http://schemas.openxmlformats.org/drawingml/2006/main">
-              <a:graphicData uri="http://schemas.openxmlformats.org/drawingml/2006/picture">
-                <pic:pic xmlns:pic="http://schemas.openxmlformats.org/drawingml/2006/picture">
-                  <pic:nvPicPr>
-                    <pic:cNvPr id="1" name=""/>
-                    <pic:cNvPicPr/>
-                  </pic:nvPicPr>
-                  <pic:blipFill>
-                    <a:blip r:embed="rId24"/>
-                    <a:stretch>
-                      <a:fillRect/>
-                    </a:stretch>
-                  </pic:blipFill>
-                  <pic:spPr>
-                    <a:xfrm>
-                      <a:off x="0" y="0"/>
-                      <a:ext cx="5731510" cy="3959860"/>
-                    </a:xfrm>
-                    <a:prstGeom prst="rect">
-                      <a:avLst/>
-                    </a:prstGeom>
-                  </pic:spPr>
-                </pic:pic>
-              </a:graphicData>
-            </a:graphic>
-          </wp:inline>
-        </w:drawing>
-      </w:r>
-    </w:p>
-    <w:p>
-      <w:pPr>
-        <w:pStyle w:val="Caption"/>
-        <w:ind w:left="720"/>
-        <w:jc w:val="center"/>
-        <w:rPr>
-          <w:b w:val="0"/>
-          <w:i/>
-          <w:sz w:val="22"/>
-        </w:rPr>
-      </w:pPr>
-      <w:r>
-        <w:rPr>
-          <w:b w:val="0"/>
-          <w:i/>
-          <w:sz w:val="22"/>
-        </w:rPr>
-        <w:t xml:space="preserve">Figure </w:t>
-      </w:r>
-      <w:r>
-        <w:rPr>
-          <w:b w:val="0"/>
-          <w:i/>
-          <w:sz w:val="22"/>
-        </w:rPr>
-        <w:fldChar w:fldCharType="begin"/>
-      </w:r>
-      <w:r>
-        <w:rPr>
-          <w:b w:val="0"/>
-          <w:i/>
-          <w:sz w:val="22"/>
-        </w:rPr>
-        <w:instrText xml:space="preserve"> STYLEREF 1 \s </w:instrText>
-      </w:r>
-      <w:r>
-        <w:rPr>
-          <w:b w:val="0"/>
-          <w:i/>
-          <w:sz w:val="22"/>
-        </w:rPr>
-        <w:fldChar w:fldCharType="separate"/>
-      </w:r>
-      <w:r>
-        <w:rPr>
-          <w:b w:val="0"/>
-          <w:i/>
-          <w:noProof/>
-          <w:sz w:val="22"/>
-        </w:rPr>
-        <w:t>3</w:t>
-      </w:r>
-      <w:r>
-        <w:rPr>
-          <w:b w:val="0"/>
-          <w:i/>
-          <w:noProof/>
-          <w:sz w:val="22"/>
-        </w:rPr>
-        <w:fldChar w:fldCharType="end"/>
-      </w:r>
-      <w:r>
-        <w:rPr>
-          <w:b w:val="0"/>
-          <w:i/>
-          <w:sz w:val="22"/>
-        </w:rPr>
-        <w:noBreakHyphen/>
-        <w:t>3</w:t>
-      </w:r>
-      <w:r>
-        <w:rPr>
-          <w:b w:val="0"/>
-          <w:i/>
-          <w:sz w:val="22"/>
-        </w:rPr>
-        <w:t>:</w:t>
-      </w:r>
-      <w:r>
-        <w:rPr>
-          <w:b w:val="0"/>
-          <w:i/>
-          <w:sz w:val="22"/>
-        </w:rPr>
-        <w:t xml:space="preserve"> </w:t>
-      </w:r>
-      <w:r>
-        <w:rPr>
-          <w:b w:val="0"/>
-          <w:i/>
-          <w:sz w:val="22"/>
-          <w:szCs w:val="22"/>
-        </w:rPr>
-        <w:t>Confusion matrix</w:t>
-      </w:r>
-    </w:p>
-    <w:p>
-      <w:pPr>
-        <w:jc w:val="both"/>
-      </w:pPr>
-      <w:r>
-        <w:t>The app folder contains the Flask API, which serves as the interface between the trained machine learning models and the ASP.NET Core backend. When the backend sends a POST request to the /predict endpoint with the flight details as a JSON body, the API preprocesses the input, runs it through both the regression and classification pipelines, computes the relevant pricing statistics, and returns a structured JSON response containing the purchasing decision, confidence score, expected price, route average price, percentage deviation from the average, risk level, model version, and a UTC timestamp. The API uses standard HTTP status codes to communicate the outcome of each request: a 200 status code indicates a successful prediction, a 404 status code is returned when the requested route has insufficient historical data and no prediction can be generated, and a 500 status code is returned for unexpected server-side errors. This design allows the consuming backend to handle each case explicitly and propagate the appropriate response to the frontend [20].</w:t>
-      </w:r>
-    </w:p>
-    <w:p>
-      <w:pPr>
-        <w:jc w:val="both"/>
-        <w:rPr>
-          <w:b/>
-        </w:rPr>
-      </w:pPr>
-      <w:r>
-        <w:rPr>
-          <w:b/>
-        </w:rPr>
-        <w:t>Confusion Matrix</w:t>
-      </w:r>
-    </w:p>
-    <w:p>
-      <w:pPr>
-        <w:jc w:val="both"/>
-      </w:pPr>
-      <w:r>
-        <w:t>Figure X presents the confusion matrix obtained by evaluating the Gradient Boosting classification model on the test set. The matrix displays the counts of correct and incorrect predictions across the two target classes: "Cheap" (flights priced at least 10% below the route average, labeled as BUY) and "Not Cheap" (all other flights, labeled as WAIT).</w:t>
-      </w:r>
-    </w:p>
-    <w:p>
-      <w:pPr>
-        <w:jc w:val="both"/>
-      </w:pPr>
-      <w:r>
-        <w:t>The matrix yields the following four values:</w:t>
-      </w:r>
-    </w:p>
-    <w:p>
-      <w:pPr>
-        <w:jc w:val="both"/>
-      </w:pPr>
-      <w:r>
-        <w:t>True Negatives (TN) = 1034 — flights correctly identified as "Not Cheap". The model successfully recognized 1034 non-discounted tickets and did not recommend them as buying opportunities.</w:t>
-      </w:r>
-    </w:p>
-    <w:p>
-      <w:pPr>
-        <w:jc w:val="both"/>
-      </w:pPr>
-      <w:r>
-        <w:t>False Positives (FP) = 59 — flights incorrectly predicted as "Cheap" when they were actually "Not Cheap". These represent cases where the model issued a BUY recommendation for a ticket that was not genuinely discounted, which is an acceptable error in a decision-support context.</w:t>
-      </w:r>
-    </w:p>
-    <w:p>
-      <w:pPr>
-        <w:jc w:val="both"/>
-      </w:pPr>
-      <w:r>
-        <w:t>False Negatives (FN) = 140 — flights that were actually "Cheap" but were predicted as "Not Cheap". These are missed opportunities, where the model failed to flag a genuinely discounted ticket as a good purchase.</w:t>
-      </w:r>
-    </w:p>
-    <w:p>
-      <w:pPr>
-        <w:jc w:val="both"/>
-      </w:pPr>
-      <w:r>
-        <w:t>True Positives (TP) = 904 — flights correctly identified as "Cheap". The model successfully detected 904 discounted tickets and recommended them appropriately.</w:t>
-      </w:r>
-    </w:p>
-    <w:p>
-      <w:pPr>
-        <w:jc w:val="both"/>
-      </w:pPr>
-      <w:r>
-        <w:t>From these values, the key classification metrics can be derived:</w:t>
-      </w:r>
-    </w:p>
-    <w:p>
-      <w:pPr>
-        <w:jc w:val="both"/>
-      </w:pPr>
-      <w:r>
-        <w:t>Accuracy = (TP + TN) / (TP + TN + FP + FN) = (904 + 1034) / 2137 ≈ 0.907</w:t>
-      </w:r>
-    </w:p>
-    <w:p>
-      <w:pPr>
-        <w:jc w:val="both"/>
-      </w:pPr>
-      <w:r>
-        <w:t>Precision = TP / (TP + FP) = 904 / 963 ≈ 0.939</w:t>
-      </w:r>
-    </w:p>
-    <w:p>
-      <w:pPr>
-        <w:jc w:val="both"/>
-      </w:pPr>
-      <w:r>
-        <w:t>Recall = TP / (TP + FN) = 904 / 1044 ≈ 0.866</w:t>
-      </w:r>
-    </w:p>
-    <w:p>
-      <w:pPr>
-        <w:jc w:val="both"/>
-      </w:pPr>
-      <w:r>
-        <w:t>F1 Score = 2 × (Precision × Recall) / (Precision + Recall) ≈ 0.901</w:t>
-      </w:r>
-    </w:p>
-    <w:p>
-      <w:pPr>
-        <w:jc w:val="center"/>
-      </w:pPr>
-      <w:r>
-        <w:rPr>
-          <w:noProof/>
-          <w:lang w:val="ro-RO" w:eastAsia="ro-RO"/>
-        </w:rPr>
-        <w:drawing>
-          <wp:inline distT="0" distB="0" distL="0" distR="0" wp14:anchorId="41D2605E" wp14:editId="5392D0C2">
-            <wp:extent cx="5731510" cy="3262630"/>
-            <wp:effectExtent l="0" t="0" r="2540" b="0"/>
-            <wp:docPr id="51" name="Picture 51"/>
-            <wp:cNvGraphicFramePr>
-              <a:graphicFrameLocks xmlns:a="http://schemas.openxmlformats.org/drawingml/2006/main" noChangeAspect="1"/>
-            </wp:cNvGraphicFramePr>
-            <a:graphic xmlns:a="http://schemas.openxmlformats.org/drawingml/2006/main">
-              <a:graphicData uri="http://schemas.openxmlformats.org/drawingml/2006/picture">
-                <pic:pic xmlns:pic="http://schemas.openxmlformats.org/drawingml/2006/picture">
-                  <pic:nvPicPr>
-                    <pic:cNvPr id="1" name=""/>
-                    <pic:cNvPicPr/>
-                  </pic:nvPicPr>
-                  <pic:blipFill>
-                    <a:blip r:embed="rId25"/>
-                    <a:stretch>
-                      <a:fillRect/>
-                    </a:stretch>
-                  </pic:blipFill>
-                  <pic:spPr>
-                    <a:xfrm>
-                      <a:off x="0" y="0"/>
-                      <a:ext cx="5731510" cy="3262630"/>
-                    </a:xfrm>
-                    <a:prstGeom prst="rect">
-                      <a:avLst/>
-                    </a:prstGeom>
-                  </pic:spPr>
-                </pic:pic>
-              </a:graphicData>
-            </a:graphic>
-          </wp:inline>
-        </w:drawing>
-      </w:r>
-    </w:p>
-    <w:p>
-      <w:pPr>
-        <w:pStyle w:val="Caption"/>
-        <w:ind w:left="720"/>
-        <w:jc w:val="center"/>
-        <w:rPr>
-          <w:b w:val="0"/>
-          <w:i/>
-          <w:sz w:val="22"/>
-        </w:rPr>
-      </w:pPr>
-      <w:r>
-        <w:rPr>
-          <w:b w:val="0"/>
-          <w:i/>
-          <w:sz w:val="22"/>
-        </w:rPr>
-        <w:t xml:space="preserve">Figure </w:t>
-      </w:r>
-      <w:r>
-        <w:rPr>
-          <w:b w:val="0"/>
-          <w:i/>
-          <w:sz w:val="22"/>
-        </w:rPr>
-        <w:fldChar w:fldCharType="begin"/>
-      </w:r>
-      <w:r>
-        <w:rPr>
-          <w:b w:val="0"/>
-          <w:i/>
-          <w:sz w:val="22"/>
-        </w:rPr>
-        <w:instrText xml:space="preserve"> STYLEREF 1 \s </w:instrText>
-      </w:r>
-      <w:r>
-        <w:rPr>
-          <w:b w:val="0"/>
-          <w:i/>
-          <w:sz w:val="22"/>
-        </w:rPr>
-        <w:fldChar w:fldCharType="separate"/>
-      </w:r>
-      <w:r>
-        <w:rPr>
-          <w:b w:val="0"/>
-          <w:i/>
-          <w:noProof/>
-          <w:sz w:val="22"/>
-        </w:rPr>
-        <w:t>3</w:t>
-      </w:r>
-      <w:r>
-        <w:rPr>
-          <w:b w:val="0"/>
-          <w:i/>
-          <w:noProof/>
-          <w:sz w:val="22"/>
-        </w:rPr>
-        <w:fldChar w:fldCharType="end"/>
-      </w:r>
-      <w:r>
-        <w:rPr>
-          <w:b w:val="0"/>
-          <w:i/>
-          <w:sz w:val="22"/>
-        </w:rPr>
-        <w:noBreakHyphen/>
-        <w:t>4</w:t>
-      </w:r>
-      <w:r>
-        <w:rPr>
-          <w:b w:val="0"/>
-          <w:i/>
-          <w:sz w:val="22"/>
-        </w:rPr>
-        <w:t>:</w:t>
-      </w:r>
-      <w:r>
-        <w:rPr>
-          <w:b w:val="0"/>
-          <w:i/>
-          <w:sz w:val="22"/>
-        </w:rPr>
-        <w:t xml:space="preserve"> </w:t>
-      </w:r>
-      <w:r>
-        <w:rPr>
-          <w:b w:val="0"/>
-          <w:i/>
-          <w:sz w:val="22"/>
-          <w:szCs w:val="22"/>
-        </w:rPr>
-        <w:t xml:space="preserve">Top feature importance – Random Forest </w:t>
-      </w:r>
-      <w:proofErr w:type="spellStart"/>
-      <w:r>
-        <w:rPr>
-          <w:b w:val="0"/>
-          <w:i/>
-          <w:sz w:val="22"/>
-          <w:szCs w:val="22"/>
-        </w:rPr>
-        <w:t>Regressor</w:t>
-      </w:r>
-      <w:proofErr w:type="spellEnd"/>
-      <w:r>
-        <w:rPr>
-          <w:b w:val="0"/>
-          <w:i/>
-          <w:sz w:val="22"/>
-          <w:szCs w:val="22"/>
-        </w:rPr>
-        <w:t xml:space="preserve"> algorithm</w:t>
-      </w:r>
-    </w:p>
-    <w:p>
-      <w:pPr>
-        <w:jc w:val="both"/>
-      </w:pPr>
-    </w:p>
-    <w:p>
-      <w:pPr>
-        <w:jc w:val="center"/>
-      </w:pPr>
-      <w:r>
-        <w:rPr>
-          <w:noProof/>
-          <w:lang w:val="ro-RO" w:eastAsia="ro-RO"/>
-        </w:rPr>
-        <w:drawing>
-          <wp:inline distT="0" distB="0" distL="0" distR="0" wp14:anchorId="0FAAF204" wp14:editId="3AB76FAB">
-            <wp:extent cx="5731510" cy="3166110"/>
-            <wp:effectExtent l="0" t="0" r="2540" b="0"/>
-            <wp:docPr id="52" name="Picture 52"/>
             <wp:cNvGraphicFramePr>
               <a:graphicFrameLocks xmlns:a="http://schemas.openxmlformats.org/drawingml/2006/main" noChangeAspect="1"/>
             </wp:cNvGraphicFramePr>
@@ -20074,7 +19111,7 @@
                   <pic:spPr>
                     <a:xfrm>
                       <a:off x="0" y="0"/>
-                      <a:ext cx="5731510" cy="3166110"/>
+                      <a:ext cx="5731510" cy="3959860"/>
                     </a:xfrm>
                     <a:prstGeom prst="rect">
                       <a:avLst/>
@@ -20155,7 +19192,6 @@
           <w:sz w:val="22"/>
         </w:rPr>
         <w:noBreakHyphen/>
-        <w:t>5</w:t>
       </w:r>
       <w:r>
         <w:rPr>
@@ -20163,7 +19199,7 @@
           <w:i/>
           <w:sz w:val="22"/>
         </w:rPr>
-        <w:t>:</w:t>
+        <w:t>5</w:t>
       </w:r>
       <w:r>
         <w:rPr>
@@ -20171,18 +19207,16 @@
           <w:i/>
           <w:sz w:val="22"/>
         </w:rPr>
-        <w:t xml:space="preserve"> </w:t>
+        <w:t>:</w:t>
       </w:r>
       <w:r>
         <w:rPr>
           <w:b w:val="0"/>
           <w:i/>
           <w:sz w:val="22"/>
-          <w:szCs w:val="22"/>
-        </w:rPr>
-        <w:t xml:space="preserve">Top feature importance – Random Forest </w:t>
-      </w:r>
-      <w:proofErr w:type="spellStart"/>
+        </w:rPr>
+        <w:t xml:space="preserve"> </w:t>
+      </w:r>
       <w:r>
         <w:rPr>
           <w:b w:val="0"/>
@@ -20190,144 +19224,15 @@
           <w:sz w:val="22"/>
           <w:szCs w:val="22"/>
         </w:rPr>
-        <w:t>Regressor</w:t>
-      </w:r>
-      <w:proofErr w:type="spellEnd"/>
-      <w:r>
-        <w:rPr>
-          <w:b w:val="0"/>
-          <w:i/>
-          <w:sz w:val="22"/>
-          <w:szCs w:val="22"/>
-        </w:rPr>
-        <w:t xml:space="preserve"> algorithm</w:t>
-      </w:r>
-    </w:p>
-    <w:p>
-      <w:pPr>
-        <w:jc w:val="center"/>
-      </w:pPr>
-    </w:p>
-    <w:p>
-      <w:pPr>
-        <w:jc w:val="both"/>
-      </w:pPr>
-      <w:r>
-        <w:t xml:space="preserve">Figure </w:t>
-      </w:r>
-      <w:r>
-        <w:fldChar w:fldCharType="begin"/>
-      </w:r>
-      <w:r>
-        <w:instrText xml:space="preserve"> STYLEREF 1 \s </w:instrText>
-      </w:r>
-      <w:r>
-        <w:fldChar w:fldCharType="separate"/>
-      </w:r>
-      <w:r>
-        <w:rPr>
-          <w:noProof/>
-        </w:rPr>
-        <w:t>3</w:t>
-      </w:r>
-      <w:r>
-        <w:rPr>
-          <w:noProof/>
-        </w:rPr>
-        <w:fldChar w:fldCharType="end"/>
-      </w:r>
-      <w:r>
-        <w:noBreakHyphen/>
-        <w:t>4</w:t>
-      </w:r>
-      <w:r>
-        <w:t xml:space="preserve"> presents the top feature importance scores extracted from the trained Random </w:t>
-      </w:r>
-      <w:r>
-        <w:t xml:space="preserve">Forest </w:t>
-      </w:r>
-      <w:proofErr w:type="spellStart"/>
-      <w:r>
-        <w:t>Regressor</w:t>
-      </w:r>
-      <w:proofErr w:type="spellEnd"/>
-      <w:r>
-        <w:t>, while Figure 3-5</w:t>
-      </w:r>
-      <w:r>
-        <w:t xml:space="preserve"> presents the equivalent analysis for the Gradient Boosting Classifier. In both cases, feature importance reflects the relative contribution of each input variable to the model's predictive performance. For the Random Forest model, importance is computed based on the Mean Decrease in Impurity — the average reduction in node impurity achieved by splitting on a given feature across all trees in the ensemble [21]. For the Gradient Boosting model, importance is similarly derived from the cumulative gain contributed by each feature across all boosting iterations [22].</w:t>
-      </w:r>
-    </w:p>
-    <w:p>
-      <w:pPr>
-        <w:jc w:val="both"/>
-      </w:pPr>
-      <w:r>
-        <w:t xml:space="preserve">Before interpreting the results, it is worth clarifying the naming convention used in the charts. Features prefixed with </w:t>
-      </w:r>
-      <w:proofErr w:type="spellStart"/>
-      <w:r>
-        <w:t>num</w:t>
-      </w:r>
-      <w:proofErr w:type="spellEnd"/>
-      <w:r>
-        <w:t xml:space="preserve">__ are numerical variables that were processed through Min-Max scaling during preprocessing, such as </w:t>
-      </w:r>
-      <w:proofErr w:type="spellStart"/>
-      <w:r>
-        <w:t>num</w:t>
-      </w:r>
-      <w:proofErr w:type="spellEnd"/>
-      <w:r>
-        <w:t>__</w:t>
-      </w:r>
-      <w:proofErr w:type="spellStart"/>
-      <w:r>
-        <w:t>durationminutes</w:t>
-      </w:r>
-      <w:proofErr w:type="spellEnd"/>
-      <w:r>
-        <w:t xml:space="preserve"> or </w:t>
-      </w:r>
-      <w:proofErr w:type="spellStart"/>
-      <w:r>
-        <w:t>num</w:t>
-      </w:r>
-      <w:proofErr w:type="spellEnd"/>
-      <w:r>
-        <w:t>__</w:t>
-      </w:r>
-      <w:proofErr w:type="spellStart"/>
-      <w:r>
-        <w:t>daysuntildeparture</w:t>
-      </w:r>
-      <w:proofErr w:type="spellEnd"/>
-      <w:r>
-        <w:t>. Features prefixed with cat__ are categorical variables that were transformed using One-Hot Encoding, meaning that each unique category value was expanded into a separate binary column. For example, cat__</w:t>
-      </w:r>
-      <w:proofErr w:type="spellStart"/>
-      <w:r>
-        <w:t>airline_Jet</w:t>
-      </w:r>
-      <w:proofErr w:type="spellEnd"/>
-      <w:r>
-        <w:t xml:space="preserve"> Airways is a binary feature that equals 1 when the airline is Jet Airways and 0 otherwise. This naming convention is applied automatically by the </w:t>
-      </w:r>
-      <w:proofErr w:type="spellStart"/>
-      <w:r>
-        <w:t>Scikit</w:t>
-      </w:r>
-      <w:proofErr w:type="spellEnd"/>
-      <w:r>
-        <w:t xml:space="preserve">-learn </w:t>
-      </w:r>
-      <w:proofErr w:type="spellStart"/>
-      <w:r>
-        <w:t>ColumnTransformer</w:t>
-      </w:r>
-      <w:proofErr w:type="spellEnd"/>
-      <w:r>
-        <w:t xml:space="preserve"> pipeline [19].</w:t>
+        <w:t>Confusion matrix</w:t>
+      </w:r>
+    </w:p>
+    <w:p>
+      <w:pPr>
+        <w:jc w:val="both"/>
+      </w:pPr>
+      <w:r>
+        <w:t>The app folder contains the Flask API, which serves as the interface between the trained machine learning models and the ASP.NET Core backend. When the backend sends a POST request to the /predict endpoint with the flight details as a JSON body, the API preprocesses the input, runs it through both the regression and classification pipelines, computes the relevant pricing statistics, and returns a structured JSON response containing the purchasing decision, confidence score, expected price, route average price, percentage deviation from the average, risk level, model version, and a UTC timestamp. The API uses standard HTTP status codes to communicate the outcome of each request: a 200 status code indicates a successful prediction, a 404 status code is returned when the requested route has insufficient historical data and no prediction can be generated, and a 500 status code is returned for unexpected server-side errors. This design allows the consuming backend to handle each case explicitly and propagate the appropriate response to the frontend [20].</w:t>
       </w:r>
     </w:p>
     <w:p>
@@ -20341,568 +19246,95 @@
         <w:rPr>
           <w:b/>
         </w:rPr>
-        <w:t xml:space="preserve">Random Forest </w:t>
-      </w:r>
-      <w:proofErr w:type="spellStart"/>
-      <w:r>
-        <w:rPr>
-          <w:b/>
-        </w:rPr>
-        <w:t>Regressor</w:t>
-      </w:r>
-      <w:proofErr w:type="spellEnd"/>
-    </w:p>
-    <w:p>
-      <w:pPr>
-        <w:jc w:val="both"/>
-      </w:pPr>
-      <w:r>
-        <w:t xml:space="preserve">The most influential feature by a significant margin is </w:t>
-      </w:r>
-      <w:proofErr w:type="spellStart"/>
-      <w:r>
-        <w:t>num</w:t>
-      </w:r>
-      <w:proofErr w:type="spellEnd"/>
-      <w:r>
-        <w:t>__</w:t>
-      </w:r>
-      <w:proofErr w:type="spellStart"/>
-      <w:r>
-        <w:t>durationminutes</w:t>
-      </w:r>
-      <w:proofErr w:type="spellEnd"/>
-      <w:r>
-        <w:t>, with an importance score of approximately 0.51, meaning that flight duration alone accounts for over half of the model's predictive power. This result is consistent with the correlation analysis presented earlier, which also identified duration as one of the strongest numerical predictors of price — longer flights naturally tend to cost more due to fuel, crew, and operational expenses.</w:t>
-      </w:r>
-    </w:p>
-    <w:p>
-      <w:pPr>
-        <w:jc w:val="both"/>
-      </w:pPr>
-      <w:r>
-        <w:t xml:space="preserve">The second most important feature is </w:t>
-      </w:r>
-      <w:proofErr w:type="spellStart"/>
-      <w:r>
-        <w:t>num</w:t>
-      </w:r>
-      <w:proofErr w:type="spellEnd"/>
-      <w:r>
-        <w:t>__</w:t>
-      </w:r>
-      <w:proofErr w:type="spellStart"/>
-      <w:r>
-        <w:t>daysuntildeparture</w:t>
-      </w:r>
-      <w:proofErr w:type="spellEnd"/>
-      <w:r>
-        <w:t>, with a score of approximately 0.18. This confirms a well-known pattern in airline pricing: tickets purchased closer to the departure date tend to be significantly more expensive, as airlines adjust prices dynamically based on remaining seat availability and demand [22]. The inclusion of this feature is therefore not only statistically justified but also logically grounded in real-world pricing behavior.</w:t>
-      </w:r>
-    </w:p>
-    <w:p>
-      <w:pPr>
-        <w:jc w:val="both"/>
-      </w:pPr>
-      <w:r>
-        <w:t>The features cat__</w:t>
-      </w:r>
-      <w:proofErr w:type="spellStart"/>
-      <w:r>
-        <w:t>airline_Jet</w:t>
-      </w:r>
-      <w:proofErr w:type="spellEnd"/>
-      <w:r>
-        <w:t xml:space="preserve"> Airways and cat__</w:t>
-      </w:r>
-      <w:proofErr w:type="spellStart"/>
-      <w:r>
-        <w:t>airline_Jet</w:t>
-      </w:r>
-      <w:proofErr w:type="spellEnd"/>
-      <w:r>
-        <w:t xml:space="preserve"> Airways Business rank third and fourth respectively, reflecting the fact that Jet Airways — particularly its business class — operated at a distinctly higher price point compared to other carriers in the dataset. This validates the decision to apply One-Hot Encoding to the airline variable rather than treating it as a raw numeric identifier, as the encoding allows the model to learn a distinct price contribution for each individual carrier.</w:t>
-      </w:r>
-    </w:p>
-    <w:p>
-      <w:pPr>
-        <w:jc w:val="both"/>
-      </w:pPr>
-      <w:proofErr w:type="spellStart"/>
-      <w:proofErr w:type="gramStart"/>
-      <w:r>
-        <w:t>num</w:t>
-      </w:r>
-      <w:proofErr w:type="spellEnd"/>
-      <w:r>
-        <w:t>__</w:t>
-      </w:r>
-      <w:proofErr w:type="spellStart"/>
-      <w:r>
-        <w:t>departurehour</w:t>
-      </w:r>
-      <w:proofErr w:type="spellEnd"/>
-      <w:proofErr w:type="gramEnd"/>
-      <w:r>
-        <w:t xml:space="preserve"> and </w:t>
-      </w:r>
-      <w:proofErr w:type="spellStart"/>
-      <w:r>
-        <w:t>num</w:t>
-      </w:r>
-      <w:proofErr w:type="spellEnd"/>
-      <w:r>
-        <w:t>__</w:t>
-      </w:r>
-      <w:proofErr w:type="spellStart"/>
-      <w:r>
-        <w:t>total_stops</w:t>
-      </w:r>
-      <w:proofErr w:type="spellEnd"/>
-      <w:r>
-        <w:t xml:space="preserve"> contribute moderately, suggesting that the time of day and the number of stopovers have a measurable but secondary influence on ticket price compared to duration and booking lead time. Features such as </w:t>
-      </w:r>
-      <w:proofErr w:type="spellStart"/>
-      <w:r>
-        <w:t>num</w:t>
-      </w:r>
-      <w:proofErr w:type="spellEnd"/>
-      <w:r>
-        <w:t>__</w:t>
-      </w:r>
-      <w:proofErr w:type="spellStart"/>
-      <w:r>
-        <w:t>departureday</w:t>
-      </w:r>
-      <w:proofErr w:type="spellEnd"/>
-      <w:r>
-        <w:t xml:space="preserve">, </w:t>
-      </w:r>
-      <w:proofErr w:type="spellStart"/>
-      <w:r>
-        <w:t>num</w:t>
-      </w:r>
-      <w:proofErr w:type="spellEnd"/>
-      <w:r>
-        <w:t>__</w:t>
-      </w:r>
-      <w:proofErr w:type="spellStart"/>
-      <w:r>
-        <w:t>departureweekday</w:t>
-      </w:r>
-      <w:proofErr w:type="spellEnd"/>
-      <w:r>
-        <w:t>, cat__</w:t>
-      </w:r>
-      <w:proofErr w:type="spellStart"/>
-      <w:r>
-        <w:t>airline_Air</w:t>
-      </w:r>
-      <w:proofErr w:type="spellEnd"/>
-      <w:r>
-        <w:t xml:space="preserve"> India, and cat__</w:t>
-      </w:r>
-      <w:proofErr w:type="spellStart"/>
-      <w:r>
-        <w:t>airline_Multiple</w:t>
-      </w:r>
-      <w:proofErr w:type="spellEnd"/>
-      <w:r>
-        <w:t xml:space="preserve"> carriers show relatively low importance scores, indicating that they contribute marginally to the regression task. However, their inclusion does not harm model performance — Random Forest is robust to low-importance features — and they may still carry useful signal for the classification model [21].</w:t>
-      </w:r>
-    </w:p>
-    <w:p>
-      <w:pPr>
-        <w:jc w:val="both"/>
-        <w:rPr>
-          <w:b/>
-        </w:rPr>
-      </w:pPr>
-      <w:r>
-        <w:rPr>
-          <w:b/>
-        </w:rPr>
-        <w:t>Gradient Boosting Classifier</w:t>
-      </w:r>
-    </w:p>
-    <w:p>
-      <w:pPr>
-        <w:jc w:val="both"/>
-      </w:pPr>
-      <w:r>
-        <w:t xml:space="preserve">The feature importance profile of the Gradient Boosting Classifier differs notably from that of the </w:t>
-      </w:r>
-      <w:proofErr w:type="spellStart"/>
-      <w:r>
-        <w:t>regressor</w:t>
-      </w:r>
-      <w:proofErr w:type="spellEnd"/>
-      <w:r>
-        <w:t>, reflecting the different objective of the classification task — rather than predicting the absolute price of a ticket, the classifier determines whether a ticket is priced at least 10% below the historical average for its route, which constitutes a BUY signal.</w:t>
-      </w:r>
-    </w:p>
-    <w:p>
-      <w:pPr>
-        <w:jc w:val="both"/>
-      </w:pPr>
-      <w:r>
-        <w:t xml:space="preserve">Similarly to the </w:t>
-      </w:r>
-      <w:proofErr w:type="spellStart"/>
-      <w:r>
-        <w:t>regressor</w:t>
-      </w:r>
-      <w:proofErr w:type="spellEnd"/>
-      <w:r>
-        <w:t xml:space="preserve">, </w:t>
-      </w:r>
-      <w:proofErr w:type="spellStart"/>
-      <w:r>
-        <w:t>num</w:t>
-      </w:r>
-      <w:proofErr w:type="spellEnd"/>
-      <w:r>
-        <w:t>__</w:t>
-      </w:r>
-      <w:proofErr w:type="spellStart"/>
-      <w:r>
-        <w:t>durationminutes</w:t>
-      </w:r>
-      <w:proofErr w:type="spellEnd"/>
-      <w:r>
-        <w:t xml:space="preserve"> and </w:t>
-      </w:r>
-      <w:proofErr w:type="spellStart"/>
-      <w:r>
-        <w:t>num</w:t>
-      </w:r>
-      <w:proofErr w:type="spellEnd"/>
-      <w:r>
-        <w:t>__</w:t>
-      </w:r>
-      <w:proofErr w:type="spellStart"/>
-      <w:r>
-        <w:t>daysuntildeparture</w:t>
-      </w:r>
-      <w:proofErr w:type="spellEnd"/>
-      <w:r>
-        <w:t xml:space="preserve"> remain among the most important features, confirming that flight duration and booking lead time are universally informative across both tasks. However, the relative importance of these two features is more balanced in the classifier than in the </w:t>
-      </w:r>
-      <w:proofErr w:type="spellStart"/>
-      <w:r>
-        <w:t>regressor</w:t>
-      </w:r>
-      <w:proofErr w:type="spellEnd"/>
-      <w:r>
-        <w:t>, suggesting that the classification boundary depends more evenly on multiple variables rather than being dominated by a single predictor.</w:t>
-      </w:r>
-    </w:p>
-    <w:p>
-      <w:pPr>
-        <w:jc w:val="both"/>
-      </w:pPr>
-      <w:r>
-        <w:t>Airline-specific features such as cat__</w:t>
-      </w:r>
-      <w:proofErr w:type="spellStart"/>
-      <w:r>
-        <w:t>airline_Jet</w:t>
-      </w:r>
-      <w:proofErr w:type="spellEnd"/>
-      <w:r>
-        <w:t xml:space="preserve"> Airways Business and cat__</w:t>
-      </w:r>
-      <w:proofErr w:type="spellStart"/>
-      <w:r>
-        <w:t>airline_Jet</w:t>
-      </w:r>
-      <w:proofErr w:type="spellEnd"/>
-      <w:r>
-        <w:t xml:space="preserve"> Airways retain notable importance, indicating that certain carriers are systematically more or less likely to offer discounted fares relative to their route average. Route-level features — source and destination airport encodings — also appear with greater relative weight in the classifier compared to the </w:t>
-      </w:r>
-      <w:proofErr w:type="spellStart"/>
-      <w:r>
-        <w:t>regressor</w:t>
-      </w:r>
-      <w:proofErr w:type="spellEnd"/>
-      <w:r>
-        <w:t>, which reflects the fact that price anomalies are inherently route-dependent: what constitutes a cheap ticket on one route may be average or expensive on another.</w:t>
-      </w:r>
-    </w:p>
-    <w:p>
-      <w:pPr>
-        <w:jc w:val="both"/>
-      </w:pPr>
-      <w:r>
-        <w:t xml:space="preserve">Temporal features such as </w:t>
-      </w:r>
-      <w:proofErr w:type="spellStart"/>
-      <w:r>
-        <w:t>num</w:t>
-      </w:r>
-      <w:proofErr w:type="spellEnd"/>
-      <w:r>
-        <w:t>__</w:t>
-      </w:r>
-      <w:proofErr w:type="spellStart"/>
-      <w:r>
-        <w:t>departureweekday</w:t>
-      </w:r>
-      <w:proofErr w:type="spellEnd"/>
-      <w:r>
-        <w:t xml:space="preserve"> and </w:t>
-      </w:r>
-      <w:proofErr w:type="spellStart"/>
-      <w:r>
-        <w:t>num</w:t>
-      </w:r>
-      <w:proofErr w:type="spellEnd"/>
-      <w:r>
-        <w:t>__</w:t>
-      </w:r>
-      <w:proofErr w:type="spellStart"/>
-      <w:r>
-        <w:t>isweekend</w:t>
-      </w:r>
-      <w:proofErr w:type="spellEnd"/>
-      <w:r>
-        <w:t xml:space="preserve"> show slightly higher relative importance in the classifier than in the </w:t>
-      </w:r>
-      <w:proofErr w:type="spellStart"/>
-      <w:r>
-        <w:t>regressor</w:t>
-      </w:r>
-      <w:proofErr w:type="spellEnd"/>
-      <w:r>
-        <w:t>, consistent with the observation that discounted fares tend to cluster around specific days of the week, particularly mid-week departures which are generally less in demand [22].</w:t>
-      </w:r>
-    </w:p>
-    <w:p>
-      <w:pPr>
-        <w:jc w:val="both"/>
-      </w:pPr>
-      <w:r>
-        <w:t xml:space="preserve">Overall, the comparison between the two importance profiles confirms that while price prediction and purchase decision classification share common informative features, they capture different aspects of the pricing structure. The </w:t>
-      </w:r>
-      <w:proofErr w:type="spellStart"/>
-      <w:r>
-        <w:t>regressor</w:t>
-      </w:r>
-      <w:proofErr w:type="spellEnd"/>
-      <w:r>
-        <w:t xml:space="preserve"> learns the absolute price level of a ticket, while the classifier learns its relative position within the historical distribution of its route — a distinction that justifies the use of two separate models rather than a single combined approach [21], [22].</w:t>
-      </w:r>
-    </w:p>
-    <w:p>
-      <w:pPr>
-        <w:jc w:val="both"/>
-        <w:rPr>
-          <w:b/>
-        </w:rPr>
-      </w:pPr>
-    </w:p>
-    <w:p>
-      <w:pPr>
-        <w:jc w:val="both"/>
-        <w:rPr>
-          <w:b/>
-        </w:rPr>
-      </w:pPr>
-    </w:p>
-    <w:p>
-      <w:pPr>
-        <w:jc w:val="both"/>
-        <w:rPr>
-          <w:b/>
-        </w:rPr>
-      </w:pPr>
-      <w:r>
-        <w:rPr>
-          <w:b/>
-        </w:rPr>
-        <w:t>Backend Architecture</w:t>
-      </w:r>
-    </w:p>
-    <w:p>
-      <w:pPr>
-        <w:jc w:val="both"/>
-      </w:pPr>
-      <w:r>
-        <w:t xml:space="preserve">The ASP.NET Core backend is organized following a clean, multi-project solution structure, as illustrated in Figure X. The solution, named </w:t>
-      </w:r>
-      <w:proofErr w:type="spellStart"/>
-      <w:r>
-        <w:t>FlightsPricePrediction</w:t>
-      </w:r>
-      <w:proofErr w:type="spellEnd"/>
-      <w:r>
-        <w:t xml:space="preserve">, consists of five projects, each responsible for a distinct layer of the application: API, Common, </w:t>
-      </w:r>
-      <w:proofErr w:type="spellStart"/>
-      <w:r>
-        <w:t>DataAccess</w:t>
-      </w:r>
-      <w:proofErr w:type="spellEnd"/>
-      <w:r>
-        <w:t>, Domain, and Services.</w:t>
-      </w:r>
-    </w:p>
-    <w:p>
-      <w:pPr>
-        <w:jc w:val="both"/>
-      </w:pPr>
-      <w:r>
-        <w:t xml:space="preserve">The Domain project forms the core of the application and contains the entity definitions that map to the database tables, as well as the repository interfaces — </w:t>
-      </w:r>
-      <w:proofErr w:type="spellStart"/>
-      <w:r>
-        <w:t>IAirlineRepository</w:t>
-      </w:r>
-      <w:proofErr w:type="spellEnd"/>
-      <w:r>
-        <w:t xml:space="preserve">, </w:t>
-      </w:r>
-      <w:proofErr w:type="spellStart"/>
-      <w:r>
-        <w:t>IAirportRepository</w:t>
-      </w:r>
-      <w:proofErr w:type="spellEnd"/>
-      <w:r>
-        <w:t xml:space="preserve">, and </w:t>
-      </w:r>
-      <w:proofErr w:type="spellStart"/>
-      <w:r>
-        <w:t>IFlightRepository</w:t>
-      </w:r>
-      <w:proofErr w:type="spellEnd"/>
-      <w:r>
-        <w:t>. These interfaces define the data access contracts without exposing any implementation details, following the Repository Pattern [23]. The Repository Pattern is a well-established structural design pattern that abstracts the data access layer from the rest of the application, providing a clean separation between business logic and database operations [23]. By depending on interfaces rather than concrete implementations, the upper layers of the application remain decoupled from the underlying data access technology, which improves testability, maintainability, and flexibility — for example, the data access implementation could be replaced or mocked without modifying the service or API layers.</w:t>
-      </w:r>
-    </w:p>
-    <w:p>
-      <w:pPr>
-        <w:jc w:val="both"/>
-      </w:pPr>
-      <w:r>
-        <w:t xml:space="preserve">The </w:t>
-      </w:r>
-      <w:proofErr w:type="spellStart"/>
-      <w:r>
-        <w:t>DataAccess</w:t>
-      </w:r>
-      <w:proofErr w:type="spellEnd"/>
-      <w:r>
-        <w:t xml:space="preserve"> project contains the concrete implementations of the repository interfaces defined in the Domain layer. This is where the actual database queries are executed using Entity Framework Core, translating the repository method calls into SQL operations against the SQL Server database.</w:t>
-      </w:r>
-    </w:p>
-    <w:p>
-      <w:pPr>
-        <w:jc w:val="both"/>
-      </w:pPr>
-      <w:r>
-        <w:t>The Services project encapsulates the business logic of the application, including the machine learning integration service responsible for communicating with the Flask API. By isolating business logic in a dedicated project, the solution ensures that the API layer remains thin and focused solely on handling HTTP requests and returning responses.</w:t>
-      </w:r>
-    </w:p>
-    <w:p>
-      <w:pPr>
-        <w:jc w:val="both"/>
-      </w:pPr>
-      <w:r>
-        <w:t xml:space="preserve">The API project exposes the application's endpoints to the Angular frontend via </w:t>
-      </w:r>
-      <w:proofErr w:type="spellStart"/>
-      <w:r>
-        <w:t>RESTful</w:t>
-      </w:r>
-      <w:proofErr w:type="spellEnd"/>
-      <w:r>
-        <w:t xml:space="preserve"> HTTP routes. It acts as the entry point of the backend, delegating all processing to the service layer and returning structured responses to the client.</w:t>
-      </w:r>
-    </w:p>
-    <w:p>
-      <w:pPr>
-        <w:jc w:val="both"/>
-      </w:pPr>
-      <w:r>
-        <w:t>The Common project contains shared utilities, constants, configuration models, and view models used across multiple projects within the solution.</w:t>
-      </w:r>
-    </w:p>
-    <w:p>
-      <w:pPr>
-        <w:jc w:val="both"/>
-      </w:pPr>
-      <w:r>
-        <w:t>This layered architecture, combined with the Repository Pattern and interface-driven design, ensures a high degree of modularity and separation of concerns throughout the backend codebase [23], [24].</w:t>
-      </w:r>
-    </w:p>
-    <w:p>
-      <w:pPr>
-        <w:jc w:val="both"/>
-        <w:rPr>
-          <w:b/>
-        </w:rPr>
-      </w:pPr>
-      <w:r>
-        <w:rPr>
-          <w:b/>
-        </w:rPr>
-        <w:t>Frontend Architecture</w:t>
-      </w:r>
-    </w:p>
-    <w:p>
-      <w:pPr>
-        <w:jc w:val="both"/>
-      </w:pPr>
-      <w:r>
-        <w:t xml:space="preserve">The Angular frontend project, named </w:t>
-      </w:r>
-      <w:proofErr w:type="spellStart"/>
-      <w:r>
-        <w:t>FlightsPricePredictionFrontend</w:t>
-      </w:r>
-      <w:proofErr w:type="spellEnd"/>
-      <w:r>
-        <w:t xml:space="preserve">, follows a feature-based modular architecture, which is the recommended approach for scalable Angular applications [25]. The source code is organized under the </w:t>
-      </w:r>
-      <w:proofErr w:type="spellStart"/>
-      <w:r>
-        <w:t>src</w:t>
-      </w:r>
-      <w:proofErr w:type="spellEnd"/>
-      <w:r>
-        <w:t>/app directory and divided into three main sections: core, features, and shared.</w:t>
-      </w:r>
-    </w:p>
-    <w:p>
-      <w:pPr>
-        <w:jc w:val="both"/>
-      </w:pPr>
-      <w:r>
-        <w:t xml:space="preserve">The core folder contains the application-wide models and services. The models subfolder defines the </w:t>
-      </w:r>
-      <w:proofErr w:type="spellStart"/>
-      <w:r>
-        <w:t>TypeScript</w:t>
-      </w:r>
-      <w:proofErr w:type="spellEnd"/>
-      <w:r>
-        <w:t xml:space="preserve"> interfaces and data transfer objects used to type the responses received from the backend API. The services subfolder contains the HTTP services responsible for communicating with the ASP.NET Core backend, encapsulating all API call logic in a single, reusable layer.</w:t>
-      </w:r>
-    </w:p>
-    <w:p>
-      <w:pPr>
-        <w:jc w:val="both"/>
-      </w:pPr>
-      <w:r>
-        <w:t>The features folder implements a feature module pattern, where each subfolder represents a self-contained functional area of the application — the home search page, the available flights listing, the AI prediction results view, and the dashboard. Each feature module manages its own components, routing, and template logic independently.</w:t>
-      </w:r>
-    </w:p>
-    <w:p>
-      <w:pPr>
-        <w:jc w:val="both"/>
-      </w:pPr>
-      <w:r>
-        <w:t>This structure ensures that each functional area of the application is independently maintainable and that the codebase scales cleanly as new features are introduced [25].</w:t>
+        <w:t>Confusion Matrix</w:t>
+      </w:r>
+    </w:p>
+    <w:p>
+      <w:pPr>
+        <w:jc w:val="both"/>
+      </w:pPr>
+      <w:r>
+        <w:t>Figure X presents the confusion matrix obtained by evaluating the Gradient Boosting classification model on the test set. The matrix displays the counts of correct and incorrect predictions across the two target classes: "Cheap" (flights priced at least 10% below the route average, labeled as BUY) and "Not Cheap" (all other flights, labeled as WAIT).</w:t>
+      </w:r>
+    </w:p>
+    <w:p>
+      <w:pPr>
+        <w:jc w:val="both"/>
+      </w:pPr>
+      <w:r>
+        <w:t>The matrix yields the following four values:</w:t>
+      </w:r>
+    </w:p>
+    <w:p>
+      <w:pPr>
+        <w:jc w:val="both"/>
+      </w:pPr>
+      <w:r>
+        <w:t>True Negatives (TN) = 1034 — flights correctly identified as "Not Cheap". The model successfully recognized 1034 non-discounted tickets and did not recommend them as buying opportunities.</w:t>
+      </w:r>
+    </w:p>
+    <w:p>
+      <w:pPr>
+        <w:jc w:val="both"/>
+      </w:pPr>
+      <w:r>
+        <w:t>False Positives (FP) = 59 — flights incorrectly predicted as "Cheap" when they were actually "Not Cheap". These represent cases where the model issued a BUY recommendation for a ticket that was not genuinely discounted, which is an acceptable error in a decision-support context.</w:t>
+      </w:r>
+    </w:p>
+    <w:p>
+      <w:pPr>
+        <w:jc w:val="both"/>
+      </w:pPr>
+      <w:r>
+        <w:t>False Negatives (FN) = 140 — flights that were actually "Cheap" but were predicted as "Not Cheap". These are missed opportunities, where the model failed to flag a genuinely discounted ticket as a good purchase.</w:t>
+      </w:r>
+    </w:p>
+    <w:p>
+      <w:pPr>
+        <w:jc w:val="both"/>
+      </w:pPr>
+      <w:r>
+        <w:t>True Positives (TP) = 904 — flights correctly identified as "Cheap". The model successfully detected 904 discounted tickets and recommended them appropriately.</w:t>
+      </w:r>
+    </w:p>
+    <w:p>
+      <w:pPr>
+        <w:jc w:val="both"/>
+      </w:pPr>
+      <w:r>
+        <w:t>From these values, the key classification metrics can be derived:</w:t>
+      </w:r>
+    </w:p>
+    <w:p>
+      <w:pPr>
+        <w:jc w:val="both"/>
+      </w:pPr>
+      <w:r>
+        <w:t>Accuracy = (TP + TN) / (TP + TN + FP + FN) = (904 + 1034) / 2137 ≈ 0.907</w:t>
+      </w:r>
+    </w:p>
+    <w:p>
+      <w:pPr>
+        <w:jc w:val="both"/>
+      </w:pPr>
+      <w:r>
+        <w:t>Precision = TP / (TP + FP) = 904 / 963 ≈ 0.939</w:t>
+      </w:r>
+    </w:p>
+    <w:p>
+      <w:pPr>
+        <w:jc w:val="both"/>
+      </w:pPr>
+      <w:r>
+        <w:t>Recall = TP / (TP + FN) = 904 / 1044 ≈ 0.866</w:t>
+      </w:r>
+    </w:p>
+    <w:p>
+      <w:pPr>
+        <w:jc w:val="both"/>
+      </w:pPr>
+      <w:r>
+        <w:t>F1 Score = 2 × (Precision × Recall) / (Precision + Recall) ≈ 0.901</w:t>
       </w:r>
     </w:p>
     <w:p>
@@ -20915,10 +19347,10 @@
           <w:lang w:val="ro-RO" w:eastAsia="ro-RO"/>
         </w:rPr>
         <w:drawing>
-          <wp:inline distT="0" distB="0" distL="0" distR="0">
-            <wp:extent cx="5731510" cy="5956300"/>
-            <wp:effectExtent l="0" t="0" r="2540" b="6350"/>
-            <wp:docPr id="29" name="Picture 29"/>
+          <wp:inline distT="0" distB="0" distL="0" distR="0" wp14:anchorId="41D2605E" wp14:editId="5392D0C2">
+            <wp:extent cx="5731510" cy="3262630"/>
+            <wp:effectExtent l="0" t="0" r="2540" b="0"/>
+            <wp:docPr id="51" name="Picture 51"/>
             <wp:cNvGraphicFramePr>
               <a:graphicFrameLocks xmlns:a="http://schemas.openxmlformats.org/drawingml/2006/main" noChangeAspect="1"/>
             </wp:cNvGraphicFramePr>
@@ -20926,17 +19358,11 @@
               <a:graphicData uri="http://schemas.openxmlformats.org/drawingml/2006/picture">
                 <pic:pic xmlns:pic="http://schemas.openxmlformats.org/drawingml/2006/picture">
                   <pic:nvPicPr>
-                    <pic:cNvPr id="29" name="Sequence diagram.png"/>
+                    <pic:cNvPr id="1" name=""/>
                     <pic:cNvPicPr/>
                   </pic:nvPicPr>
                   <pic:blipFill>
-                    <a:blip r:embed="rId27">
-                      <a:extLst>
-                        <a:ext uri="{28A0092B-C50C-407E-A947-70E740481C1C}">
-                          <a14:useLocalDpi xmlns:a14="http://schemas.microsoft.com/office/drawing/2010/main" val="0"/>
-                        </a:ext>
-                      </a:extLst>
-                    </a:blip>
+                    <a:blip r:embed="rId27"/>
                     <a:stretch>
                       <a:fillRect/>
                     </a:stretch>
@@ -20944,7 +19370,7 @@
                   <pic:spPr>
                     <a:xfrm>
                       <a:off x="0" y="0"/>
-                      <a:ext cx="5731510" cy="5956300"/>
+                      <a:ext cx="5731510" cy="3262630"/>
                     </a:xfrm>
                     <a:prstGeom prst="rect">
                       <a:avLst/>
@@ -21025,7 +19451,6 @@
           <w:sz w:val="22"/>
         </w:rPr>
         <w:noBreakHyphen/>
-        <w:t>6</w:t>
       </w:r>
       <w:r>
         <w:rPr>
@@ -21033,7 +19458,7 @@
           <w:i/>
           <w:sz w:val="22"/>
         </w:rPr>
-        <w:t>:</w:t>
+        <w:t>6</w:t>
       </w:r>
       <w:r>
         <w:rPr>
@@ -21041,7 +19466,7 @@
           <w:i/>
           <w:sz w:val="22"/>
         </w:rPr>
-        <w:t xml:space="preserve"> </w:t>
+        <w:t>:</w:t>
       </w:r>
       <w:r>
         <w:rPr>
@@ -21049,32 +19474,42 @@
           <w:i/>
           <w:sz w:val="22"/>
         </w:rPr>
-        <w:t>Sequence diagram</w:t>
-      </w:r>
-    </w:p>
-    <w:p>
-      <w:pPr>
-        <w:pStyle w:val="Heading2"/>
-      </w:pPr>
-      <w:r>
-        <w:t>Database structure</w:t>
-      </w:r>
-    </w:p>
-    <w:p>
-      <w:pPr>
-        <w:jc w:val="both"/>
-      </w:pPr>
-      <w:r>
-        <w:t xml:space="preserve">The database structure is a crucial aspect of any web application, serving as the foundation for data storage, retrieval, and management. This subchapter presents the organization and design of the database used in the </w:t>
-      </w:r>
-      <w:proofErr w:type="spellStart"/>
-      <w:r>
-        <w:t>FlightInsight</w:t>
-      </w:r>
-      <w:proofErr w:type="spellEnd"/>
-      <w:r>
-        <w:t xml:space="preserve"> AI application, covering the schema definition, the relationships between entities, and the mechanisms employed to ensure data integrity.</w:t>
-      </w:r>
+        <w:t xml:space="preserve"> </w:t>
+      </w:r>
+      <w:r>
+        <w:rPr>
+          <w:b w:val="0"/>
+          <w:i/>
+          <w:sz w:val="22"/>
+          <w:szCs w:val="22"/>
+        </w:rPr>
+        <w:t xml:space="preserve">Top feature importance – Random Forest </w:t>
+      </w:r>
+      <w:proofErr w:type="spellStart"/>
+      <w:r>
+        <w:rPr>
+          <w:b w:val="0"/>
+          <w:i/>
+          <w:sz w:val="22"/>
+          <w:szCs w:val="22"/>
+        </w:rPr>
+        <w:t>Regressor</w:t>
+      </w:r>
+      <w:proofErr w:type="spellEnd"/>
+      <w:r>
+        <w:rPr>
+          <w:b w:val="0"/>
+          <w:i/>
+          <w:sz w:val="22"/>
+          <w:szCs w:val="22"/>
+        </w:rPr>
+        <w:t xml:space="preserve"> algorithm</w:t>
+      </w:r>
+    </w:p>
+    <w:p>
+      <w:pPr>
+        <w:jc w:val="both"/>
+      </w:pPr>
     </w:p>
     <w:p>
       <w:pPr>
@@ -21086,10 +19521,10 @@
           <w:lang w:val="ro-RO" w:eastAsia="ro-RO"/>
         </w:rPr>
         <w:drawing>
-          <wp:inline distT="0" distB="0" distL="0" distR="0" wp14:anchorId="689B32B9" wp14:editId="041CF31E">
-            <wp:extent cx="4038950" cy="4747671"/>
-            <wp:effectExtent l="0" t="0" r="0" b="0"/>
-            <wp:docPr id="7" name="Picture 7"/>
+          <wp:inline distT="0" distB="0" distL="0" distR="0" wp14:anchorId="0FAAF204" wp14:editId="3AB76FAB">
+            <wp:extent cx="5731510" cy="3166110"/>
+            <wp:effectExtent l="0" t="0" r="2540" b="0"/>
+            <wp:docPr id="52" name="Picture 52"/>
             <wp:cNvGraphicFramePr>
               <a:graphicFrameLocks xmlns:a="http://schemas.openxmlformats.org/drawingml/2006/main" noChangeAspect="1"/>
             </wp:cNvGraphicFramePr>
@@ -21109,7 +19544,7 @@
                   <pic:spPr>
                     <a:xfrm>
                       <a:off x="0" y="0"/>
-                      <a:ext cx="4038950" cy="4747671"/>
+                      <a:ext cx="5731510" cy="3166110"/>
                     </a:xfrm>
                     <a:prstGeom prst="rect">
                       <a:avLst/>
@@ -21124,188 +19559,431 @@
     </w:p>
     <w:p>
       <w:pPr>
+        <w:pStyle w:val="Caption"/>
+        <w:ind w:left="720"/>
         <w:jc w:val="center"/>
         <w:rPr>
+          <w:b w:val="0"/>
           <w:i/>
-        </w:rPr>
-      </w:pPr>
-      <w:r>
-        <w:rPr>
+          <w:sz w:val="22"/>
+        </w:rPr>
+      </w:pPr>
+      <w:r>
+        <w:rPr>
+          <w:b w:val="0"/>
           <w:i/>
-        </w:rPr>
-        <w:t>Figure 3-7: Database diagram</w:t>
-      </w:r>
-    </w:p>
-    <w:p>
-      <w:pPr>
-        <w:jc w:val="both"/>
-      </w:pPr>
-      <w:r>
-        <w:t>The database consists of three tables: FLIGHTS, AIRPORTS, and AIRLINE. These tables were designed to store all the information required by the application to search for available flights and generate machine learning-based price predictions.</w:t>
-      </w:r>
-    </w:p>
-    <w:p>
-      <w:pPr>
-        <w:jc w:val="both"/>
-      </w:pPr>
-      <w:r>
-        <w:t>The AIRPORTS table stores the list of airports available in the system. Each record contains an internal primary key (Id), a numeric airport identifier (</w:t>
-      </w:r>
-      <w:proofErr w:type="spellStart"/>
-      <w:r>
-        <w:t>AirportId</w:t>
-      </w:r>
-      <w:proofErr w:type="spellEnd"/>
-      <w:r>
-        <w:t>) that corresponds to the identifier used in the machine learning dataset, an IATA airport code (Code) such as DEL, BLR, or COK, and a timestamp indicating when the record was inserted.</w:t>
-      </w:r>
-    </w:p>
-    <w:p>
-      <w:pPr>
-        <w:jc w:val="both"/>
-      </w:pPr>
-      <w:r>
-        <w:t>The AIRLINE table stores the list of airline carriers. Similarly to the airports table, each record contains an internal primary key, a numeric airline identifier (</w:t>
-      </w:r>
-      <w:proofErr w:type="spellStart"/>
-      <w:r>
-        <w:t>AirlineId</w:t>
-      </w:r>
-      <w:proofErr w:type="spellEnd"/>
-      <w:r>
-        <w:t>) consistent with the identifiers used during model training, the airline name, and a creation timestamp.</w:t>
-      </w:r>
-    </w:p>
-    <w:p>
-      <w:pPr>
-        <w:jc w:val="both"/>
-      </w:pPr>
-      <w:r>
-        <w:t xml:space="preserve">The FLIGHTS table is the central entity of the database and stores all available flight records. It references both the AIRLINE and AIRPORTS tables through foreign keys: </w:t>
-      </w:r>
-      <w:proofErr w:type="spellStart"/>
-      <w:r>
-        <w:t>AirlineId</w:t>
-      </w:r>
-      <w:proofErr w:type="spellEnd"/>
-      <w:r>
-        <w:t xml:space="preserve"> links each flight to its operating carrier, while </w:t>
-      </w:r>
-      <w:proofErr w:type="spellStart"/>
-      <w:r>
-        <w:t>SourceAirportId</w:t>
-      </w:r>
-      <w:proofErr w:type="spellEnd"/>
+          <w:sz w:val="22"/>
+        </w:rPr>
+        <w:t xml:space="preserve">Figure </w:t>
+      </w:r>
+      <w:r>
+        <w:rPr>
+          <w:b w:val="0"/>
+          <w:i/>
+          <w:sz w:val="22"/>
+        </w:rPr>
+        <w:fldChar w:fldCharType="begin"/>
+      </w:r>
+      <w:r>
+        <w:rPr>
+          <w:b w:val="0"/>
+          <w:i/>
+          <w:sz w:val="22"/>
+        </w:rPr>
+        <w:instrText xml:space="preserve"> STYLEREF 1 \s </w:instrText>
+      </w:r>
+      <w:r>
+        <w:rPr>
+          <w:b w:val="0"/>
+          <w:i/>
+          <w:sz w:val="22"/>
+        </w:rPr>
+        <w:fldChar w:fldCharType="separate"/>
+      </w:r>
+      <w:r>
+        <w:rPr>
+          <w:b w:val="0"/>
+          <w:i/>
+          <w:noProof/>
+          <w:sz w:val="22"/>
+        </w:rPr>
+        <w:t>3</w:t>
+      </w:r>
+      <w:r>
+        <w:rPr>
+          <w:b w:val="0"/>
+          <w:i/>
+          <w:noProof/>
+          <w:sz w:val="22"/>
+        </w:rPr>
+        <w:fldChar w:fldCharType="end"/>
+      </w:r>
+      <w:r>
+        <w:rPr>
+          <w:b w:val="0"/>
+          <w:i/>
+          <w:sz w:val="22"/>
+        </w:rPr>
+        <w:noBreakHyphen/>
+      </w:r>
+      <w:r>
+        <w:rPr>
+          <w:b w:val="0"/>
+          <w:i/>
+          <w:sz w:val="22"/>
+        </w:rPr>
+        <w:t>7</w:t>
+      </w:r>
+      <w:r>
+        <w:rPr>
+          <w:b w:val="0"/>
+          <w:i/>
+          <w:sz w:val="22"/>
+        </w:rPr>
+        <w:t>:</w:t>
+      </w:r>
+      <w:r>
+        <w:rPr>
+          <w:b w:val="0"/>
+          <w:i/>
+          <w:sz w:val="22"/>
+        </w:rPr>
+        <w:t xml:space="preserve"> </w:t>
+      </w:r>
+      <w:r>
+        <w:rPr>
+          <w:b w:val="0"/>
+          <w:i/>
+          <w:sz w:val="22"/>
+          <w:szCs w:val="22"/>
+        </w:rPr>
+        <w:t>Top feature impo</w:t>
+      </w:r>
+      <w:r>
+        <w:rPr>
+          <w:b w:val="0"/>
+          <w:i/>
+          <w:sz w:val="22"/>
+          <w:szCs w:val="22"/>
+        </w:rPr>
+        <w:t>rtance – Gradient Boosting Classifier</w:t>
+      </w:r>
+      <w:r>
+        <w:rPr>
+          <w:b w:val="0"/>
+          <w:i/>
+          <w:sz w:val="22"/>
+          <w:szCs w:val="22"/>
+        </w:rPr>
+        <w:t xml:space="preserve"> algorithm</w:t>
+      </w:r>
+    </w:p>
+    <w:p>
+      <w:pPr>
+        <w:jc w:val="center"/>
+      </w:pPr>
+    </w:p>
+    <w:p>
+      <w:pPr>
+        <w:jc w:val="both"/>
+      </w:pPr>
+      <w:r>
+        <w:t xml:space="preserve">Figure </w:t>
+      </w:r>
+      <w:r>
+        <w:fldChar w:fldCharType="begin"/>
+      </w:r>
+      <w:r>
+        <w:instrText xml:space="preserve"> STYLEREF 1 \s </w:instrText>
+      </w:r>
+      <w:r>
+        <w:fldChar w:fldCharType="separate"/>
+      </w:r>
+      <w:r>
+        <w:rPr>
+          <w:noProof/>
+        </w:rPr>
+        <w:t>3</w:t>
+      </w:r>
+      <w:r>
+        <w:rPr>
+          <w:noProof/>
+        </w:rPr>
+        <w:fldChar w:fldCharType="end"/>
+      </w:r>
+      <w:r>
+        <w:noBreakHyphen/>
+        <w:t>4</w:t>
+      </w:r>
+      <w:r>
+        <w:t xml:space="preserve"> presents the top feature importance scores extracted from the trained Random </w:t>
+      </w:r>
+      <w:r>
+        <w:t xml:space="preserve">Forest </w:t>
+      </w:r>
+      <w:proofErr w:type="spellStart"/>
+      <w:r>
+        <w:t>Regressor</w:t>
+      </w:r>
+      <w:proofErr w:type="spellEnd"/>
+      <w:r>
+        <w:t>, while Figure 3-5</w:t>
+      </w:r>
+      <w:r>
+        <w:t xml:space="preserve"> presents the equivalent analysis for the Gradient Boosting Classifier. In both cases, feature importance reflects the relative contribution of each input variable to the model's predictive performance. For the Random Forest model, importance is computed based on the Mean Decrease in Impurity — the average reduction in node impurity achieved by splitting on a given feature across all trees in the ensemble [21]. For the Gradient Boosting model, importance is similarly derived from the cumulative gain contributed by each feature across all boosting iterations [22].</w:t>
+      </w:r>
+    </w:p>
+    <w:p>
+      <w:pPr>
+        <w:jc w:val="both"/>
+      </w:pPr>
+      <w:r>
+        <w:t xml:space="preserve">Before interpreting the results, it is worth clarifying the naming convention used in the charts. Features prefixed with </w:t>
+      </w:r>
+      <w:proofErr w:type="spellStart"/>
+      <w:r>
+        <w:t>num</w:t>
+      </w:r>
+      <w:proofErr w:type="spellEnd"/>
+      <w:r>
+        <w:t xml:space="preserve">__ are numerical variables that were processed through Min-Max scaling during preprocessing, such as </w:t>
+      </w:r>
+      <w:proofErr w:type="spellStart"/>
+      <w:r>
+        <w:t>num</w:t>
+      </w:r>
+      <w:proofErr w:type="spellEnd"/>
+      <w:r>
+        <w:t>__</w:t>
+      </w:r>
+      <w:proofErr w:type="spellStart"/>
+      <w:r>
+        <w:t>durationminutes</w:t>
+      </w:r>
+      <w:proofErr w:type="spellEnd"/>
+      <w:r>
+        <w:t xml:space="preserve"> or </w:t>
+      </w:r>
+      <w:proofErr w:type="spellStart"/>
+      <w:r>
+        <w:t>num</w:t>
+      </w:r>
+      <w:proofErr w:type="spellEnd"/>
+      <w:r>
+        <w:t>__</w:t>
+      </w:r>
+      <w:proofErr w:type="spellStart"/>
+      <w:r>
+        <w:t>daysuntildeparture</w:t>
+      </w:r>
+      <w:proofErr w:type="spellEnd"/>
+      <w:r>
+        <w:t>. Features prefixed with cat__ are categorical variables that were transformed using One-Hot Encoding, meaning that each unique category value was expanded into a separate binary column. For example, cat__</w:t>
+      </w:r>
+      <w:proofErr w:type="spellStart"/>
+      <w:r>
+        <w:t>airline_Jet</w:t>
+      </w:r>
+      <w:proofErr w:type="spellEnd"/>
+      <w:r>
+        <w:t xml:space="preserve"> Airways is a binary feature that equals 1 when the airline is Jet Airways and 0 otherwise. This naming convention is applied automatically by the </w:t>
+      </w:r>
+      <w:proofErr w:type="spellStart"/>
+      <w:r>
+        <w:t>Scikit</w:t>
+      </w:r>
+      <w:proofErr w:type="spellEnd"/>
+      <w:r>
+        <w:t xml:space="preserve">-learn </w:t>
+      </w:r>
+      <w:proofErr w:type="spellStart"/>
+      <w:r>
+        <w:t>ColumnTransformer</w:t>
+      </w:r>
+      <w:proofErr w:type="spellEnd"/>
+      <w:r>
+        <w:t xml:space="preserve"> pipeline [19].</w:t>
+      </w:r>
+    </w:p>
+    <w:p>
+      <w:pPr>
+        <w:jc w:val="both"/>
+        <w:rPr>
+          <w:b/>
+        </w:rPr>
+      </w:pPr>
+      <w:r>
+        <w:rPr>
+          <w:b/>
+        </w:rPr>
+        <w:t xml:space="preserve">Random Forest </w:t>
+      </w:r>
+      <w:proofErr w:type="spellStart"/>
+      <w:r>
+        <w:rPr>
+          <w:b/>
+        </w:rPr>
+        <w:t>Regressor</w:t>
+      </w:r>
+      <w:proofErr w:type="spellEnd"/>
+    </w:p>
+    <w:p>
+      <w:pPr>
+        <w:jc w:val="both"/>
+      </w:pPr>
+      <w:r>
+        <w:t xml:space="preserve">The most influential feature by a significant margin is </w:t>
+      </w:r>
+      <w:proofErr w:type="spellStart"/>
+      <w:r>
+        <w:t>num</w:t>
+      </w:r>
+      <w:proofErr w:type="spellEnd"/>
+      <w:r>
+        <w:t>__</w:t>
+      </w:r>
+      <w:proofErr w:type="spellStart"/>
+      <w:r>
+        <w:t>durationminutes</w:t>
+      </w:r>
+      <w:proofErr w:type="spellEnd"/>
+      <w:r>
+        <w:t>, with an importance score of approximately 0.51, meaning that flight duration alone accounts for over half of the model's predictive power. This result is consistent with the correlation analysis presented earlier, which also identified duration as one of the strongest numerical predictors of price — longer flights naturally tend to cost more due to fuel, crew, and operational expenses.</w:t>
+      </w:r>
+    </w:p>
+    <w:p>
+      <w:pPr>
+        <w:jc w:val="both"/>
+      </w:pPr>
+      <w:r>
+        <w:t xml:space="preserve">The second most important feature is </w:t>
+      </w:r>
+      <w:proofErr w:type="spellStart"/>
+      <w:r>
+        <w:t>num</w:t>
+      </w:r>
+      <w:proofErr w:type="spellEnd"/>
+      <w:r>
+        <w:t>__</w:t>
+      </w:r>
+      <w:proofErr w:type="spellStart"/>
+      <w:r>
+        <w:t>daysuntildeparture</w:t>
+      </w:r>
+      <w:proofErr w:type="spellEnd"/>
+      <w:r>
+        <w:t>, with a score of approximately 0.18. This confirms a well-known pattern in airline pricing: tickets purchased closer to the departure date tend to be significantly more expensive, as airlines adjust prices dynamically based on remaining seat availability and demand [22]. The inclusion of this feature is therefore not only statistically justified but also logically grounded in real-world pricing behavior.</w:t>
+      </w:r>
+    </w:p>
+    <w:p>
+      <w:pPr>
+        <w:jc w:val="both"/>
+      </w:pPr>
+      <w:r>
+        <w:t>The features cat__</w:t>
+      </w:r>
+      <w:proofErr w:type="spellStart"/>
+      <w:r>
+        <w:t>airline_Jet</w:t>
+      </w:r>
+      <w:proofErr w:type="spellEnd"/>
+      <w:r>
+        <w:t xml:space="preserve"> Airways and cat__</w:t>
+      </w:r>
+      <w:proofErr w:type="spellStart"/>
+      <w:r>
+        <w:t>airline_Jet</w:t>
+      </w:r>
+      <w:proofErr w:type="spellEnd"/>
+      <w:r>
+        <w:t xml:space="preserve"> Airways Business rank third and fourth respectively, reflecting the fact that Jet Airways — particularly its business class — operated at a distinctly higher price point compared to other carriers in the dataset. This validates the decision to apply One-Hot Encoding to the airline variable rather than treating it as a raw numeric identifier, as the encoding allows the model to learn a distinct price contribution for each individual carrier.</w:t>
+      </w:r>
+    </w:p>
+    <w:p>
+      <w:pPr>
+        <w:jc w:val="both"/>
+      </w:pPr>
+      <w:proofErr w:type="spellStart"/>
+      <w:proofErr w:type="gramStart"/>
+      <w:r>
+        <w:t>num</w:t>
+      </w:r>
+      <w:proofErr w:type="spellEnd"/>
+      <w:r>
+        <w:t>__</w:t>
+      </w:r>
+      <w:proofErr w:type="spellStart"/>
+      <w:r>
+        <w:t>departurehour</w:t>
+      </w:r>
+      <w:proofErr w:type="spellEnd"/>
+      <w:proofErr w:type="gramEnd"/>
       <w:r>
         <w:t xml:space="preserve"> and </w:t>
       </w:r>
       <w:proofErr w:type="spellStart"/>
       <w:r>
-        <w:t>DestinationAirportId</w:t>
-      </w:r>
-      <w:proofErr w:type="spellEnd"/>
-      <w:r>
-        <w:t xml:space="preserve"> link each flight to its departure and arrival airports respectively. In addition to these references, the table stores operational attributes including the number of stops (</w:t>
-      </w:r>
-      <w:proofErr w:type="spellStart"/>
-      <w:r>
-        <w:t>TotalStops</w:t>
-      </w:r>
-      <w:proofErr w:type="spellEnd"/>
-      <w:r>
-        <w:t>), the total flight duration in minutes (</w:t>
-      </w:r>
-      <w:proofErr w:type="spellStart"/>
-      <w:r>
-        <w:t>DurationMinutes</w:t>
-      </w:r>
-      <w:proofErr w:type="spellEnd"/>
-      <w:r>
-        <w:t>), the day of the week (</w:t>
-      </w:r>
-      <w:proofErr w:type="spellStart"/>
-      <w:r>
-        <w:t>DayOfWeek</w:t>
-      </w:r>
-      <w:proofErr w:type="spellEnd"/>
-      <w:r>
-        <w:t xml:space="preserve">), a </w:t>
-      </w:r>
-      <w:proofErr w:type="spellStart"/>
-      <w:r>
-        <w:t>boolean</w:t>
-      </w:r>
-      <w:proofErr w:type="spellEnd"/>
-      <w:r>
-        <w:t xml:space="preserve"> flag indicating whether the flight departs on a weekend (</w:t>
-      </w:r>
-      <w:proofErr w:type="spellStart"/>
-      <w:r>
-        <w:t>IsWeekend</w:t>
-      </w:r>
-      <w:proofErr w:type="spellEnd"/>
-      <w:r>
-        <w:t xml:space="preserve">), the ticket price (Price), and the departure </w:t>
-      </w:r>
-      <w:proofErr w:type="spellStart"/>
-      <w:r>
-        <w:t>datetime</w:t>
-      </w:r>
-      <w:proofErr w:type="spellEnd"/>
-      <w:r>
-        <w:t xml:space="preserve"> (Date). These attributes correspond directly to the features used during machine learning model training, ensuring that the data retrieved from the database can be passed to the prediction pipeline without additional transformation.</w:t>
-      </w:r>
-    </w:p>
-    <w:p>
-      <w:pPr>
-        <w:jc w:val="both"/>
-      </w:pPr>
-      <w:r>
-        <w:t>The relationships between the tables are of the one-to-many type. A single airline can be associated with multiple flights, and a single airport can appear as the source or destination of multiple flights. Conversely, each flight record references exactly one airline and exactly one airport for each of its two endpoint roles. There are no many-to-many relationships in the schema and therefore no junction tables are required.</w:t>
-      </w:r>
-    </w:p>
-    <w:p>
-      <w:pPr>
-        <w:jc w:val="both"/>
-      </w:pPr>
-      <w:r>
-        <w:t>To interact with the database from the ASP.NET Core backend, Entity Framework Core was used as the Object-Relational Mapper (ORM). It enables the application to work with database records as strongly-typed .NET objects, abstracting the underlying SQL operations. The database schema was created using the code-first approach, in which the table structure is defined through C# entity classes and EF Core generates the corresponding SQL schema through migrations. Whenever the entity classes or their configurations were modified, a new migration was added and applied to the database, ensuring that the schema remained synchronized with the application code throug</w:t>
-      </w:r>
-      <w:r>
-        <w:t>hout the development process [25</w:t>
-      </w:r>
-      <w:r>
-        <w:t>].</w:t>
-      </w:r>
-    </w:p>
-    <w:p>
-      <w:pPr>
-        <w:pStyle w:val="Heading2"/>
-        <w:rPr>
-          <w:lang w:eastAsia="ro-RO"/>
-        </w:rPr>
-      </w:pPr>
-      <w:r>
-        <w:rPr>
-          <w:lang w:eastAsia="ro-RO"/>
-        </w:rPr>
-        <w:t>Functionalities</w:t>
-      </w:r>
-    </w:p>
-    <w:p>
-      <w:pPr>
-        <w:jc w:val="both"/>
-      </w:pPr>
-      <w:r>
-        <w:t xml:space="preserve">This subchapter describes the functionalities available in the </w:t>
-      </w:r>
-      <w:proofErr w:type="spellStart"/>
-      <w:r>
-        <w:t>FlightInsight</w:t>
-      </w:r>
-      <w:proofErr w:type="spellEnd"/>
-      <w:r>
-        <w:t xml:space="preserve"> AI application. Since the platform does not require user authentication, all features are accessible directly without registration or login. The application is designed around a single user type — the traveler — who interacts with the system through a clean, three-step flow: searching for flights, viewing available options, and receiving an AI-powered price prediction.</w:t>
+        <w:t>num</w:t>
+      </w:r>
+      <w:proofErr w:type="spellEnd"/>
+      <w:r>
+        <w:t>__</w:t>
+      </w:r>
+      <w:proofErr w:type="spellStart"/>
+      <w:r>
+        <w:t>total_stops</w:t>
+      </w:r>
+      <w:proofErr w:type="spellEnd"/>
+      <w:r>
+        <w:t xml:space="preserve"> contribute moderately, suggesting that the time of day and the number of stopovers have a measurable but secondary influence on ticket price compared to duration and booking lead time. Features such as </w:t>
+      </w:r>
+      <w:proofErr w:type="spellStart"/>
+      <w:r>
+        <w:t>num</w:t>
+      </w:r>
+      <w:proofErr w:type="spellEnd"/>
+      <w:r>
+        <w:t>__</w:t>
+      </w:r>
+      <w:proofErr w:type="spellStart"/>
+      <w:r>
+        <w:t>departureday</w:t>
+      </w:r>
+      <w:proofErr w:type="spellEnd"/>
+      <w:r>
+        <w:t xml:space="preserve">, </w:t>
+      </w:r>
+      <w:proofErr w:type="spellStart"/>
+      <w:r>
+        <w:t>num</w:t>
+      </w:r>
+      <w:proofErr w:type="spellEnd"/>
+      <w:r>
+        <w:t>__</w:t>
+      </w:r>
+      <w:proofErr w:type="spellStart"/>
+      <w:r>
+        <w:t>departureweekday</w:t>
+      </w:r>
+      <w:proofErr w:type="spellEnd"/>
+      <w:r>
+        <w:t>, cat__</w:t>
+      </w:r>
+      <w:proofErr w:type="spellStart"/>
+      <w:r>
+        <w:t>airline_Air</w:t>
+      </w:r>
+      <w:proofErr w:type="spellEnd"/>
+      <w:r>
+        <w:t xml:space="preserve"> India, and cat__</w:t>
+      </w:r>
+      <w:proofErr w:type="spellStart"/>
+      <w:r>
+        <w:t>airline_Multiple</w:t>
+      </w:r>
+      <w:proofErr w:type="spellEnd"/>
+      <w:r>
+        <w:t xml:space="preserve"> carriers show relatively low importance scores, indicating that they contribute marginally to the regression task. However, their inclusion does not harm model performance — Random Forest is robust to low-importance features — and they may still carry useful signal for the classification model [21].</w:t>
       </w:r>
     </w:p>
     <w:p>
@@ -21319,15 +19997,175 @@
         <w:rPr>
           <w:b/>
         </w:rPr>
-        <w:t>Flight Search</w:t>
-      </w:r>
-    </w:p>
-    <w:p>
-      <w:pPr>
-        <w:jc w:val="both"/>
-      </w:pPr>
-      <w:r>
-        <w:t>The main entry point of the application is the flight search page. The user is presented with a form that requires selecting a source airport and a destination airport from dropdown menus populated with the available options from the database. The user must also specify a departure date using a date picker. Additionally, the form provides two optional filters: a preferred airline selector, which defaults to "Any Airline" if no preference is specified, and a "Direct flights only" checkbox for users who wish to exclude flights with stopovers. The form supports two trip types — one-way and round trip — selectable via radio buttons at the top of the form. A reset button is available to clear all fields and return the form to its default state. If the user attempts to search without completing the required fields, appropriate validation messages are displayed.</w:t>
+        <w:t>Gradient Boosting Classifier</w:t>
+      </w:r>
+    </w:p>
+    <w:p>
+      <w:pPr>
+        <w:jc w:val="both"/>
+      </w:pPr>
+      <w:r>
+        <w:t xml:space="preserve">The feature importance profile of the Gradient Boosting Classifier differs notably from that of the </w:t>
+      </w:r>
+      <w:proofErr w:type="spellStart"/>
+      <w:r>
+        <w:t>regressor</w:t>
+      </w:r>
+      <w:proofErr w:type="spellEnd"/>
+      <w:r>
+        <w:t>, reflecting the different objective of the classification task — rather than predicting the absolute price of a ticket, the classifier determines whether a ticket is priced at least 10% below the historical average for its route, which constitutes a BUY signal.</w:t>
+      </w:r>
+    </w:p>
+    <w:p>
+      <w:pPr>
+        <w:jc w:val="both"/>
+      </w:pPr>
+      <w:r>
+        <w:t xml:space="preserve">Similarly to the </w:t>
+      </w:r>
+      <w:proofErr w:type="spellStart"/>
+      <w:r>
+        <w:t>regressor</w:t>
+      </w:r>
+      <w:proofErr w:type="spellEnd"/>
+      <w:r>
+        <w:t xml:space="preserve">, </w:t>
+      </w:r>
+      <w:proofErr w:type="spellStart"/>
+      <w:r>
+        <w:t>num</w:t>
+      </w:r>
+      <w:proofErr w:type="spellEnd"/>
+      <w:r>
+        <w:t>__</w:t>
+      </w:r>
+      <w:proofErr w:type="spellStart"/>
+      <w:r>
+        <w:t>durationminutes</w:t>
+      </w:r>
+      <w:proofErr w:type="spellEnd"/>
+      <w:r>
+        <w:t xml:space="preserve"> and </w:t>
+      </w:r>
+      <w:proofErr w:type="spellStart"/>
+      <w:r>
+        <w:t>num</w:t>
+      </w:r>
+      <w:proofErr w:type="spellEnd"/>
+      <w:r>
+        <w:t>__</w:t>
+      </w:r>
+      <w:proofErr w:type="spellStart"/>
+      <w:r>
+        <w:t>daysuntildeparture</w:t>
+      </w:r>
+      <w:proofErr w:type="spellEnd"/>
+      <w:r>
+        <w:t xml:space="preserve"> remain among the most important features, confirming that flight duration and booking lead time are universally informative across both tasks. However, the relative importance of these two features is more balanced in the classifier than in the </w:t>
+      </w:r>
+      <w:proofErr w:type="spellStart"/>
+      <w:r>
+        <w:t>regressor</w:t>
+      </w:r>
+      <w:proofErr w:type="spellEnd"/>
+      <w:r>
+        <w:t>, suggesting that the classification boundary depends more evenly on multiple variables rather than being dominated by a single predictor.</w:t>
+      </w:r>
+    </w:p>
+    <w:p>
+      <w:pPr>
+        <w:jc w:val="both"/>
+      </w:pPr>
+      <w:r>
+        <w:t>Airline-specific features such as cat__</w:t>
+      </w:r>
+      <w:proofErr w:type="spellStart"/>
+      <w:r>
+        <w:t>airline_Jet</w:t>
+      </w:r>
+      <w:proofErr w:type="spellEnd"/>
+      <w:r>
+        <w:t xml:space="preserve"> Airways Business and cat__</w:t>
+      </w:r>
+      <w:proofErr w:type="spellStart"/>
+      <w:r>
+        <w:t>airline_Jet</w:t>
+      </w:r>
+      <w:proofErr w:type="spellEnd"/>
+      <w:r>
+        <w:t xml:space="preserve"> Airways retain notable importance, indicating that certain carriers are systematically more or less likely to offer discounted fares relative to their route average. Route-level features — source and destination airport encodings — also appear with greater relative weight in the classifier compared to the </w:t>
+      </w:r>
+      <w:proofErr w:type="spellStart"/>
+      <w:r>
+        <w:t>regressor</w:t>
+      </w:r>
+      <w:proofErr w:type="spellEnd"/>
+      <w:r>
+        <w:t>, which reflects the fact that price anomalies are inherently route-dependent: what constitutes a cheap ticket on one route may be average or expensive on another.</w:t>
+      </w:r>
+    </w:p>
+    <w:p>
+      <w:pPr>
+        <w:jc w:val="both"/>
+      </w:pPr>
+      <w:r>
+        <w:t xml:space="preserve">Temporal features such as </w:t>
+      </w:r>
+      <w:proofErr w:type="spellStart"/>
+      <w:r>
+        <w:t>num</w:t>
+      </w:r>
+      <w:proofErr w:type="spellEnd"/>
+      <w:r>
+        <w:t>__</w:t>
+      </w:r>
+      <w:proofErr w:type="spellStart"/>
+      <w:r>
+        <w:t>departureweekday</w:t>
+      </w:r>
+      <w:proofErr w:type="spellEnd"/>
+      <w:r>
+        <w:t xml:space="preserve"> and </w:t>
+      </w:r>
+      <w:proofErr w:type="spellStart"/>
+      <w:r>
+        <w:t>num</w:t>
+      </w:r>
+      <w:proofErr w:type="spellEnd"/>
+      <w:r>
+        <w:t>__</w:t>
+      </w:r>
+      <w:proofErr w:type="spellStart"/>
+      <w:r>
+        <w:t>isweekend</w:t>
+      </w:r>
+      <w:proofErr w:type="spellEnd"/>
+      <w:r>
+        <w:t xml:space="preserve"> show slightly higher relative importance in the classifier than in the </w:t>
+      </w:r>
+      <w:proofErr w:type="spellStart"/>
+      <w:r>
+        <w:t>regressor</w:t>
+      </w:r>
+      <w:proofErr w:type="spellEnd"/>
+      <w:r>
+        <w:t>, consistent with the observation that discounted fares tend to cluster around specific days of the week, particularly mid-week departures which are generally less in demand [22].</w:t>
+      </w:r>
+    </w:p>
+    <w:p>
+      <w:pPr>
+        <w:jc w:val="both"/>
+      </w:pPr>
+      <w:r>
+        <w:t xml:space="preserve">Overall, the comparison between the two importance profiles confirms that while price prediction and purchase decision classification share common informative features, they capture different aspects of the pricing structure. The </w:t>
+      </w:r>
+      <w:proofErr w:type="spellStart"/>
+      <w:r>
+        <w:t>regressor</w:t>
+      </w:r>
+      <w:proofErr w:type="spellEnd"/>
+      <w:r>
+        <w:t xml:space="preserve"> learns the absolute price level of a ticket, while the classifier learns its relative position within the historical distribution of its route — a distinction that justifies the use of two separate models rather than a single combined approach [21], [22].</w:t>
       </w:r>
     </w:p>
     <w:p>
@@ -21337,28 +20175,14 @@
           <w:b/>
         </w:rPr>
       </w:pPr>
-      <w:r>
+    </w:p>
+    <w:p>
+      <w:pPr>
+        <w:jc w:val="both"/>
         <w:rPr>
           <w:b/>
         </w:rPr>
-        <w:t>Available Flights</w:t>
-      </w:r>
-    </w:p>
-    <w:p>
-      <w:pPr>
-        <w:jc w:val="both"/>
-      </w:pPr>
-      <w:r>
-        <w:t xml:space="preserve">Upon submitting a valid search, the application queries the backend and displays the results on the available flights page. Flights are presented as individual cards, each showing the airline name, the route in the format source → destination, the ticket price, the total flight duration, the number of stops, and the departure </w:t>
-      </w:r>
-      <w:proofErr w:type="spellStart"/>
-      <w:r>
-        <w:t>datetime</w:t>
-      </w:r>
-      <w:proofErr w:type="spellEnd"/>
-      <w:r>
-        <w:t>. A "Direct" badge is displayed on flights with zero stops for quick identification. In the case of a round-trip search, the results are split into two sections — outbound flights and inbound flights — allowing the user to independently evaluate each leg of the journey. A back button is available to return to the search form. If no flights match the search criteria, an appropriate message is displayed.</w:t>
-      </w:r>
+      </w:pPr>
     </w:p>
     <w:p>
       <w:pPr>
@@ -21371,47 +20195,119 @@
         <w:rPr>
           <w:b/>
         </w:rPr>
-        <w:t>AI Price Prediction</w:t>
-      </w:r>
-    </w:p>
-    <w:p>
-      <w:pPr>
-        <w:jc w:val="both"/>
-      </w:pPr>
-      <w:r>
-        <w:t>After selecting a flight, the application communicates with the machine learning backend to generate a price prediction for the chosen ticket. The prediction is displayed on a dedicated results page and provides the user with a comprehensive set of information to support their purchasing decision.</w:t>
-      </w:r>
-    </w:p>
-    <w:p>
-      <w:pPr>
-        <w:jc w:val="both"/>
-      </w:pPr>
-      <w:r>
-        <w:t>The hero section of the results page displays the overall recommendation badge — such as "Strong buy now" — alongside the total expected price for the trip. Below it, separate cards are shown for the outbound and inbound flights, each containing the following details: the AI purchasing decision (STRONG BUY, BUY, WAIT, or OVERPRICED), the expected price as estimated by the regression model, the current listed price of the flight, the historical average price for the route, the percentage difference between the current price and the route average displayed in green when below average and red when above, the model confidence score expressed as a percentage, and a risk level indicator (LOW, MEDIUM, or HIGH). A summary card at the bottom of the page presents a combined round-trip recommendation generated by the backend based on the decisions for both flight segments.</w:t>
-      </w:r>
-    </w:p>
-    <w:p>
-      <w:pPr>
-        <w:jc w:val="both"/>
-      </w:pPr>
-      <w:r>
-        <w:t>If the selected route does not have sufficient historical data in the system, the application displays an informative error message indicating that the prediction is not available for that route, rather than showing an incorrect or incomplete result. A retry button is provided so the user can attempt the request again or return to the search page to select a different flight.</w:t>
-      </w:r>
-    </w:p>
-    <w:p>
-      <w:pPr>
-        <w:pStyle w:val="Heading2"/>
-      </w:pPr>
-      <w:r>
-        <w:t>Implementation details</w:t>
-      </w:r>
-    </w:p>
-    <w:p>
-      <w:pPr>
-        <w:jc w:val="both"/>
-      </w:pPr>
-      <w:r>
-        <w:t>This subchapter presents the most technically interesting aspects of the implementation, focusing on the machine learning integration pipeline, the prediction logic, and the Angular frontend interaction flow.</w:t>
+        <w:t>Backend Architecture</w:t>
+      </w:r>
+    </w:p>
+    <w:p>
+      <w:pPr>
+        <w:jc w:val="both"/>
+      </w:pPr>
+      <w:r>
+        <w:t xml:space="preserve">The ASP.NET Core backend is organized following a clean, multi-project solution structure, as illustrated in Figure X. The solution, named </w:t>
+      </w:r>
+      <w:proofErr w:type="spellStart"/>
+      <w:r>
+        <w:t>FlightsPricePrediction</w:t>
+      </w:r>
+      <w:proofErr w:type="spellEnd"/>
+      <w:r>
+        <w:t xml:space="preserve">, consists of five projects, each responsible for a distinct layer of the application: API, Common, </w:t>
+      </w:r>
+      <w:proofErr w:type="spellStart"/>
+      <w:r>
+        <w:t>DataAccess</w:t>
+      </w:r>
+      <w:proofErr w:type="spellEnd"/>
+      <w:r>
+        <w:t>, Domain, and Services.</w:t>
+      </w:r>
+    </w:p>
+    <w:p>
+      <w:pPr>
+        <w:jc w:val="both"/>
+      </w:pPr>
+      <w:r>
+        <w:t xml:space="preserve">The Domain project forms the core of the application and contains the entity definitions that map to the database tables, as well as the repository interfaces — </w:t>
+      </w:r>
+      <w:proofErr w:type="spellStart"/>
+      <w:r>
+        <w:t>IAirlineRepository</w:t>
+      </w:r>
+      <w:proofErr w:type="spellEnd"/>
+      <w:r>
+        <w:t xml:space="preserve">, </w:t>
+      </w:r>
+      <w:proofErr w:type="spellStart"/>
+      <w:r>
+        <w:t>IAirportRepository</w:t>
+      </w:r>
+      <w:proofErr w:type="spellEnd"/>
+      <w:r>
+        <w:t xml:space="preserve">, and </w:t>
+      </w:r>
+      <w:proofErr w:type="spellStart"/>
+      <w:r>
+        <w:t>IFlightRepository</w:t>
+      </w:r>
+      <w:proofErr w:type="spellEnd"/>
+      <w:r>
+        <w:t>. These interfaces define the data access contracts without exposing any implementation details, following the Repository Pattern [23]. The Repository Pattern is a well-established structural design pattern that abstracts the data access layer from the rest of the application, providing a clean separation between business logic and database operations [23]. By depending on interfaces rather than concrete implementations, the upper layers of the application remain decoupled from the underlying data access technology, which improves testability, maintainability, and flexibility — for example, the data access implementation could be replaced or mocked without modifying the service or API layers.</w:t>
+      </w:r>
+    </w:p>
+    <w:p>
+      <w:pPr>
+        <w:jc w:val="both"/>
+      </w:pPr>
+      <w:r>
+        <w:t xml:space="preserve">The </w:t>
+      </w:r>
+      <w:proofErr w:type="spellStart"/>
+      <w:r>
+        <w:t>DataAccess</w:t>
+      </w:r>
+      <w:proofErr w:type="spellEnd"/>
+      <w:r>
+        <w:t xml:space="preserve"> project contains the concrete implementations of the repository interfaces defined in the Domain layer. This is where the actual database queries are executed using Entity Framework Core, translating the repository method calls into SQL operations against the SQL Server database.</w:t>
+      </w:r>
+    </w:p>
+    <w:p>
+      <w:pPr>
+        <w:jc w:val="both"/>
+      </w:pPr>
+      <w:r>
+        <w:t>The Services project encapsulates the business logic of the application, including the machine learning integration service responsible for communicating with the Flask API. By isolating business logic in a dedicated project, the solution ensures that the API layer remains thin and focused solely on handling HTTP requests and returning responses.</w:t>
+      </w:r>
+    </w:p>
+    <w:p>
+      <w:pPr>
+        <w:jc w:val="both"/>
+      </w:pPr>
+      <w:r>
+        <w:t xml:space="preserve">The API project exposes the application's endpoints to the Angular frontend via </w:t>
+      </w:r>
+      <w:proofErr w:type="spellStart"/>
+      <w:r>
+        <w:t>RESTful</w:t>
+      </w:r>
+      <w:proofErr w:type="spellEnd"/>
+      <w:r>
+        <w:t xml:space="preserve"> HTTP routes. It acts as the entry point of the backend, delegating all processing to the service layer and returning structured responses to the client.</w:t>
+      </w:r>
+    </w:p>
+    <w:p>
+      <w:pPr>
+        <w:jc w:val="both"/>
+      </w:pPr>
+      <w:r>
+        <w:t>The Common project contains shared utilities, constants, configuration models, and view models used across multiple projects within the solution.</w:t>
+      </w:r>
+    </w:p>
+    <w:p>
+      <w:pPr>
+        <w:jc w:val="both"/>
+      </w:pPr>
+      <w:r>
+        <w:t>This layered architecture, combined with the Repository Pattern and interface-driven design, ensures a high degree of modularity and separation of concerns throughout the backend codebase [23], [24].</w:t>
       </w:r>
     </w:p>
     <w:p>
@@ -21425,77 +20321,68 @@
         <w:rPr>
           <w:b/>
         </w:rPr>
-        <w:t>Machine Learning Pipeline Integration</w:t>
-      </w:r>
-    </w:p>
-    <w:p>
-      <w:pPr>
-        <w:jc w:val="both"/>
-      </w:pPr>
-      <w:r>
-        <w:t xml:space="preserve">One of the most important implementation details is the way the trained </w:t>
-      </w:r>
-      <w:proofErr w:type="spellStart"/>
-      <w:r>
-        <w:t>Scikit</w:t>
-      </w:r>
-      <w:proofErr w:type="spellEnd"/>
-      <w:r>
-        <w:t xml:space="preserve">-learn pipelines are integrated into the live application. Rather than rebuilding preprocessing logic in the ASP.NET Core backend, the entire transformation and prediction chain — One-Hot Encoding, Min-Max Scaling, regression, and classification — is encapsulated within serialized pipeline objects saved using </w:t>
-      </w:r>
-      <w:proofErr w:type="spellStart"/>
-      <w:r>
-        <w:t>joblib</w:t>
-      </w:r>
-      <w:proofErr w:type="spellEnd"/>
-      <w:r>
-        <w:t>. When the Flask API receives a prediction request, it applies the same preprocessing steps that were used during training, guaranteeing consistency between the training and inference environments. This design eliminates the risk of feature mismatch errors and ensures that the model always receives input in the exact format it was trained on.</w:t>
-      </w:r>
-    </w:p>
-    <w:p>
-      <w:pPr>
-        <w:jc w:val="both"/>
-        <w:rPr>
-          <w:b/>
-        </w:rPr>
-      </w:pPr>
-      <w:r>
-        <w:rPr>
-          <w:b/>
-        </w:rPr>
-        <w:t>Flask Prediction Endpoint</w:t>
-      </w:r>
-    </w:p>
-    <w:p>
-      <w:pPr>
-        <w:jc w:val="both"/>
-      </w:pPr>
-      <w:r>
-        <w:t xml:space="preserve">The /predict endpoint in the Flask API is the core of the machine learning service. It accepts a JSON body containing the flight details, preprocesses the input by extracting </w:t>
-      </w:r>
-      <w:proofErr w:type="spellStart"/>
-      <w:r>
-        <w:t>datetime</w:t>
-      </w:r>
-      <w:proofErr w:type="spellEnd"/>
-      <w:r>
-        <w:t xml:space="preserve"> features and looking up the historical route statistics, and then runs the input through both the regression and classification pipelines simultaneously. The Random Forest </w:t>
-      </w:r>
-      <w:proofErr w:type="spellStart"/>
-      <w:r>
-        <w:t>Regressor</w:t>
-      </w:r>
-      <w:proofErr w:type="spellEnd"/>
-      <w:r>
-        <w:t xml:space="preserve"> produces the expected price for the ticket, while the Gradient Boosting Classifier produces a binary decision indicating whether the ticket is cheap relative to its route average. The final purchasing recommendation — STRONG BUY, BUY, WAIT, or OVERPRICED — is determined by combining the classifier output with a direct comparison between the current ticket price and the historical route average price. The endpoint returns a structured JSON response containing the decision, confidence score, expected price, route average price, percentage deviation, risk level, model version, and a UTC timestamp. If the requested route has no historical data in the route statistics file, the endpoint returns a 404 status code, which is propagated cleanly through the C# backend to the Angular frontend.</w:t>
+        <w:t>Frontend Architecture</w:t>
+      </w:r>
+    </w:p>
+    <w:p>
+      <w:pPr>
+        <w:jc w:val="both"/>
+      </w:pPr>
+      <w:r>
+        <w:t xml:space="preserve">The Angular frontend project, named </w:t>
+      </w:r>
+      <w:proofErr w:type="spellStart"/>
+      <w:r>
+        <w:t>FlightsPricePredictionFrontend</w:t>
+      </w:r>
+      <w:proofErr w:type="spellEnd"/>
+      <w:r>
+        <w:t xml:space="preserve">, follows a feature-based modular architecture, which is the recommended approach for scalable Angular applications [25]. The source code is organized under the </w:t>
+      </w:r>
+      <w:proofErr w:type="spellStart"/>
+      <w:r>
+        <w:t>src</w:t>
+      </w:r>
+      <w:proofErr w:type="spellEnd"/>
+      <w:r>
+        <w:t>/app directory and divided into three main sections: core, features, and shared.</w:t>
+      </w:r>
+    </w:p>
+    <w:p>
+      <w:pPr>
+        <w:jc w:val="both"/>
+      </w:pPr>
+      <w:r>
+        <w:t xml:space="preserve">The core folder contains the application-wide models and services. The models subfolder defines the </w:t>
+      </w:r>
+      <w:proofErr w:type="spellStart"/>
+      <w:r>
+        <w:t>TypeScript</w:t>
+      </w:r>
+      <w:proofErr w:type="spellEnd"/>
+      <w:r>
+        <w:t xml:space="preserve"> interfaces and data transfer objects used to type the responses received from the backend API. The services subfolder contains the HTTP services responsible for communicating with the ASP.NET Core backend, encapsulating all API call logic in a single, reusable layer.</w:t>
+      </w:r>
+    </w:p>
+    <w:p>
+      <w:pPr>
+        <w:jc w:val="both"/>
+      </w:pPr>
+      <w:r>
+        <w:t>The features folder implements a feature module pattern, where each subfolder represents a self-contained functional area of the application — the home search page, the available flights listing, the AI prediction results view, and the dashboard. Each feature module manages its own components, routing, and template logic independently.</w:t>
+      </w:r>
+    </w:p>
+    <w:p>
+      <w:pPr>
+        <w:jc w:val="both"/>
+      </w:pPr>
+      <w:r>
+        <w:t>This structure ensures that each functional area of the application is independently maintainable and that the codebase scales cleanly as new features are introduced [25].</w:t>
       </w:r>
     </w:p>
     <w:p>
       <w:pPr>
         <w:jc w:val="center"/>
-        <w:rPr>
-          <w:b/>
-        </w:rPr>
       </w:pPr>
       <w:r>
         <w:rPr>
@@ -21503,10 +20390,10 @@
           <w:lang w:val="ro-RO" w:eastAsia="ro-RO"/>
         </w:rPr>
         <w:drawing>
-          <wp:inline distT="0" distB="0" distL="0" distR="0" wp14:anchorId="2E6BF3F8" wp14:editId="5A164E95">
-            <wp:extent cx="5227773" cy="4419983"/>
-            <wp:effectExtent l="0" t="0" r="0" b="0"/>
-            <wp:docPr id="8" name="Picture 8"/>
+          <wp:inline distT="0" distB="0" distL="0" distR="0">
+            <wp:extent cx="4641423" cy="4823460"/>
+            <wp:effectExtent l="0" t="0" r="6985" b="0"/>
+            <wp:docPr id="29" name="Picture 29"/>
             <wp:cNvGraphicFramePr>
               <a:graphicFrameLocks xmlns:a="http://schemas.openxmlformats.org/drawingml/2006/main" noChangeAspect="1"/>
             </wp:cNvGraphicFramePr>
@@ -21514,11 +20401,17 @@
               <a:graphicData uri="http://schemas.openxmlformats.org/drawingml/2006/picture">
                 <pic:pic xmlns:pic="http://schemas.openxmlformats.org/drawingml/2006/picture">
                   <pic:nvPicPr>
-                    <pic:cNvPr id="1" name=""/>
+                    <pic:cNvPr id="29" name="Sequence diagram.png"/>
                     <pic:cNvPicPr/>
                   </pic:nvPicPr>
                   <pic:blipFill>
-                    <a:blip r:embed="rId29"/>
+                    <a:blip r:embed="rId29">
+                      <a:extLst>
+                        <a:ext uri="{28A0092B-C50C-407E-A947-70E740481C1C}">
+                          <a14:useLocalDpi xmlns:a14="http://schemas.microsoft.com/office/drawing/2010/main" val="0"/>
+                        </a:ext>
+                      </a:extLst>
+                    </a:blip>
                     <a:stretch>
                       <a:fillRect/>
                     </a:stretch>
@@ -21526,7 +20419,7 @@
                   <pic:spPr>
                     <a:xfrm>
                       <a:off x="0" y="0"/>
-                      <a:ext cx="5227773" cy="4419983"/>
+                      <a:ext cx="4668306" cy="4851397"/>
                     </a:xfrm>
                     <a:prstGeom prst="rect">
                       <a:avLst/>
@@ -21541,56 +20434,144 @@
     </w:p>
     <w:p>
       <w:pPr>
+        <w:pStyle w:val="Caption"/>
+        <w:ind w:left="720"/>
         <w:jc w:val="center"/>
         <w:rPr>
+          <w:b w:val="0"/>
           <w:i/>
-        </w:rPr>
-      </w:pPr>
-      <w:r>
-        <w:rPr>
+          <w:sz w:val="22"/>
+        </w:rPr>
+      </w:pPr>
+      <w:r>
+        <w:rPr>
+          <w:b w:val="0"/>
           <w:i/>
-        </w:rPr>
-        <w:t>Figure 3-8</w:t>
-      </w:r>
-      <w:r>
-        <w:rPr>
+          <w:sz w:val="22"/>
+        </w:rPr>
+        <w:t xml:space="preserve">Figure </w:t>
+      </w:r>
+      <w:r>
+        <w:rPr>
+          <w:b w:val="0"/>
           <w:i/>
-        </w:rPr>
-        <w:t xml:space="preserve">: </w:t>
-      </w:r>
-      <w:r>
-        <w:rPr>
+          <w:sz w:val="22"/>
+        </w:rPr>
+        <w:fldChar w:fldCharType="begin"/>
+      </w:r>
+      <w:r>
+        <w:rPr>
+          <w:b w:val="0"/>
           <w:i/>
-        </w:rPr>
-        <w:t>Preprocessing input</w:t>
+          <w:sz w:val="22"/>
+        </w:rPr>
+        <w:instrText xml:space="preserve"> STYLEREF 1 \s </w:instrText>
+      </w:r>
+      <w:r>
+        <w:rPr>
+          <w:b w:val="0"/>
+          <w:i/>
+          <w:sz w:val="22"/>
+        </w:rPr>
+        <w:fldChar w:fldCharType="separate"/>
+      </w:r>
+      <w:r>
+        <w:rPr>
+          <w:b w:val="0"/>
+          <w:i/>
+          <w:noProof/>
+          <w:sz w:val="22"/>
+        </w:rPr>
+        <w:t>3</w:t>
+      </w:r>
+      <w:r>
+        <w:rPr>
+          <w:b w:val="0"/>
+          <w:i/>
+          <w:noProof/>
+          <w:sz w:val="22"/>
+        </w:rPr>
+        <w:fldChar w:fldCharType="end"/>
+      </w:r>
+      <w:r>
+        <w:rPr>
+          <w:b w:val="0"/>
+          <w:i/>
+          <w:sz w:val="22"/>
+        </w:rPr>
+        <w:noBreakHyphen/>
+      </w:r>
+      <w:r>
+        <w:rPr>
+          <w:b w:val="0"/>
+          <w:i/>
+          <w:sz w:val="22"/>
+        </w:rPr>
+        <w:t>8</w:t>
+      </w:r>
+      <w:r>
+        <w:rPr>
+          <w:b w:val="0"/>
+          <w:i/>
+          <w:sz w:val="22"/>
+        </w:rPr>
+        <w:t>:</w:t>
+      </w:r>
+      <w:r>
+        <w:rPr>
+          <w:b w:val="0"/>
+          <w:i/>
+          <w:sz w:val="22"/>
+        </w:rPr>
+        <w:t xml:space="preserve"> </w:t>
+      </w:r>
+      <w:r>
+        <w:rPr>
+          <w:b w:val="0"/>
+          <w:i/>
+          <w:sz w:val="22"/>
+        </w:rPr>
+        <w:t>Sequence diagram</w:t>
+      </w:r>
+    </w:p>
+    <w:p>
+      <w:pPr>
+        <w:pStyle w:val="Heading2"/>
+      </w:pPr>
+      <w:r>
+        <w:t>Database structure</w:t>
+      </w:r>
+    </w:p>
+    <w:p>
+      <w:pPr>
+        <w:jc w:val="both"/>
+      </w:pPr>
+      <w:r>
+        <w:t xml:space="preserve">The database structure is a crucial aspect of any web application, serving as the foundation for data storage, retrieval, and management. This subchapter presents the organization and design of the database used in the </w:t>
+      </w:r>
+      <w:proofErr w:type="spellStart"/>
+      <w:r>
+        <w:t>FlightInsight</w:t>
+      </w:r>
+      <w:proofErr w:type="spellEnd"/>
+      <w:r>
+        <w:t xml:space="preserve"> AI application, covering the schema definition, the relationships between entities, and the mechanisms employed to ensure data integrity.</w:t>
       </w:r>
     </w:p>
     <w:p>
       <w:pPr>
         <w:jc w:val="center"/>
-        <w:rPr>
-          <w:b/>
-        </w:rPr>
-      </w:pPr>
-    </w:p>
-    <w:p>
-      <w:pPr>
-        <w:jc w:val="center"/>
-        <w:rPr>
-          <w:b/>
-        </w:rPr>
-      </w:pPr>
-      <w:r>
-        <w:rPr>
-          <w:b/>
+      </w:pPr>
+      <w:r>
+        <w:rPr>
           <w:noProof/>
           <w:lang w:val="ro-RO" w:eastAsia="ro-RO"/>
         </w:rPr>
         <w:drawing>
-          <wp:inline distT="0" distB="0" distL="0" distR="0" wp14:anchorId="5A5C864B" wp14:editId="41D92E26">
-            <wp:extent cx="4138019" cy="6043184"/>
+          <wp:inline distT="0" distB="0" distL="0" distR="0" wp14:anchorId="689B32B9" wp14:editId="041CF31E">
+            <wp:extent cx="4038950" cy="4747671"/>
             <wp:effectExtent l="0" t="0" r="0" b="0"/>
-            <wp:docPr id="9" name="Picture 9"/>
+            <wp:docPr id="7" name="Picture 7"/>
             <wp:cNvGraphicFramePr>
               <a:graphicFrameLocks xmlns:a="http://schemas.openxmlformats.org/drawingml/2006/main" noChangeAspect="1"/>
             </wp:cNvGraphicFramePr>
@@ -21610,7 +20591,7 @@
                   <pic:spPr>
                     <a:xfrm>
                       <a:off x="0" y="0"/>
-                      <a:ext cx="4138019" cy="6043184"/>
+                      <a:ext cx="4038950" cy="4747671"/>
                     </a:xfrm>
                     <a:prstGeom prst="rect">
                       <a:avLst/>
@@ -21634,100 +20615,400 @@
         <w:rPr>
           <w:i/>
         </w:rPr>
-        <w:t>Figure 3-9</w:t>
+        <w:t>Figure 3-</w:t>
       </w:r>
       <w:r>
         <w:rPr>
           <w:i/>
         </w:rPr>
-        <w:t xml:space="preserve">: </w:t>
+        <w:t>9</w:t>
       </w:r>
       <w:r>
         <w:rPr>
           <w:i/>
         </w:rPr>
-        <w:t>Prediction and returning result</w:t>
+        <w:t>: Database diagram</w:t>
+      </w:r>
+    </w:p>
+    <w:p>
+      <w:pPr>
+        <w:jc w:val="both"/>
+      </w:pPr>
+      <w:r>
+        <w:t>The database consists of three tables: FLIGHTS, AIRPORTS, and AIRLINE. These tables were designed to store all the information required by the application to search for available flights and generate machine learning-based price predictions.</w:t>
+      </w:r>
+    </w:p>
+    <w:p>
+      <w:pPr>
+        <w:jc w:val="both"/>
+      </w:pPr>
+      <w:r>
+        <w:t>The AIRPORTS table stores the list of airports available in the system. Each record contains an internal primary key (Id), a numeric airport identifier (</w:t>
+      </w:r>
+      <w:proofErr w:type="spellStart"/>
+      <w:r>
+        <w:t>AirportId</w:t>
+      </w:r>
+      <w:proofErr w:type="spellEnd"/>
+      <w:r>
+        <w:t>) that corresponds to the identifier used in the machine learning dataset, an IATA airport code (Code) such as DEL, BLR, or COK, and a timestamp indicating when the record was inserted.</w:t>
+      </w:r>
+    </w:p>
+    <w:p>
+      <w:pPr>
+        <w:jc w:val="both"/>
+      </w:pPr>
+      <w:r>
+        <w:t>The AIRLINE table stores the list of airline carriers. Similarly to the airports table, each record contains an internal primary key, a numeric airline identifier (</w:t>
+      </w:r>
+      <w:proofErr w:type="spellStart"/>
+      <w:r>
+        <w:t>AirlineId</w:t>
+      </w:r>
+      <w:proofErr w:type="spellEnd"/>
+      <w:r>
+        <w:t>) consistent with the identifiers used during model training, the airline name, and a creation timestamp.</w:t>
+      </w:r>
+    </w:p>
+    <w:p>
+      <w:pPr>
+        <w:jc w:val="both"/>
+      </w:pPr>
+      <w:r>
+        <w:t xml:space="preserve">The FLIGHTS table is the central entity of the database and stores all available flight records. It references both the AIRLINE and AIRPORTS tables through foreign keys: </w:t>
+      </w:r>
+      <w:proofErr w:type="spellStart"/>
+      <w:r>
+        <w:t>AirlineId</w:t>
+      </w:r>
+      <w:proofErr w:type="spellEnd"/>
+      <w:r>
+        <w:t xml:space="preserve"> links each flight to its operating carrier, while </w:t>
+      </w:r>
+      <w:proofErr w:type="spellStart"/>
+      <w:r>
+        <w:t>SourceAirportId</w:t>
+      </w:r>
+      <w:proofErr w:type="spellEnd"/>
+      <w:r>
+        <w:t xml:space="preserve"> and </w:t>
+      </w:r>
+      <w:proofErr w:type="spellStart"/>
+      <w:r>
+        <w:t>DestinationAirportId</w:t>
+      </w:r>
+      <w:proofErr w:type="spellEnd"/>
+      <w:r>
+        <w:t xml:space="preserve"> link each flight to its departure and arrival airports respectively. In addition to these references, the table stores operational attributes including the number of stops (</w:t>
+      </w:r>
+      <w:proofErr w:type="spellStart"/>
+      <w:r>
+        <w:t>TotalStops</w:t>
+      </w:r>
+      <w:proofErr w:type="spellEnd"/>
+      <w:r>
+        <w:t>), the total flight duration in minutes (</w:t>
+      </w:r>
+      <w:proofErr w:type="spellStart"/>
+      <w:r>
+        <w:t>DurationMinutes</w:t>
+      </w:r>
+      <w:proofErr w:type="spellEnd"/>
+      <w:r>
+        <w:t>), the day of the week (</w:t>
+      </w:r>
+      <w:proofErr w:type="spellStart"/>
+      <w:r>
+        <w:t>DayOfWeek</w:t>
+      </w:r>
+      <w:proofErr w:type="spellEnd"/>
+      <w:r>
+        <w:t xml:space="preserve">), a </w:t>
+      </w:r>
+      <w:proofErr w:type="spellStart"/>
+      <w:r>
+        <w:t>boolean</w:t>
+      </w:r>
+      <w:proofErr w:type="spellEnd"/>
+      <w:r>
+        <w:t xml:space="preserve"> flag indicating whether the flight departs on a weekend (</w:t>
+      </w:r>
+      <w:proofErr w:type="spellStart"/>
+      <w:r>
+        <w:t>IsWeekend</w:t>
+      </w:r>
+      <w:proofErr w:type="spellEnd"/>
+      <w:r>
+        <w:t xml:space="preserve">), the ticket price (Price), and the departure </w:t>
+      </w:r>
+      <w:proofErr w:type="spellStart"/>
+      <w:r>
+        <w:t>datetime</w:t>
+      </w:r>
+      <w:proofErr w:type="spellEnd"/>
+      <w:r>
+        <w:t xml:space="preserve"> (Date). These attributes correspond directly to the features used during machine learning model training, ensuring that the data retrieved from the database can be passed to the prediction pipeline without additional transformation.</w:t>
+      </w:r>
+    </w:p>
+    <w:p>
+      <w:pPr>
+        <w:jc w:val="both"/>
+      </w:pPr>
+      <w:r>
+        <w:t>The relationships between the tables are of the one-to-many type. A single airline can be associated with multiple flights, and a single airport can appear as the source or destination of multiple flights. Conversely, each flight record references exactly one airline and exactly one airport for each of its two endpoint roles. There are no many-to-many relationships in the schema and therefore no junction tables are required.</w:t>
+      </w:r>
+    </w:p>
+    <w:p>
+      <w:pPr>
+        <w:jc w:val="both"/>
+      </w:pPr>
+      <w:r>
+        <w:t>To interact with the database from the ASP.NET Core backend, Entity Framework Core was used as the Object-Relational Mapper (ORM). It enables the application to work with database records as strongly-typed .NET objects, abstracting the underlying SQL operations. The database schema was created using the code-first approach, in which the table structure is defined through C# entity classes and EF Core generates the corresponding SQL schema through migrations. Whenever the entity classes or their configurations were modified, a new migration was added and applied to the database, ensuring that the schema remained synchronized with the application code throug</w:t>
+      </w:r>
+      <w:r>
+        <w:t>hout the development process [25</w:t>
+      </w:r>
+      <w:r>
+        <w:t>].</w:t>
+      </w:r>
+    </w:p>
+    <w:p>
+      <w:pPr>
+        <w:pStyle w:val="Heading2"/>
+        <w:rPr>
+          <w:lang w:eastAsia="ro-RO"/>
+        </w:rPr>
+      </w:pPr>
+      <w:r>
+        <w:rPr>
+          <w:lang w:eastAsia="ro-RO"/>
+        </w:rPr>
+        <w:t>Functionalities</w:t>
+      </w:r>
+    </w:p>
+    <w:p>
+      <w:pPr>
+        <w:jc w:val="both"/>
+      </w:pPr>
+      <w:r>
+        <w:t xml:space="preserve">This subchapter describes the functionalities available in the </w:t>
+      </w:r>
+      <w:proofErr w:type="spellStart"/>
+      <w:r>
+        <w:t>FlightInsight</w:t>
+      </w:r>
+      <w:proofErr w:type="spellEnd"/>
+      <w:r>
+        <w:t xml:space="preserve"> AI application. Since the platform does not require user authentication, all features are accessible directly without registration or login. The application is designed around a single user type — the traveler — who interacts with the system through a clean, three-step flow: searching for flights, viewing available options, and receiving an AI-powered price prediction.</w:t>
+      </w:r>
+    </w:p>
+    <w:p>
+      <w:pPr>
+        <w:jc w:val="both"/>
+        <w:rPr>
+          <w:b/>
+        </w:rPr>
+      </w:pPr>
+    </w:p>
+    <w:p>
+      <w:pPr>
+        <w:jc w:val="both"/>
+        <w:rPr>
+          <w:b/>
+        </w:rPr>
+      </w:pPr>
+      <w:r>
+        <w:rPr>
+          <w:b/>
+        </w:rPr>
+        <w:t>Flight Search</w:t>
+      </w:r>
+    </w:p>
+    <w:p>
+      <w:pPr>
+        <w:jc w:val="both"/>
+      </w:pPr>
+      <w:r>
+        <w:t>The main entry point of the application is the flight search page. The user is presented with a form that requires selecting a source airport and a destination airport from dropdown menus populated with the available options from the database. The user must also specify a departure date using a date picker. Additionally, the form provides two optional filters: a preferred airline selector, which defaults to "Any Airline" if no preference is specified, and a "Direct flights only" checkbox for users who wish to exclude flights with stopovers. The form supports two trip types — one-way and round trip — selectable via radio buttons at the top of the form. A reset button is available to clear all fields and return the form to its default state. If the user attempts to search without completing the required fields, appropriate validation messages are displayed.</w:t>
+      </w:r>
+    </w:p>
+    <w:p>
+      <w:pPr>
+        <w:jc w:val="both"/>
+        <w:rPr>
+          <w:b/>
+        </w:rPr>
+      </w:pPr>
+      <w:r>
+        <w:rPr>
+          <w:b/>
+        </w:rPr>
+        <w:t>Available Flights</w:t>
+      </w:r>
+    </w:p>
+    <w:p>
+      <w:pPr>
+        <w:jc w:val="both"/>
+      </w:pPr>
+      <w:r>
+        <w:t xml:space="preserve">Upon submitting a valid search, the application queries the backend and displays the results on the available flights page. Flights are presented as individual cards, each showing the airline name, the route in the format source → destination, the ticket price, the total flight duration, the number of stops, and the departure </w:t>
+      </w:r>
+      <w:proofErr w:type="spellStart"/>
+      <w:r>
+        <w:t>datetime</w:t>
+      </w:r>
+      <w:proofErr w:type="spellEnd"/>
+      <w:r>
+        <w:t>. A "Direct" badge is displayed on flights with zero stops for quick identification. In the case of a round-trip search, the results are split into two sections — outbound flights and inbound flights — allowing the user to independently evaluate each leg of the journey. A back button is available to return to the search form. If no flights match the search criteria, an appropriate message is displayed.</w:t>
+      </w:r>
+    </w:p>
+    <w:p>
+      <w:pPr>
+        <w:jc w:val="both"/>
+        <w:rPr>
+          <w:b/>
+        </w:rPr>
+      </w:pPr>
+      <w:r>
+        <w:rPr>
+          <w:b/>
+        </w:rPr>
+        <w:t>AI Price Prediction</w:t>
+      </w:r>
+    </w:p>
+    <w:p>
+      <w:pPr>
+        <w:jc w:val="both"/>
+      </w:pPr>
+      <w:r>
+        <w:t>After selecting a flight, the application communicates with the machine learning backend to generate a price prediction for the chosen ticket. The prediction is displayed on a dedicated results page and provides the user with a comprehensive set of information to support their purchasing decision.</w:t>
+      </w:r>
+    </w:p>
+    <w:p>
+      <w:pPr>
+        <w:jc w:val="both"/>
+      </w:pPr>
+      <w:r>
+        <w:t>The hero section of the results page displays the overall recommendation badge — such as "Strong buy now" — alongside the total expected price for the trip. Below it, separate cards are shown for the outbound and inbound flights, each containing the following details: the AI purchasing decision (STRONG BUY, BUY, WAIT, or OVERPRICED), the expected price as estimated by the regression model, the current listed price of the flight, the historical average price for the route, the percentage difference between the current price and the route average displayed in green when below average and red when above, the model confidence score expressed as a percentage, and a risk level indicator (LOW, MEDIUM, or HIGH). A summary card at the bottom of the page presents a combined round-trip recommendation generated by the backend based on the decisions for both flight segments.</w:t>
+      </w:r>
+    </w:p>
+    <w:p>
+      <w:pPr>
+        <w:jc w:val="both"/>
+      </w:pPr>
+      <w:r>
+        <w:t>If the selected route does not have sufficient historical data in the system, the application displays an informative error message indicating that the prediction is not available for that route, rather than showing an incorrect or incomplete result. A retry button is provided so the user can attempt the request again or return to the search page to select a different flight.</w:t>
+      </w:r>
+    </w:p>
+    <w:p>
+      <w:pPr>
+        <w:pStyle w:val="Heading2"/>
+      </w:pPr>
+      <w:r>
+        <w:t>Implementation details</w:t>
+      </w:r>
+    </w:p>
+    <w:p>
+      <w:pPr>
+        <w:jc w:val="both"/>
+      </w:pPr>
+      <w:r>
+        <w:t>This subchapter presents the most technically interesting aspects of the implementation, focusing on the machine learning integration pipeline, the prediction logic, and the Angular frontend interaction flow.</w:t>
+      </w:r>
+    </w:p>
+    <w:p>
+      <w:pPr>
+        <w:jc w:val="both"/>
+        <w:rPr>
+          <w:b/>
+        </w:rPr>
+      </w:pPr>
+      <w:r>
+        <w:rPr>
+          <w:b/>
+        </w:rPr>
+        <w:t>Machine Learning Pipeline Integration</w:t>
+      </w:r>
+    </w:p>
+    <w:p>
+      <w:pPr>
+        <w:jc w:val="both"/>
+      </w:pPr>
+      <w:r>
+        <w:t xml:space="preserve">One of the most important implementation details is the way the trained </w:t>
+      </w:r>
+      <w:proofErr w:type="spellStart"/>
+      <w:r>
+        <w:t>Scikit</w:t>
+      </w:r>
+      <w:proofErr w:type="spellEnd"/>
+      <w:r>
+        <w:t xml:space="preserve">-learn pipelines are integrated into the live application. Rather than rebuilding preprocessing logic in the ASP.NET Core backend, the entire transformation and prediction chain — One-Hot Encoding, Min-Max Scaling, regression, and classification — is encapsulated within serialized pipeline objects saved using </w:t>
+      </w:r>
+      <w:proofErr w:type="spellStart"/>
+      <w:r>
+        <w:t>joblib</w:t>
+      </w:r>
+      <w:proofErr w:type="spellEnd"/>
+      <w:r>
+        <w:t>. When the Flask API receives a prediction request, it applies the same preprocessing steps that were used during training, guaranteeing consistency between the training and inference environments. This design eliminates the risk of feature mismatch errors and ensures that the model always receives input in the exact format it was trained on.</w:t>
+      </w:r>
+    </w:p>
+    <w:p>
+      <w:pPr>
+        <w:jc w:val="both"/>
+        <w:rPr>
+          <w:b/>
+        </w:rPr>
+      </w:pPr>
+      <w:r>
+        <w:rPr>
+          <w:b/>
+        </w:rPr>
+        <w:t>Flask Prediction Endpoint</w:t>
+      </w:r>
+    </w:p>
+    <w:p>
+      <w:pPr>
+        <w:jc w:val="both"/>
+      </w:pPr>
+      <w:r>
+        <w:t xml:space="preserve">The /predict endpoint in the Flask API is the core of the machine learning service. It accepts a JSON body containing the flight details, preprocesses the input by extracting </w:t>
+      </w:r>
+      <w:proofErr w:type="spellStart"/>
+      <w:r>
+        <w:t>datetime</w:t>
+      </w:r>
+      <w:proofErr w:type="spellEnd"/>
+      <w:r>
+        <w:t xml:space="preserve"> features and looking up the historical route statistics, and then runs the input through both the regression and classification pipelines simultaneously. The Random Forest </w:t>
+      </w:r>
+      <w:proofErr w:type="spellStart"/>
+      <w:r>
+        <w:t>Regressor</w:t>
+      </w:r>
+      <w:proofErr w:type="spellEnd"/>
+      <w:r>
+        <w:t xml:space="preserve"> produces the expected price for the ticket, while the Gradient Boosting Classifier produces a binary decision indicating whether the ticket is cheap relative to its route average. The final purchasing recommendation — STRONG BUY, BUY, WAIT, or OVERPRICED — is determined by combining the classifier output with a direct comparison between the current ticket price and the historical route average price. The endpoint returns a structured JSON response containing the decision, confidence score, expected price, route average price, percentage deviation, risk level, model version, and a UTC timestamp. If the requested route has no historical data in the route statistics file, the endpoint returns a 404 status code, which is propagated cleanly through the C# backend to the Angular frontend.</w:t>
       </w:r>
     </w:p>
     <w:p>
       <w:pPr>
         <w:jc w:val="center"/>
         <w:rPr>
-          <w:i/>
-        </w:rPr>
-      </w:pPr>
-    </w:p>
-    <w:p>
-      <w:pPr>
-        <w:rPr>
           <w:b/>
         </w:rPr>
       </w:pPr>
       <w:r>
         <w:rPr>
-          <w:b/>
-        </w:rPr>
-        <w:t>ASP.NET Core Prediction Service</w:t>
-      </w:r>
-    </w:p>
-    <w:p>
-      <w:pPr>
-        <w:jc w:val="both"/>
-      </w:pPr>
-      <w:r>
-        <w:t xml:space="preserve">On the backend side, the </w:t>
-      </w:r>
-      <w:proofErr w:type="spellStart"/>
-      <w:r>
-        <w:t>GetPredictedFlightPrice</w:t>
-      </w:r>
-      <w:proofErr w:type="spellEnd"/>
-      <w:r>
-        <w:t xml:space="preserve"> method in the prediction service orchestrates the full round-trip prediction flow. It first retrieves the flight details from the SQL Server database using the repository pattern, then maps each flight to a </w:t>
-      </w:r>
-      <w:proofErr w:type="spellStart"/>
-      <w:r>
-        <w:t>FlightInput</w:t>
-      </w:r>
-      <w:proofErr w:type="spellEnd"/>
-      <w:r>
-        <w:t xml:space="preserve"> object — including the current ticket price as </w:t>
-      </w:r>
-      <w:proofErr w:type="spellStart"/>
-      <w:r>
-        <w:t>current_price</w:t>
-      </w:r>
-      <w:proofErr w:type="spellEnd"/>
-      <w:r>
-        <w:t xml:space="preserve"> — and sends it to the Flask API via an asynchronous HTTP POST request. If the outbound flight prediction returns a valid result, the same process is repeated for the inbound flight in the case of a round-trip search. The method then assembles a </w:t>
-      </w:r>
-      <w:proofErr w:type="spellStart"/>
-      <w:r>
-        <w:t>RoundTripPredictionViewModel</w:t>
-      </w:r>
-      <w:proofErr w:type="spellEnd"/>
-      <w:r>
-        <w:t xml:space="preserve"> containing both individual flight predictions and a combined summary recommendation, which is determined by evaluating the decisions for both segments together. For example, if both segments return STRONG BUY, the summary reads "Strong round-trip buy opportunity", while if any segment is overpriced, the summary warns the user accordingly.</w:t>
-      </w:r>
-    </w:p>
-    <w:p>
-      <w:pPr>
-        <w:jc w:val="center"/>
-        <w:rPr>
-          <w:b/>
-        </w:rPr>
-      </w:pPr>
-      <w:r>
-        <w:rPr>
-          <w:b/>
           <w:noProof/>
           <w:lang w:val="ro-RO" w:eastAsia="ro-RO"/>
         </w:rPr>
         <w:drawing>
-          <wp:inline distT="0" distB="0" distL="0" distR="0" wp14:anchorId="6D9CD251" wp14:editId="062B5F64">
-            <wp:extent cx="5731510" cy="4944110"/>
-            <wp:effectExtent l="0" t="0" r="2540" b="8890"/>
-            <wp:docPr id="10" name="Picture 10"/>
+          <wp:inline distT="0" distB="0" distL="0" distR="0" wp14:anchorId="2E6BF3F8" wp14:editId="5A164E95">
+            <wp:extent cx="5227773" cy="4419983"/>
+            <wp:effectExtent l="0" t="0" r="0" b="0"/>
+            <wp:docPr id="8" name="Picture 8"/>
             <wp:cNvGraphicFramePr>
               <a:graphicFrameLocks xmlns:a="http://schemas.openxmlformats.org/drawingml/2006/main" noChangeAspect="1"/>
             </wp:cNvGraphicFramePr>
@@ -21747,7 +21028,7 @@
                   <pic:spPr>
                     <a:xfrm>
                       <a:off x="0" y="0"/>
-                      <a:ext cx="5731510" cy="4944110"/>
+                      <a:ext cx="5227773" cy="4419983"/>
                     </a:xfrm>
                     <a:prstGeom prst="rect">
                       <a:avLst/>
@@ -21771,19 +21052,25 @@
         <w:rPr>
           <w:i/>
         </w:rPr>
-        <w:t>Figure 3-10</w:t>
+        <w:t>Figure 3-</w:t>
       </w:r>
       <w:r>
         <w:rPr>
           <w:i/>
         </w:rPr>
+        <w:t>10</w:t>
+      </w:r>
+      <w:r>
+        <w:rPr>
+          <w:i/>
+        </w:rPr>
         <w:t xml:space="preserve">: </w:t>
       </w:r>
       <w:r>
         <w:rPr>
           <w:i/>
         </w:rPr>
-        <w:t>Round-trip prediction orchestration method</w:t>
+        <w:t>Preprocessing input</w:t>
       </w:r>
     </w:p>
     <w:p>
@@ -21808,10 +21095,10 @@
           <w:lang w:val="ro-RO" w:eastAsia="ro-RO"/>
         </w:rPr>
         <w:drawing>
-          <wp:inline distT="0" distB="0" distL="0" distR="0" wp14:anchorId="2936E118" wp14:editId="1C899D2C">
-            <wp:extent cx="4976291" cy="3200677"/>
+          <wp:inline distT="0" distB="0" distL="0" distR="0" wp14:anchorId="5A5C864B" wp14:editId="41D92E26">
+            <wp:extent cx="4138019" cy="6043184"/>
             <wp:effectExtent l="0" t="0" r="0" b="0"/>
-            <wp:docPr id="11" name="Picture 11"/>
+            <wp:docPr id="9" name="Picture 9"/>
             <wp:cNvGraphicFramePr>
               <a:graphicFrameLocks xmlns:a="http://schemas.openxmlformats.org/drawingml/2006/main" noChangeAspect="1"/>
             </wp:cNvGraphicFramePr>
@@ -21831,7 +21118,7 @@
                   <pic:spPr>
                     <a:xfrm>
                       <a:off x="0" y="0"/>
-                      <a:ext cx="4976291" cy="3200677"/>
+                      <a:ext cx="4138019" cy="6043184"/>
                     </a:xfrm>
                     <a:prstGeom prst="rect">
                       <a:avLst/>
@@ -21855,209 +21142,106 @@
         <w:rPr>
           <w:i/>
         </w:rPr>
-        <w:t>Figure 3-11</w:t>
+        <w:t>Figure 3-</w:t>
       </w:r>
       <w:r>
         <w:rPr>
           <w:i/>
         </w:rPr>
+        <w:t>11</w:t>
+      </w:r>
+      <w:r>
+        <w:rPr>
+          <w:i/>
+        </w:rPr>
         <w:t xml:space="preserve">: </w:t>
       </w:r>
       <w:r>
         <w:rPr>
           <w:i/>
         </w:rPr>
-        <w:t>Round-trip summary recommendation logic</w:t>
+        <w:t>Prediction and returning result</w:t>
       </w:r>
     </w:p>
     <w:p>
       <w:pPr>
         <w:jc w:val="center"/>
         <w:rPr>
+          <w:i/>
+        </w:rPr>
+      </w:pPr>
+    </w:p>
+    <w:p>
+      <w:pPr>
+        <w:rPr>
           <w:b/>
         </w:rPr>
       </w:pPr>
-    </w:p>
-    <w:p>
-      <w:pPr>
+      <w:r>
         <w:rPr>
           <w:b/>
         </w:rPr>
-      </w:pPr>
-      <w:r>
+        <w:t>ASP.NET Core Prediction Service</w:t>
+      </w:r>
+    </w:p>
+    <w:p>
+      <w:pPr>
+        <w:jc w:val="both"/>
+      </w:pPr>
+      <w:r>
+        <w:t xml:space="preserve">On the backend side, the </w:t>
+      </w:r>
+      <w:proofErr w:type="spellStart"/>
+      <w:r>
+        <w:t>GetPredictedFlightPrice</w:t>
+      </w:r>
+      <w:proofErr w:type="spellEnd"/>
+      <w:r>
+        <w:t xml:space="preserve"> method in the prediction service orchestrates the full round-trip prediction flow. It first retrieves the flight details from the SQL Server database using the repository pattern, then maps each flight to a </w:t>
+      </w:r>
+      <w:proofErr w:type="spellStart"/>
+      <w:r>
+        <w:t>FlightInput</w:t>
+      </w:r>
+      <w:proofErr w:type="spellEnd"/>
+      <w:r>
+        <w:t xml:space="preserve"> object — including the current ticket price as </w:t>
+      </w:r>
+      <w:proofErr w:type="spellStart"/>
+      <w:r>
+        <w:t>current_price</w:t>
+      </w:r>
+      <w:proofErr w:type="spellEnd"/>
+      <w:r>
+        <w:t xml:space="preserve"> — and sends it to the Flask API via an asynchronous HTTP POST request. If the outbound flight prediction returns a valid result, the same process is repeated for the inbound flight in the case of a round-trip search. The method then assembles a </w:t>
+      </w:r>
+      <w:proofErr w:type="spellStart"/>
+      <w:r>
+        <w:t>RoundTripPredictionViewModel</w:t>
+      </w:r>
+      <w:proofErr w:type="spellEnd"/>
+      <w:r>
+        <w:t xml:space="preserve"> containing both individual flight predictions and a combined summary recommendation, which is determined by evaluating the decisions for both segments together. For example, if both segments return STRONG BUY, the summary reads "Strong round-trip buy opportunity", while if any segment is overpriced, the summary warns the user accordingly.</w:t>
+      </w:r>
+    </w:p>
+    <w:p>
+      <w:pPr>
+        <w:jc w:val="center"/>
         <w:rPr>
           <w:b/>
         </w:rPr>
-        <w:t>Route Not Found Handling</w:t>
-      </w:r>
-    </w:p>
-    <w:p>
-      <w:pPr>
-        <w:jc w:val="both"/>
-      </w:pPr>
-      <w:r>
-        <w:t xml:space="preserve">A particularly important implementation detail is the graceful handling of routes with insufficient historical data. When the Flask API cannot find a matching route in the statistics file, it returns a 404 response with a </w:t>
-      </w:r>
-      <w:proofErr w:type="spellStart"/>
-      <w:r>
-        <w:t>route_not_found</w:t>
-      </w:r>
-      <w:proofErr w:type="spellEnd"/>
-      <w:r>
-        <w:t xml:space="preserve"> error code. The C# </w:t>
-      </w:r>
-      <w:proofErr w:type="spellStart"/>
-      <w:r>
-        <w:t>GetPredictionAsync</w:t>
-      </w:r>
-      <w:proofErr w:type="spellEnd"/>
-      <w:r>
-        <w:t xml:space="preserve"> method detects this status code and returns null instead of throwing an exception. The controller then returns an HTTP 404 to the Angular frontend, which catches it in the error handler of the observable subscription and displays a user-friendly message: "Nu </w:t>
-      </w:r>
-      <w:proofErr w:type="spellStart"/>
-      <w:r>
-        <w:t>există</w:t>
-      </w:r>
-      <w:proofErr w:type="spellEnd"/>
-      <w:r>
-        <w:t xml:space="preserve"> </w:t>
-      </w:r>
-      <w:proofErr w:type="spellStart"/>
-      <w:r>
-        <w:t>suficiente</w:t>
-      </w:r>
-      <w:proofErr w:type="spellEnd"/>
-      <w:r>
-        <w:t xml:space="preserve"> date </w:t>
-      </w:r>
-      <w:proofErr w:type="spellStart"/>
-      <w:r>
-        <w:t>pentru</w:t>
-      </w:r>
-      <w:proofErr w:type="spellEnd"/>
-      <w:r>
-        <w:t xml:space="preserve"> a genera </w:t>
-      </w:r>
-      <w:proofErr w:type="spellStart"/>
-      <w:r>
-        <w:t>predicția</w:t>
-      </w:r>
-      <w:proofErr w:type="spellEnd"/>
-      <w:r>
-        <w:t>." This three-layer error propagation ensures that the user always receives a meaningful response rather than an unhandled exception.</w:t>
-      </w:r>
-    </w:p>
-    <w:p>
-      <w:pPr>
-        <w:jc w:val="both"/>
+      </w:pPr>
+      <w:r>
         <w:rPr>
           <w:b/>
-        </w:rPr>
-      </w:pPr>
-      <w:r>
-        <w:rPr>
-          <w:b/>
-        </w:rPr>
-        <w:t>Angular Prediction Results Component</w:t>
-      </w:r>
-    </w:p>
-    <w:p>
-      <w:pPr>
-        <w:jc w:val="both"/>
-      </w:pPr>
-      <w:r>
-        <w:t xml:space="preserve">On the frontend side, the prediction results component subscribes to the prediction service and reactively updates the UI based on the response. The component handles three distinct states: a loading state displaying a spinner while the request is in progress, an error state displaying the appropriate message based on the HTTP status code received, and a success state rendering the full prediction breakdown. The percentage deviation from the route average is displayed with conditional color coding — green for values below zero indicating a favorable price, and red for values above zero indicating an overpriced ticket — implemented using </w:t>
-      </w:r>
-      <w:proofErr w:type="spellStart"/>
-      <w:r>
-        <w:t>Angular's</w:t>
-      </w:r>
-      <w:proofErr w:type="spellEnd"/>
-      <w:r>
-        <w:t xml:space="preserve"> </w:t>
-      </w:r>
-      <w:proofErr w:type="spellStart"/>
-      <w:r>
-        <w:t>ngClass</w:t>
-      </w:r>
-      <w:proofErr w:type="spellEnd"/>
-      <w:r>
-        <w:t xml:space="preserve"> directive bound to the sign of the </w:t>
-      </w:r>
-      <w:proofErr w:type="spellStart"/>
-      <w:r>
-        <w:t>priceVsAvgPercent</w:t>
-      </w:r>
-      <w:proofErr w:type="spellEnd"/>
-      <w:r>
-        <w:t xml:space="preserve"> value.</w:t>
-      </w:r>
-    </w:p>
-    <w:p>
-      <w:pPr>
-        <w:spacing w:before="100" w:beforeAutospacing="1" w:after="100" w:afterAutospacing="1" w:line="240" w:lineRule="auto"/>
-        <w:rPr>
-          <w:rFonts w:eastAsia="Times New Roman" w:cs="Times New Roman"/>
-          <w:sz w:val="24"/>
-          <w:szCs w:val="24"/>
+          <w:noProof/>
           <w:lang w:val="ro-RO" w:eastAsia="ro-RO"/>
         </w:rPr>
-      </w:pPr>
-    </w:p>
-    <w:p>
-      <w:pPr>
-        <w:pStyle w:val="Heading1"/>
-      </w:pPr>
-      <w:r>
-        <w:t>User manual</w:t>
-      </w:r>
-    </w:p>
-    <w:p>
-      <w:pPr>
-        <w:jc w:val="both"/>
-      </w:pPr>
-      <w:r>
-        <w:t xml:space="preserve">This chapter provides a step-by-step guide for using the </w:t>
-      </w:r>
-      <w:proofErr w:type="spellStart"/>
-      <w:r>
-        <w:t>FlightInsight</w:t>
-      </w:r>
-      <w:proofErr w:type="spellEnd"/>
-      <w:r>
-        <w:t xml:space="preserve"> AI application. The platform is designed to be intuitive and requires no registration or login. Users can search for flights, browse available options, and receive AI-powered price predictions in three simple steps.</w:t>
-      </w:r>
-    </w:p>
-    <w:p>
-      <w:pPr>
-        <w:jc w:val="both"/>
-        <w:rPr>
-          <w:b/>
-        </w:rPr>
-      </w:pPr>
-      <w:r>
-        <w:rPr>
-          <w:b/>
-        </w:rPr>
-        <w:t>Step 1 — Search for Flight</w:t>
-      </w:r>
-    </w:p>
-    <w:p>
-      <w:pPr>
-        <w:jc w:val="center"/>
-        <w:rPr>
-          <w:b/>
-        </w:rPr>
-      </w:pPr>
-      <w:r>
-        <w:rPr>
-          <w:b/>
-        </w:rPr>
         <w:drawing>
-          <wp:inline distT="0" distB="0" distL="0" distR="0" wp14:anchorId="62B70166" wp14:editId="474A632B">
-            <wp:extent cx="5731510" cy="2912110"/>
-            <wp:effectExtent l="0" t="0" r="2540" b="2540"/>
-            <wp:docPr id="12" name="Picture 12"/>
+          <wp:inline distT="0" distB="0" distL="0" distR="0" wp14:anchorId="6D9CD251" wp14:editId="062B5F64">
+            <wp:extent cx="5731510" cy="4944110"/>
+            <wp:effectExtent l="0" t="0" r="2540" b="8890"/>
+            <wp:docPr id="10" name="Picture 10"/>
             <wp:cNvGraphicFramePr>
               <a:graphicFrameLocks xmlns:a="http://schemas.openxmlformats.org/drawingml/2006/main" noChangeAspect="1"/>
             </wp:cNvGraphicFramePr>
@@ -22077,7 +21261,7 @@
                   <pic:spPr>
                     <a:xfrm>
                       <a:off x="0" y="0"/>
-                      <a:ext cx="5731510" cy="2912110"/>
+                      <a:ext cx="5731510" cy="4944110"/>
                     </a:xfrm>
                     <a:prstGeom prst="rect">
                       <a:avLst/>
@@ -22101,13 +21285,13 @@
         <w:rPr>
           <w:i/>
         </w:rPr>
-        <w:t>Figure 4-</w:t>
+        <w:t>Figure 3-1</w:t>
       </w:r>
       <w:r>
         <w:rPr>
           <w:i/>
         </w:rPr>
-        <w:t>1</w:t>
+        <w:t>2</w:t>
       </w:r>
       <w:r>
         <w:rPr>
@@ -22119,169 +21303,35 @@
         <w:rPr>
           <w:i/>
         </w:rPr>
-        <w:t>Flight search page</w:t>
-      </w:r>
-    </w:p>
-    <w:p>
-      <w:pPr>
-        <w:jc w:val="both"/>
-      </w:pPr>
-      <w:r>
-        <w:t>Upon opening the application, the user is presented with the flight s</w:t>
-      </w:r>
-      <w:r>
-        <w:t>earch page, as shown in Figure 4-1</w:t>
-      </w:r>
-      <w:r>
-        <w:t>. At the top of the form, the user selects the trip type by choosing between "One Way" and "Round Trip" using the radio buttons, with "One Way" selected by default. When "Round Trip" is selected, the form expands to include an additional Return Date field, which becomes mandatory for that</w:t>
-      </w:r>
-      <w:r>
-        <w:t xml:space="preserve"> trip type, as shown in Figure 4-1</w:t>
-      </w:r>
-      <w:r>
-        <w:t>.</w:t>
-      </w:r>
-    </w:p>
-    <w:p>
-      <w:pPr>
-        <w:jc w:val="both"/>
-      </w:pPr>
-      <w:r>
-        <w:t>The user must then complete the following required fields:</w:t>
-      </w:r>
-    </w:p>
-    <w:p>
-      <w:pPr>
-        <w:pStyle w:val="ListParagraph"/>
-        <w:numPr>
-          <w:ilvl w:val="0"/>
-          <w:numId w:val="9"/>
-        </w:numPr>
-        <w:jc w:val="both"/>
-      </w:pPr>
-      <w:r>
-        <w:t>Source Airport — select the departure airport from the dropdown menu. The available airports are loaded directly from the database, ensuring that only routes with existing flight data can be selected.</w:t>
-      </w:r>
-    </w:p>
-    <w:p>
-      <w:pPr>
-        <w:pStyle w:val="ListParagraph"/>
-        <w:numPr>
-          <w:ilvl w:val="0"/>
-          <w:numId w:val="9"/>
-        </w:numPr>
-        <w:jc w:val="both"/>
-      </w:pPr>
-      <w:r>
-        <w:t>Destination Airport — select the arrival airport from the dropdown menu, populated from the same database source.</w:t>
-      </w:r>
-    </w:p>
-    <w:p>
-      <w:pPr>
-        <w:pStyle w:val="ListParagraph"/>
-        <w:numPr>
-          <w:ilvl w:val="0"/>
-          <w:numId w:val="9"/>
-        </w:numPr>
-        <w:jc w:val="both"/>
-      </w:pPr>
-      <w:r>
-        <w:t>Departure Date — select the desired departure date using the date picker, which restricts selection to dates from the current date onwards, preventing searches for past departures.</w:t>
-      </w:r>
-    </w:p>
-    <w:p>
-      <w:pPr>
-        <w:pStyle w:val="ListParagraph"/>
-        <w:numPr>
-          <w:ilvl w:val="0"/>
-          <w:numId w:val="9"/>
-        </w:numPr>
-        <w:jc w:val="both"/>
-      </w:pPr>
-      <w:r>
-        <w:t>Return Date — visible and required only when "Round Trip" is selected, subject to the same date restrictions as the departure date.</w:t>
-      </w:r>
-    </w:p>
-    <w:p>
-      <w:pPr>
-        <w:jc w:val="both"/>
-      </w:pPr>
-      <w:r>
-        <w:t>Two optional filters are also available:</w:t>
-      </w:r>
-    </w:p>
-    <w:p>
-      <w:pPr>
-        <w:pStyle w:val="ListParagraph"/>
-        <w:numPr>
-          <w:ilvl w:val="0"/>
-          <w:numId w:val="10"/>
-        </w:numPr>
-        <w:jc w:val="both"/>
-      </w:pPr>
-      <w:r>
-        <w:t>Preferred Airline — allows the user to filter results by a specific airline. If no preference is specified, the field defaults to "Any Airline" and all available carriers are included in the results.</w:t>
-      </w:r>
-    </w:p>
-    <w:p>
-      <w:pPr>
-        <w:pStyle w:val="ListParagraph"/>
-        <w:numPr>
-          <w:ilvl w:val="0"/>
-          <w:numId w:val="10"/>
-        </w:numPr>
-        <w:jc w:val="both"/>
-      </w:pPr>
-      <w:r>
-        <w:t>Direct flights only — when checked, only flights with zero stopovers are returned.</w:t>
-      </w:r>
-    </w:p>
-    <w:p>
-      <w:pPr>
-        <w:jc w:val="both"/>
-      </w:pPr>
-      <w:r>
-        <w:t>The form enforces validation rules to ensure that only complete and valid searches are submitted. If the user attempts to submit the form without completing the required fields, inline validation messages are displayed beneath the corresponding fields — such as "Source is required", "Destination is required", "Departure date is required", and "Return date is required for round trip" — as shown in Figure X. The Search Flights button remains disabled until all required fields are correctly filled in, preventing incomplete searches from being submitted. A Reset button is available to clear all fields and restore the form to its default state at any time.</w:t>
-      </w:r>
-    </w:p>
-    <w:p>
-      <w:pPr>
-        <w:jc w:val="both"/>
-      </w:pPr>
-      <w:r>
-        <w:t>An important usability detail concerns navigation between pages. The search parameters are encoded directly into the URL when the user proceeds to the available flights page, as shown in Figure X where the address bar displays a query string such as flights?source=4&amp;destination=3&amp;departureDate=2026-07-16&amp;directOnly=false. This means that when the user presses the Back button from the available flights page, all previously completed fields are automatically restored from the URL parameters and the user does not need to re-enter any information. The same behavior applies when navigating back from the prediction results page to the available flights page — the flight selection context is fully preserved across all navigation steps.</w:t>
-      </w:r>
-    </w:p>
-    <w:p>
-      <w:pPr>
-        <w:jc w:val="both"/>
+        <w:t>Round-trip prediction orchestration method</w:t>
+      </w:r>
+    </w:p>
+    <w:p>
+      <w:pPr>
+        <w:jc w:val="center"/>
         <w:rPr>
           <w:b/>
         </w:rPr>
       </w:pPr>
-      <w:r>
+    </w:p>
+    <w:p>
+      <w:pPr>
+        <w:jc w:val="center"/>
         <w:rPr>
           <w:b/>
         </w:rPr>
-        <w:t>Step 2 — Select a Flight</w:t>
-      </w:r>
-    </w:p>
-    <w:p>
-      <w:pPr>
-        <w:jc w:val="center"/>
+      </w:pPr>
+      <w:r>
         <w:rPr>
           <w:b/>
-        </w:rPr>
-      </w:pPr>
-      <w:r>
-        <w:rPr>
-          <w:b/>
+          <w:noProof/>
+          <w:lang w:val="ro-RO" w:eastAsia="ro-RO"/>
         </w:rPr>
         <w:drawing>
-          <wp:inline distT="0" distB="0" distL="0" distR="0" wp14:anchorId="76BBC9ED" wp14:editId="294461DA">
-            <wp:extent cx="5731510" cy="2892425"/>
-            <wp:effectExtent l="0" t="0" r="2540" b="3175"/>
-            <wp:docPr id="13" name="Picture 13"/>
+          <wp:inline distT="0" distB="0" distL="0" distR="0" wp14:anchorId="2936E118" wp14:editId="1C899D2C">
+            <wp:extent cx="4976291" cy="3200677"/>
+            <wp:effectExtent l="0" t="0" r="0" b="0"/>
+            <wp:docPr id="11" name="Picture 11"/>
             <wp:cNvGraphicFramePr>
               <a:graphicFrameLocks xmlns:a="http://schemas.openxmlformats.org/drawingml/2006/main" noChangeAspect="1"/>
             </wp:cNvGraphicFramePr>
@@ -22301,7 +21351,7 @@
                   <pic:spPr>
                     <a:xfrm>
                       <a:off x="0" y="0"/>
-                      <a:ext cx="5731510" cy="2892425"/>
+                      <a:ext cx="4976291" cy="3200677"/>
                     </a:xfrm>
                     <a:prstGeom prst="rect">
                       <a:avLst/>
@@ -22325,13 +21375,13 @@
         <w:rPr>
           <w:i/>
         </w:rPr>
-        <w:t>Figure 4-</w:t>
+        <w:t>Figure 3-1</w:t>
       </w:r>
       <w:r>
         <w:rPr>
           <w:i/>
         </w:rPr>
-        <w:t>2</w:t>
+        <w:t>3</w:t>
       </w:r>
       <w:r>
         <w:rPr>
@@ -22343,155 +21393,399 @@
         <w:rPr>
           <w:i/>
         </w:rPr>
-        <w:t>Available flights page — outbound flight results</w:t>
-      </w:r>
-    </w:p>
-    <w:p>
-      <w:pPr>
-        <w:jc w:val="both"/>
-      </w:pPr>
-      <w:r>
-        <w:t>After submitting the search, the application displays the available fl</w:t>
-      </w:r>
-      <w:r>
-        <w:t>ights page, as shown in Figure 4-2</w:t>
-      </w:r>
-      <w:r>
-        <w:t>. The results are presented as cards arranged horizontally, each showing:</w:t>
-      </w:r>
-    </w:p>
-    <w:p>
-      <w:pPr>
-        <w:pStyle w:val="ListParagraph"/>
-        <w:numPr>
-          <w:ilvl w:val="0"/>
-          <w:numId w:val="11"/>
-        </w:numPr>
-        <w:jc w:val="both"/>
-      </w:pPr>
-      <w:r>
-        <w:t>The airline name</w:t>
-      </w:r>
-    </w:p>
-    <w:p>
-      <w:pPr>
-        <w:pStyle w:val="ListParagraph"/>
-        <w:numPr>
-          <w:ilvl w:val="0"/>
-          <w:numId w:val="11"/>
-        </w:numPr>
-        <w:jc w:val="both"/>
-      </w:pPr>
-      <w:r>
-        <w:t>The route in the format source → destination</w:t>
-      </w:r>
-    </w:p>
-    <w:p>
-      <w:pPr>
-        <w:pStyle w:val="ListParagraph"/>
-        <w:numPr>
-          <w:ilvl w:val="0"/>
-          <w:numId w:val="11"/>
-        </w:numPr>
-        <w:jc w:val="both"/>
-      </w:pPr>
-      <w:r>
-        <w:t>The ticket price displayed in euros</w:t>
-      </w:r>
-    </w:p>
-    <w:p>
-      <w:pPr>
-        <w:pStyle w:val="ListParagraph"/>
-        <w:numPr>
-          <w:ilvl w:val="0"/>
-          <w:numId w:val="11"/>
-        </w:numPr>
-        <w:jc w:val="both"/>
-      </w:pPr>
-      <w:r>
-        <w:t>The total flight duration</w:t>
-      </w:r>
-    </w:p>
-    <w:p>
-      <w:pPr>
-        <w:pStyle w:val="ListParagraph"/>
-        <w:numPr>
-          <w:ilvl w:val="0"/>
-          <w:numId w:val="11"/>
-        </w:numPr>
-        <w:jc w:val="both"/>
-      </w:pPr>
-      <w:r>
-        <w:t>The number of stops</w:t>
-      </w:r>
-    </w:p>
-    <w:p>
-      <w:pPr>
-        <w:pStyle w:val="ListParagraph"/>
-        <w:numPr>
-          <w:ilvl w:val="0"/>
-          <w:numId w:val="11"/>
-        </w:numPr>
-        <w:jc w:val="both"/>
-      </w:pPr>
-      <w:r>
-        <w:t>The departure date and time</w:t>
-      </w:r>
-    </w:p>
-    <w:p>
-      <w:pPr>
-        <w:jc w:val="both"/>
-      </w:pPr>
-      <w:r>
-        <w:t>Each card may also display one or both of the following badges for quick identification:</w:t>
-      </w:r>
-    </w:p>
-    <w:p>
-      <w:pPr>
-        <w:pStyle w:val="ListParagraph"/>
-        <w:numPr>
-          <w:ilvl w:val="0"/>
-          <w:numId w:val="12"/>
-        </w:numPr>
-        <w:jc w:val="both"/>
-      </w:pPr>
-      <w:r>
-        <w:t>Direct — displayed when the flight has zero stopovers, helping users who prefer non-stop travel to identify suitable options at a glance.</w:t>
-      </w:r>
-    </w:p>
-    <w:p>
-      <w:pPr>
-        <w:pStyle w:val="ListParagraph"/>
-        <w:numPr>
-          <w:ilvl w:val="0"/>
-          <w:numId w:val="12"/>
-        </w:numPr>
-        <w:jc w:val="both"/>
-      </w:pPr>
-      <w:r>
-        <w:t>Weekend — displayed when the flight departs on a Saturday or Sunday, which can be relevant for users comparing weekday versus weekend pricing.</w:t>
-      </w:r>
-    </w:p>
-    <w:p>
-      <w:pPr>
-        <w:jc w:val="both"/>
-      </w:pPr>
-      <w:r>
-        <w:t>In the case of a one-way search, only outbound flights are listed under the "Outbound Flights" heading. In the case of a round-trip search, the page displays two sections — one for outbound flights and one for return flights — allowing the user to independently select each leg of the journey. If no flights match the search criteria, an empty state message is displayed informing the user that no results were found. A Back button is available in the top right corner to return to the search form, with all previously entered search parameters automatically restored from the URL. The user selects a flight by clicking on the corresponding card.</w:t>
-      </w:r>
-    </w:p>
-    <w:p>
-      <w:pPr>
-        <w:jc w:val="both"/>
+        <w:t>Round-trip summary recommendation logic</w:t>
+      </w:r>
+    </w:p>
+    <w:p>
+      <w:pPr>
+        <w:jc w:val="center"/>
         <w:rPr>
           <w:b/>
         </w:rPr>
       </w:pPr>
-      <w:r>
+    </w:p>
+    <w:p>
+      <w:pPr>
         <w:rPr>
           <w:b/>
         </w:rPr>
-        <w:t>Step 3 — View AI Price Prediction</w:t>
+      </w:pPr>
+      <w:r>
+        <w:rPr>
+          <w:b/>
+        </w:rPr>
+        <w:t>Route Not Found Handling</w:t>
+      </w:r>
+    </w:p>
+    <w:p>
+      <w:pPr>
+        <w:jc w:val="both"/>
+      </w:pPr>
+      <w:r>
+        <w:t xml:space="preserve">A particularly important implementation detail is the graceful handling of routes with insufficient historical data. When the Flask API cannot find a matching route in the statistics file, it returns a 404 response with a </w:t>
+      </w:r>
+      <w:proofErr w:type="spellStart"/>
+      <w:r>
+        <w:t>route_not_found</w:t>
+      </w:r>
+      <w:proofErr w:type="spellEnd"/>
+      <w:r>
+        <w:t xml:space="preserve"> error code. The C# </w:t>
+      </w:r>
+      <w:proofErr w:type="spellStart"/>
+      <w:r>
+        <w:t>GetPredictionAsync</w:t>
+      </w:r>
+      <w:proofErr w:type="spellEnd"/>
+      <w:r>
+        <w:t xml:space="preserve"> method detects this status code and returns null instead of throwing an exception. The controller then returns an HTTP 404 to the Angular frontend, which catches it in the error handler of the observable subscription and displays a user-friendly message: "Nu </w:t>
+      </w:r>
+      <w:proofErr w:type="spellStart"/>
+      <w:r>
+        <w:t>există</w:t>
+      </w:r>
+      <w:proofErr w:type="spellEnd"/>
+      <w:r>
+        <w:t xml:space="preserve"> </w:t>
+      </w:r>
+      <w:proofErr w:type="spellStart"/>
+      <w:r>
+        <w:t>suficiente</w:t>
+      </w:r>
+      <w:proofErr w:type="spellEnd"/>
+      <w:r>
+        <w:t xml:space="preserve"> date </w:t>
+      </w:r>
+      <w:proofErr w:type="spellStart"/>
+      <w:r>
+        <w:t>pentru</w:t>
+      </w:r>
+      <w:proofErr w:type="spellEnd"/>
+      <w:r>
+        <w:t xml:space="preserve"> a genera </w:t>
+      </w:r>
+      <w:proofErr w:type="spellStart"/>
+      <w:r>
+        <w:t>predicția</w:t>
+      </w:r>
+      <w:proofErr w:type="spellEnd"/>
+      <w:r>
+        <w:t>." This three-layer error propagation ensures that the user always receives a meaningful response rather than an unhandled exception.</w:t>
+      </w:r>
+    </w:p>
+    <w:p>
+      <w:pPr>
+        <w:jc w:val="both"/>
+        <w:rPr>
+          <w:b/>
+        </w:rPr>
+      </w:pPr>
+      <w:r>
+        <w:rPr>
+          <w:b/>
+        </w:rPr>
+        <w:t>Angular Prediction Results Component</w:t>
+      </w:r>
+    </w:p>
+    <w:p>
+      <w:pPr>
+        <w:jc w:val="both"/>
+      </w:pPr>
+      <w:r>
+        <w:t xml:space="preserve">On the frontend side, the prediction results component subscribes to the prediction service and reactively updates the UI based on the response. The component handles three distinct states: a loading state displaying a spinner while the request is in progress, an error state displaying the appropriate message based on the HTTP status code received, and a success state rendering the full prediction breakdown. The percentage deviation from the route average is displayed with conditional color coding — green for values below zero indicating a favorable price, and red for values above zero indicating an overpriced ticket — implemented using </w:t>
+      </w:r>
+      <w:proofErr w:type="spellStart"/>
+      <w:r>
+        <w:t>Angular's</w:t>
+      </w:r>
+      <w:proofErr w:type="spellEnd"/>
+      <w:r>
+        <w:t xml:space="preserve"> </w:t>
+      </w:r>
+      <w:proofErr w:type="spellStart"/>
+      <w:r>
+        <w:t>ngClass</w:t>
+      </w:r>
+      <w:proofErr w:type="spellEnd"/>
+      <w:r>
+        <w:t xml:space="preserve"> directive bound to the sign of the </w:t>
+      </w:r>
+      <w:proofErr w:type="spellStart"/>
+      <w:r>
+        <w:t>priceVsAvgPercent</w:t>
+      </w:r>
+      <w:proofErr w:type="spellEnd"/>
+      <w:r>
+        <w:t xml:space="preserve"> value.</w:t>
+      </w:r>
+    </w:p>
+    <w:p>
+      <w:pPr>
+        <w:spacing w:before="100" w:beforeAutospacing="1" w:after="100" w:afterAutospacing="1" w:line="240" w:lineRule="auto"/>
+        <w:rPr>
+          <w:rFonts w:eastAsia="Times New Roman" w:cs="Times New Roman"/>
+          <w:sz w:val="24"/>
+          <w:szCs w:val="24"/>
+          <w:lang w:val="ro-RO" w:eastAsia="ro-RO"/>
+        </w:rPr>
+      </w:pPr>
+    </w:p>
+    <w:p>
+      <w:pPr>
+        <w:spacing w:before="100" w:beforeAutospacing="1" w:after="100" w:afterAutospacing="1" w:line="240" w:lineRule="auto"/>
+        <w:rPr>
+          <w:rFonts w:eastAsia="Times New Roman" w:cs="Times New Roman"/>
+          <w:sz w:val="24"/>
+          <w:szCs w:val="24"/>
+          <w:lang w:val="ro-RO" w:eastAsia="ro-RO"/>
+        </w:rPr>
+      </w:pPr>
+    </w:p>
+    <w:p>
+      <w:pPr>
+        <w:spacing w:before="100" w:beforeAutospacing="1" w:after="100" w:afterAutospacing="1" w:line="240" w:lineRule="auto"/>
+        <w:rPr>
+          <w:rFonts w:eastAsia="Times New Roman" w:cs="Times New Roman"/>
+          <w:sz w:val="24"/>
+          <w:szCs w:val="24"/>
+          <w:lang w:val="ro-RO" w:eastAsia="ro-RO"/>
+        </w:rPr>
+      </w:pPr>
+    </w:p>
+    <w:p>
+      <w:pPr>
+        <w:spacing w:before="100" w:beforeAutospacing="1" w:after="100" w:afterAutospacing="1" w:line="240" w:lineRule="auto"/>
+        <w:rPr>
+          <w:rFonts w:eastAsia="Times New Roman" w:cs="Times New Roman"/>
+          <w:sz w:val="24"/>
+          <w:szCs w:val="24"/>
+          <w:lang w:val="ro-RO" w:eastAsia="ro-RO"/>
+        </w:rPr>
+      </w:pPr>
+    </w:p>
+    <w:p>
+      <w:pPr>
+        <w:spacing w:before="100" w:beforeAutospacing="1" w:after="100" w:afterAutospacing="1" w:line="240" w:lineRule="auto"/>
+        <w:rPr>
+          <w:rFonts w:eastAsia="Times New Roman" w:cs="Times New Roman"/>
+          <w:sz w:val="24"/>
+          <w:szCs w:val="24"/>
+          <w:lang w:val="ro-RO" w:eastAsia="ro-RO"/>
+        </w:rPr>
+      </w:pPr>
+    </w:p>
+    <w:p>
+      <w:pPr>
+        <w:spacing w:before="100" w:beforeAutospacing="1" w:after="100" w:afterAutospacing="1" w:line="240" w:lineRule="auto"/>
+        <w:rPr>
+          <w:rFonts w:eastAsia="Times New Roman" w:cs="Times New Roman"/>
+          <w:sz w:val="24"/>
+          <w:szCs w:val="24"/>
+          <w:lang w:val="ro-RO" w:eastAsia="ro-RO"/>
+        </w:rPr>
+      </w:pPr>
+    </w:p>
+    <w:p>
+      <w:pPr>
+        <w:spacing w:before="100" w:beforeAutospacing="1" w:after="100" w:afterAutospacing="1" w:line="240" w:lineRule="auto"/>
+        <w:rPr>
+          <w:rFonts w:eastAsia="Times New Roman" w:cs="Times New Roman"/>
+          <w:sz w:val="24"/>
+          <w:szCs w:val="24"/>
+          <w:lang w:val="ro-RO" w:eastAsia="ro-RO"/>
+        </w:rPr>
+      </w:pPr>
+    </w:p>
+    <w:p>
+      <w:pPr>
+        <w:spacing w:before="100" w:beforeAutospacing="1" w:after="100" w:afterAutospacing="1" w:line="240" w:lineRule="auto"/>
+        <w:rPr>
+          <w:rFonts w:eastAsia="Times New Roman" w:cs="Times New Roman"/>
+          <w:sz w:val="24"/>
+          <w:szCs w:val="24"/>
+          <w:lang w:val="ro-RO" w:eastAsia="ro-RO"/>
+        </w:rPr>
+      </w:pPr>
+    </w:p>
+    <w:p>
+      <w:pPr>
+        <w:spacing w:before="100" w:beforeAutospacing="1" w:after="100" w:afterAutospacing="1" w:line="240" w:lineRule="auto"/>
+        <w:rPr>
+          <w:rFonts w:eastAsia="Times New Roman" w:cs="Times New Roman"/>
+          <w:sz w:val="24"/>
+          <w:szCs w:val="24"/>
+          <w:lang w:val="ro-RO" w:eastAsia="ro-RO"/>
+        </w:rPr>
+      </w:pPr>
+    </w:p>
+    <w:p>
+      <w:pPr>
+        <w:spacing w:before="100" w:beforeAutospacing="1" w:after="100" w:afterAutospacing="1" w:line="240" w:lineRule="auto"/>
+        <w:rPr>
+          <w:rFonts w:eastAsia="Times New Roman" w:cs="Times New Roman"/>
+          <w:sz w:val="24"/>
+          <w:szCs w:val="24"/>
+          <w:lang w:val="ro-RO" w:eastAsia="ro-RO"/>
+        </w:rPr>
+      </w:pPr>
+    </w:p>
+    <w:p>
+      <w:pPr>
+        <w:spacing w:before="100" w:beforeAutospacing="1" w:after="100" w:afterAutospacing="1" w:line="240" w:lineRule="auto"/>
+        <w:rPr>
+          <w:rFonts w:eastAsia="Times New Roman" w:cs="Times New Roman"/>
+          <w:sz w:val="24"/>
+          <w:szCs w:val="24"/>
+          <w:lang w:val="ro-RO" w:eastAsia="ro-RO"/>
+        </w:rPr>
+      </w:pPr>
+    </w:p>
+    <w:p>
+      <w:pPr>
+        <w:spacing w:before="100" w:beforeAutospacing="1" w:after="100" w:afterAutospacing="1" w:line="240" w:lineRule="auto"/>
+        <w:rPr>
+          <w:rFonts w:eastAsia="Times New Roman" w:cs="Times New Roman"/>
+          <w:sz w:val="24"/>
+          <w:szCs w:val="24"/>
+          <w:lang w:val="ro-RO" w:eastAsia="ro-RO"/>
+        </w:rPr>
+      </w:pPr>
+    </w:p>
+    <w:p>
+      <w:pPr>
+        <w:spacing w:before="100" w:beforeAutospacing="1" w:after="100" w:afterAutospacing="1" w:line="240" w:lineRule="auto"/>
+        <w:rPr>
+          <w:rFonts w:eastAsia="Times New Roman" w:cs="Times New Roman"/>
+          <w:sz w:val="24"/>
+          <w:szCs w:val="24"/>
+          <w:lang w:val="ro-RO" w:eastAsia="ro-RO"/>
+        </w:rPr>
+      </w:pPr>
+    </w:p>
+    <w:p>
+      <w:pPr>
+        <w:spacing w:before="100" w:beforeAutospacing="1" w:after="100" w:afterAutospacing="1" w:line="240" w:lineRule="auto"/>
+        <w:rPr>
+          <w:rFonts w:eastAsia="Times New Roman" w:cs="Times New Roman"/>
+          <w:sz w:val="24"/>
+          <w:szCs w:val="24"/>
+          <w:lang w:val="ro-RO" w:eastAsia="ro-RO"/>
+        </w:rPr>
+      </w:pPr>
+    </w:p>
+    <w:p>
+      <w:pPr>
+        <w:spacing w:before="100" w:beforeAutospacing="1" w:after="100" w:afterAutospacing="1" w:line="240" w:lineRule="auto"/>
+        <w:rPr>
+          <w:rFonts w:eastAsia="Times New Roman" w:cs="Times New Roman"/>
+          <w:sz w:val="24"/>
+          <w:szCs w:val="24"/>
+          <w:lang w:val="ro-RO" w:eastAsia="ro-RO"/>
+        </w:rPr>
+      </w:pPr>
+    </w:p>
+    <w:p>
+      <w:pPr>
+        <w:spacing w:before="100" w:beforeAutospacing="1" w:after="100" w:afterAutospacing="1" w:line="240" w:lineRule="auto"/>
+        <w:rPr>
+          <w:rFonts w:eastAsia="Times New Roman" w:cs="Times New Roman"/>
+          <w:sz w:val="24"/>
+          <w:szCs w:val="24"/>
+          <w:lang w:val="ro-RO" w:eastAsia="ro-RO"/>
+        </w:rPr>
+      </w:pPr>
+    </w:p>
+    <w:p>
+      <w:pPr>
+        <w:spacing w:before="100" w:beforeAutospacing="1" w:after="100" w:afterAutospacing="1" w:line="240" w:lineRule="auto"/>
+        <w:rPr>
+          <w:rFonts w:eastAsia="Times New Roman" w:cs="Times New Roman"/>
+          <w:sz w:val="24"/>
+          <w:szCs w:val="24"/>
+          <w:lang w:val="ro-RO" w:eastAsia="ro-RO"/>
+        </w:rPr>
+      </w:pPr>
+    </w:p>
+    <w:p>
+      <w:pPr>
+        <w:spacing w:before="100" w:beforeAutospacing="1" w:after="100" w:afterAutospacing="1" w:line="240" w:lineRule="auto"/>
+        <w:rPr>
+          <w:rFonts w:eastAsia="Times New Roman" w:cs="Times New Roman"/>
+          <w:sz w:val="24"/>
+          <w:szCs w:val="24"/>
+          <w:lang w:val="ro-RO" w:eastAsia="ro-RO"/>
+        </w:rPr>
+      </w:pPr>
+    </w:p>
+    <w:p>
+      <w:pPr>
+        <w:spacing w:before="100" w:beforeAutospacing="1" w:after="100" w:afterAutospacing="1" w:line="240" w:lineRule="auto"/>
+        <w:rPr>
+          <w:rFonts w:eastAsia="Times New Roman" w:cs="Times New Roman"/>
+          <w:sz w:val="24"/>
+          <w:szCs w:val="24"/>
+          <w:lang w:val="ro-RO" w:eastAsia="ro-RO"/>
+        </w:rPr>
+      </w:pPr>
+    </w:p>
+    <w:p>
+      <w:pPr>
+        <w:spacing w:before="100" w:beforeAutospacing="1" w:after="100" w:afterAutospacing="1" w:line="240" w:lineRule="auto"/>
+        <w:rPr>
+          <w:rFonts w:eastAsia="Times New Roman" w:cs="Times New Roman"/>
+          <w:sz w:val="24"/>
+          <w:szCs w:val="24"/>
+          <w:lang w:val="ro-RO" w:eastAsia="ro-RO"/>
+        </w:rPr>
+      </w:pPr>
+    </w:p>
+    <w:p>
+      <w:pPr>
+        <w:spacing w:before="100" w:beforeAutospacing="1" w:after="100" w:afterAutospacing="1" w:line="240" w:lineRule="auto"/>
+        <w:rPr>
+          <w:rFonts w:eastAsia="Times New Roman" w:cs="Times New Roman"/>
+          <w:sz w:val="24"/>
+          <w:szCs w:val="24"/>
+          <w:lang w:val="ro-RO" w:eastAsia="ro-RO"/>
+        </w:rPr>
+      </w:pPr>
+    </w:p>
+    <w:p>
+      <w:pPr>
+        <w:pStyle w:val="Heading1"/>
+      </w:pPr>
+      <w:r>
+        <w:t>User manual</w:t>
+      </w:r>
+    </w:p>
+    <w:p>
+      <w:pPr>
+        <w:jc w:val="both"/>
+      </w:pPr>
+      <w:r>
+        <w:t xml:space="preserve">This chapter provides a step-by-step guide for using the </w:t>
+      </w:r>
+      <w:proofErr w:type="spellStart"/>
+      <w:r>
+        <w:t>FlightInsight</w:t>
+      </w:r>
+      <w:proofErr w:type="spellEnd"/>
+      <w:r>
+        <w:t xml:space="preserve"> AI application. The platform is designed to be intuitive and requires no registration or login. Users can search for flights, browse available options, and receive AI-powered price predictions in three simple steps.</w:t>
+      </w:r>
+    </w:p>
+    <w:p>
+      <w:pPr>
+        <w:jc w:val="both"/>
+        <w:rPr>
+          <w:b/>
+        </w:rPr>
+      </w:pPr>
+      <w:r>
+        <w:rPr>
+          <w:b/>
+        </w:rPr>
+        <w:t>Step 1 — Search for Flight</w:t>
       </w:r>
     </w:p>
     <w:p>
@@ -22504,12 +21798,14 @@
       <w:r>
         <w:rPr>
           <w:b/>
+          <w:noProof/>
+          <w:lang w:val="ro-RO" w:eastAsia="ro-RO"/>
         </w:rPr>
         <w:drawing>
-          <wp:inline distT="0" distB="0" distL="0" distR="0" wp14:anchorId="0A4421D5" wp14:editId="083BA15A">
-            <wp:extent cx="5731510" cy="3249295"/>
-            <wp:effectExtent l="0" t="0" r="2540" b="8255"/>
-            <wp:docPr id="14" name="Picture 14"/>
+          <wp:inline distT="0" distB="0" distL="0" distR="0" wp14:anchorId="62B70166" wp14:editId="474A632B">
+            <wp:extent cx="5731510" cy="2912110"/>
+            <wp:effectExtent l="0" t="0" r="2540" b="2540"/>
+            <wp:docPr id="12" name="Picture 12"/>
             <wp:cNvGraphicFramePr>
               <a:graphicFrameLocks xmlns:a="http://schemas.openxmlformats.org/drawingml/2006/main" noChangeAspect="1"/>
             </wp:cNvGraphicFramePr>
@@ -22529,6 +21825,514 @@
                   <pic:spPr>
                     <a:xfrm>
                       <a:off x="0" y="0"/>
+                      <a:ext cx="5731510" cy="2912110"/>
+                    </a:xfrm>
+                    <a:prstGeom prst="rect">
+                      <a:avLst/>
+                    </a:prstGeom>
+                  </pic:spPr>
+                </pic:pic>
+              </a:graphicData>
+            </a:graphic>
+          </wp:inline>
+        </w:drawing>
+      </w:r>
+    </w:p>
+    <w:p>
+      <w:pPr>
+        <w:jc w:val="center"/>
+        <w:rPr>
+          <w:i/>
+        </w:rPr>
+      </w:pPr>
+      <w:r>
+        <w:rPr>
+          <w:i/>
+        </w:rPr>
+        <w:t>Figure 4-1</w:t>
+      </w:r>
+      <w:r>
+        <w:rPr>
+          <w:i/>
+        </w:rPr>
+        <w:t xml:space="preserve">: </w:t>
+      </w:r>
+      <w:r>
+        <w:rPr>
+          <w:i/>
+        </w:rPr>
+        <w:t>Flight search page</w:t>
+      </w:r>
+    </w:p>
+    <w:p>
+      <w:pPr>
+        <w:jc w:val="both"/>
+      </w:pPr>
+      <w:r>
+        <w:t>Upon opening the application, the user is presented with the flight s</w:t>
+      </w:r>
+      <w:r>
+        <w:t>earch page, as shown in Figure 4-1</w:t>
+      </w:r>
+      <w:r>
+        <w:t>. At the top of the form, the user selects the trip type by choosing between "One Way" and "Round Trip" using the radio buttons, with "One Way" selected by default. When "Round Trip" is selected, the form expands to include an additional Return Date field, which becomes mandatory for that</w:t>
+      </w:r>
+      <w:r>
+        <w:t xml:space="preserve"> trip type, as shown in Figure 4-1</w:t>
+      </w:r>
+      <w:r>
+        <w:t>.</w:t>
+      </w:r>
+    </w:p>
+    <w:p>
+      <w:pPr>
+        <w:jc w:val="both"/>
+      </w:pPr>
+      <w:r>
+        <w:t>The user must then complete the following required fields:</w:t>
+      </w:r>
+    </w:p>
+    <w:p>
+      <w:pPr>
+        <w:pStyle w:val="ListParagraph"/>
+        <w:numPr>
+          <w:ilvl w:val="0"/>
+          <w:numId w:val="9"/>
+        </w:numPr>
+        <w:jc w:val="both"/>
+      </w:pPr>
+      <w:r>
+        <w:t>Source Airport — select the departure airport from the dropdown menu. The available airports are loaded directly from the database, ensuring that only routes with existing flight data can be selected.</w:t>
+      </w:r>
+    </w:p>
+    <w:p>
+      <w:pPr>
+        <w:pStyle w:val="ListParagraph"/>
+        <w:numPr>
+          <w:ilvl w:val="0"/>
+          <w:numId w:val="9"/>
+        </w:numPr>
+        <w:jc w:val="both"/>
+      </w:pPr>
+      <w:r>
+        <w:t>Destination Airport — select the arrival airport from the dropdown menu, populated from the same database source.</w:t>
+      </w:r>
+    </w:p>
+    <w:p>
+      <w:pPr>
+        <w:pStyle w:val="ListParagraph"/>
+        <w:numPr>
+          <w:ilvl w:val="0"/>
+          <w:numId w:val="9"/>
+        </w:numPr>
+        <w:jc w:val="both"/>
+      </w:pPr>
+      <w:r>
+        <w:t>Departure Date — select the desired departure date using the date picker, which restricts selection to dates from the current date onwards, preventing searches for past departures.</w:t>
+      </w:r>
+    </w:p>
+    <w:p>
+      <w:pPr>
+        <w:pStyle w:val="ListParagraph"/>
+        <w:numPr>
+          <w:ilvl w:val="0"/>
+          <w:numId w:val="9"/>
+        </w:numPr>
+        <w:jc w:val="both"/>
+      </w:pPr>
+      <w:r>
+        <w:t>Return Date — visible and required only when "Round Trip" is selected, subject to the same date restrictions as the departure date.</w:t>
+      </w:r>
+    </w:p>
+    <w:p>
+      <w:pPr>
+        <w:jc w:val="both"/>
+      </w:pPr>
+      <w:r>
+        <w:t>Two optional filters are also available:</w:t>
+      </w:r>
+    </w:p>
+    <w:p>
+      <w:pPr>
+        <w:pStyle w:val="ListParagraph"/>
+        <w:numPr>
+          <w:ilvl w:val="0"/>
+          <w:numId w:val="10"/>
+        </w:numPr>
+        <w:jc w:val="both"/>
+      </w:pPr>
+      <w:r>
+        <w:t>Preferred Airline — allows the user to filter results by a specific airline. If no preference is specified, the field defaults to "Any Airline" and all available carriers are included in the results.</w:t>
+      </w:r>
+    </w:p>
+    <w:p>
+      <w:pPr>
+        <w:pStyle w:val="ListParagraph"/>
+        <w:numPr>
+          <w:ilvl w:val="0"/>
+          <w:numId w:val="10"/>
+        </w:numPr>
+        <w:jc w:val="both"/>
+      </w:pPr>
+      <w:r>
+        <w:t>Direct flights only — when checked, only flights with zero stopovers are returned.</w:t>
+      </w:r>
+    </w:p>
+    <w:p>
+      <w:pPr>
+        <w:jc w:val="both"/>
+      </w:pPr>
+      <w:r>
+        <w:t>The form enforces validation rules to ensure that only complete and valid searches are submitted. If the user attempts to submit the form without completing the required fields, inline validation messages are displayed beneath the corresponding fields — such as "Source is required", "Destination is required", "Departure date is required", and "Return date is required for round trip" — as shown in Figure X. The Search Flights button remains disabled until all required fields are correctly filled in, preventing incomplete searches from being submitted. A Reset button is available to clear all fields and restore the form to its default state at any time.</w:t>
+      </w:r>
+    </w:p>
+    <w:p>
+      <w:pPr>
+        <w:jc w:val="both"/>
+      </w:pPr>
+      <w:r>
+        <w:t>An important usability detail concerns navigation between pages. The search parameters are encoded directly into the URL when the user proceeds to the available flights page, as shown in Figure X where the address bar displays a query string such as flights?source=4&amp;destination=3&amp;departureDate=2026-07-16&amp;directOnly=false. This means that when the user presses the Back button from the available flights page, all previously completed fields are automatically restored from the URL parameters and the user does not need to re-enter any information. The same behavior applies when navigating back from the prediction results page to the available flights page — the flight selection context is fully preserved across all navigation steps.</w:t>
+      </w:r>
+    </w:p>
+    <w:p>
+      <w:pPr>
+        <w:jc w:val="both"/>
+        <w:rPr>
+          <w:b/>
+        </w:rPr>
+      </w:pPr>
+    </w:p>
+    <w:p>
+      <w:pPr>
+        <w:jc w:val="both"/>
+        <w:rPr>
+          <w:b/>
+        </w:rPr>
+      </w:pPr>
+    </w:p>
+    <w:p>
+      <w:pPr>
+        <w:jc w:val="both"/>
+        <w:rPr>
+          <w:b/>
+        </w:rPr>
+      </w:pPr>
+    </w:p>
+    <w:p>
+      <w:pPr>
+        <w:jc w:val="both"/>
+        <w:rPr>
+          <w:b/>
+        </w:rPr>
+      </w:pPr>
+    </w:p>
+    <w:p>
+      <w:pPr>
+        <w:jc w:val="both"/>
+        <w:rPr>
+          <w:b/>
+        </w:rPr>
+      </w:pPr>
+    </w:p>
+    <w:p>
+      <w:pPr>
+        <w:jc w:val="both"/>
+        <w:rPr>
+          <w:b/>
+        </w:rPr>
+      </w:pPr>
+    </w:p>
+    <w:p>
+      <w:pPr>
+        <w:jc w:val="both"/>
+        <w:rPr>
+          <w:b/>
+        </w:rPr>
+      </w:pPr>
+    </w:p>
+    <w:p>
+      <w:pPr>
+        <w:jc w:val="both"/>
+        <w:rPr>
+          <w:b/>
+        </w:rPr>
+      </w:pPr>
+    </w:p>
+    <w:p>
+      <w:pPr>
+        <w:jc w:val="both"/>
+        <w:rPr>
+          <w:b/>
+        </w:rPr>
+      </w:pPr>
+      <w:r>
+        <w:rPr>
+          <w:b/>
+        </w:rPr>
+        <w:t>Step 2 — Select a Flight</w:t>
+      </w:r>
+    </w:p>
+    <w:p>
+      <w:pPr>
+        <w:jc w:val="center"/>
+        <w:rPr>
+          <w:b/>
+        </w:rPr>
+      </w:pPr>
+      <w:r>
+        <w:rPr>
+          <w:b/>
+          <w:noProof/>
+          <w:lang w:val="ro-RO" w:eastAsia="ro-RO"/>
+        </w:rPr>
+        <w:drawing>
+          <wp:inline distT="0" distB="0" distL="0" distR="0" wp14:anchorId="76BBC9ED" wp14:editId="294461DA">
+            <wp:extent cx="5731510" cy="2892425"/>
+            <wp:effectExtent l="0" t="0" r="2540" b="3175"/>
+            <wp:docPr id="13" name="Picture 13"/>
+            <wp:cNvGraphicFramePr>
+              <a:graphicFrameLocks xmlns:a="http://schemas.openxmlformats.org/drawingml/2006/main" noChangeAspect="1"/>
+            </wp:cNvGraphicFramePr>
+            <a:graphic xmlns:a="http://schemas.openxmlformats.org/drawingml/2006/main">
+              <a:graphicData uri="http://schemas.openxmlformats.org/drawingml/2006/picture">
+                <pic:pic xmlns:pic="http://schemas.openxmlformats.org/drawingml/2006/picture">
+                  <pic:nvPicPr>
+                    <pic:cNvPr id="1" name=""/>
+                    <pic:cNvPicPr/>
+                  </pic:nvPicPr>
+                  <pic:blipFill>
+                    <a:blip r:embed="rId36"/>
+                    <a:stretch>
+                      <a:fillRect/>
+                    </a:stretch>
+                  </pic:blipFill>
+                  <pic:spPr>
+                    <a:xfrm>
+                      <a:off x="0" y="0"/>
+                      <a:ext cx="5731510" cy="2892425"/>
+                    </a:xfrm>
+                    <a:prstGeom prst="rect">
+                      <a:avLst/>
+                    </a:prstGeom>
+                  </pic:spPr>
+                </pic:pic>
+              </a:graphicData>
+            </a:graphic>
+          </wp:inline>
+        </w:drawing>
+      </w:r>
+    </w:p>
+    <w:p>
+      <w:pPr>
+        <w:jc w:val="center"/>
+        <w:rPr>
+          <w:i/>
+        </w:rPr>
+      </w:pPr>
+      <w:r>
+        <w:rPr>
+          <w:i/>
+        </w:rPr>
+        <w:t>Figure 4-2</w:t>
+      </w:r>
+      <w:r>
+        <w:rPr>
+          <w:i/>
+        </w:rPr>
+        <w:t xml:space="preserve">: </w:t>
+      </w:r>
+      <w:r>
+        <w:rPr>
+          <w:i/>
+        </w:rPr>
+        <w:t>Available flights page — outbound flight results</w:t>
+      </w:r>
+    </w:p>
+    <w:p>
+      <w:pPr>
+        <w:jc w:val="both"/>
+      </w:pPr>
+      <w:r>
+        <w:t>After submitting the search, the application displays the available fl</w:t>
+      </w:r>
+      <w:r>
+        <w:t>ights page, as shown in Figure 4-2</w:t>
+      </w:r>
+      <w:r>
+        <w:t>. The results are presented as cards arranged horizontally, each showing:</w:t>
+      </w:r>
+    </w:p>
+    <w:p>
+      <w:pPr>
+        <w:pStyle w:val="ListParagraph"/>
+        <w:numPr>
+          <w:ilvl w:val="0"/>
+          <w:numId w:val="11"/>
+        </w:numPr>
+        <w:jc w:val="both"/>
+      </w:pPr>
+      <w:r>
+        <w:t>The airline name</w:t>
+      </w:r>
+    </w:p>
+    <w:p>
+      <w:pPr>
+        <w:pStyle w:val="ListParagraph"/>
+        <w:numPr>
+          <w:ilvl w:val="0"/>
+          <w:numId w:val="11"/>
+        </w:numPr>
+        <w:jc w:val="both"/>
+      </w:pPr>
+      <w:r>
+        <w:t>The route in the format source → destination</w:t>
+      </w:r>
+    </w:p>
+    <w:p>
+      <w:pPr>
+        <w:pStyle w:val="ListParagraph"/>
+        <w:numPr>
+          <w:ilvl w:val="0"/>
+          <w:numId w:val="11"/>
+        </w:numPr>
+        <w:jc w:val="both"/>
+      </w:pPr>
+      <w:r>
+        <w:t>The ticket price displayed in euros</w:t>
+      </w:r>
+    </w:p>
+    <w:p>
+      <w:pPr>
+        <w:pStyle w:val="ListParagraph"/>
+        <w:numPr>
+          <w:ilvl w:val="0"/>
+          <w:numId w:val="11"/>
+        </w:numPr>
+        <w:jc w:val="both"/>
+      </w:pPr>
+      <w:r>
+        <w:t>The total flight duration</w:t>
+      </w:r>
+    </w:p>
+    <w:p>
+      <w:pPr>
+        <w:pStyle w:val="ListParagraph"/>
+        <w:numPr>
+          <w:ilvl w:val="0"/>
+          <w:numId w:val="11"/>
+        </w:numPr>
+        <w:jc w:val="both"/>
+      </w:pPr>
+      <w:r>
+        <w:t>The number of stops</w:t>
+      </w:r>
+    </w:p>
+    <w:p>
+      <w:pPr>
+        <w:pStyle w:val="ListParagraph"/>
+        <w:numPr>
+          <w:ilvl w:val="0"/>
+          <w:numId w:val="11"/>
+        </w:numPr>
+        <w:jc w:val="both"/>
+      </w:pPr>
+      <w:r>
+        <w:t>The departure date and time</w:t>
+      </w:r>
+    </w:p>
+    <w:p>
+      <w:pPr>
+        <w:jc w:val="both"/>
+      </w:pPr>
+      <w:r>
+        <w:t>Each card may also display one or both of the following badges for quick identification:</w:t>
+      </w:r>
+    </w:p>
+    <w:p>
+      <w:pPr>
+        <w:pStyle w:val="ListParagraph"/>
+        <w:numPr>
+          <w:ilvl w:val="0"/>
+          <w:numId w:val="12"/>
+        </w:numPr>
+        <w:jc w:val="both"/>
+      </w:pPr>
+      <w:r>
+        <w:t>Direct — displayed when the flight has zero stopovers, helping users who prefer non-stop travel to identify suitable options at a glance.</w:t>
+      </w:r>
+    </w:p>
+    <w:p>
+      <w:pPr>
+        <w:pStyle w:val="ListParagraph"/>
+        <w:numPr>
+          <w:ilvl w:val="0"/>
+          <w:numId w:val="12"/>
+        </w:numPr>
+        <w:jc w:val="both"/>
+      </w:pPr>
+      <w:r>
+        <w:t>Weekend — displayed when the flight departs on a Saturday or Sunday, which can be relevant for users comparing weekday versus weekend pricing.</w:t>
+      </w:r>
+    </w:p>
+    <w:p>
+      <w:pPr>
+        <w:jc w:val="both"/>
+      </w:pPr>
+      <w:r>
+        <w:t>In the case of a one-way search, only outbound flights are listed under the "Outbound Flights" heading. In the case of a round-trip search, the page displays two sections — one for outbound flights and one for return flights — allowing the user to independently select each leg of the journey. If no flights match the search criteria, an empty state message is displayed informing the user that no results were found. A Back button is available in the top right corner to return to the search form, with all previously entered search parameters automatically restored from the URL. The user selects a flight by clicking on the corresponding card.</w:t>
+      </w:r>
+    </w:p>
+    <w:p>
+      <w:pPr>
+        <w:jc w:val="both"/>
+        <w:rPr>
+          <w:b/>
+        </w:rPr>
+      </w:pPr>
+      <w:r>
+        <w:rPr>
+          <w:b/>
+        </w:rPr>
+        <w:t>Step 3 — View AI Price Prediction</w:t>
+      </w:r>
+    </w:p>
+    <w:p>
+      <w:pPr>
+        <w:jc w:val="center"/>
+        <w:rPr>
+          <w:b/>
+        </w:rPr>
+      </w:pPr>
+      <w:r>
+        <w:rPr>
+          <w:b/>
+          <w:noProof/>
+          <w:lang w:val="ro-RO" w:eastAsia="ro-RO"/>
+        </w:rPr>
+        <w:drawing>
+          <wp:inline distT="0" distB="0" distL="0" distR="0" wp14:anchorId="0A4421D5" wp14:editId="083BA15A">
+            <wp:extent cx="5731510" cy="3249295"/>
+            <wp:effectExtent l="0" t="0" r="2540" b="8255"/>
+            <wp:docPr id="14" name="Picture 14"/>
+            <wp:cNvGraphicFramePr>
+              <a:graphicFrameLocks xmlns:a="http://schemas.openxmlformats.org/drawingml/2006/main" noChangeAspect="1"/>
+            </wp:cNvGraphicFramePr>
+            <a:graphic xmlns:a="http://schemas.openxmlformats.org/drawingml/2006/main">
+              <a:graphicData uri="http://schemas.openxmlformats.org/drawingml/2006/picture">
+                <pic:pic xmlns:pic="http://schemas.openxmlformats.org/drawingml/2006/picture">
+                  <pic:nvPicPr>
+                    <pic:cNvPr id="1" name=""/>
+                    <pic:cNvPicPr/>
+                  </pic:nvPicPr>
+                  <pic:blipFill>
+                    <a:blip r:embed="rId37"/>
+                    <a:stretch>
+                      <a:fillRect/>
+                    </a:stretch>
+                  </pic:blipFill>
+                  <pic:spPr>
+                    <a:xfrm>
+                      <a:off x="0" y="0"/>
                       <a:ext cx="5731510" cy="3249295"/>
                     </a:xfrm>
                     <a:prstGeom prst="rect">
@@ -22553,13 +22357,7 @@
         <w:rPr>
           <w:i/>
         </w:rPr>
-        <w:t>Figure 4-</w:t>
-      </w:r>
-      <w:r>
-        <w:rPr>
-          <w:i/>
-        </w:rPr>
-        <w:t>3</w:t>
+        <w:t>Figure 4-3</w:t>
       </w:r>
       <w:r>
         <w:rPr>
@@ -22655,12 +22453,7 @@
       </w:r>
       <w:proofErr w:type="spellEnd"/>
       <w:r>
-        <w:t xml:space="preserve"> Price — the historical average pr</w:t>
-      </w:r>
-      <w:bookmarkStart w:id="3" w:name="_GoBack"/>
-      <w:bookmarkEnd w:id="3"/>
-      <w:r>
-        <w:t>ice for the selected route, used as the reference benchmark.</w:t>
+        <w:t xml:space="preserve"> Price — the historical average price for the selected route, used as the reference benchmark.</w:t>
       </w:r>
     </w:p>
     <w:p>
@@ -22798,6 +22591,22 @@
     </w:p>
     <w:p>
       <w:pPr>
+        <w:tabs>
+          <w:tab w:val="left" w:pos="6095"/>
+        </w:tabs>
+        <w:jc w:val="both"/>
+      </w:pPr>
+    </w:p>
+    <w:p>
+      <w:pPr>
+        <w:tabs>
+          <w:tab w:val="left" w:pos="6095"/>
+        </w:tabs>
+        <w:jc w:val="both"/>
+      </w:pPr>
+    </w:p>
+    <w:p>
+      <w:pPr>
         <w:pStyle w:val="Heading1"/>
       </w:pPr>
       <w:r>
@@ -23123,138 +22932,6 @@
       <w:r>
         <w:t xml:space="preserve"> AI can evolve from a focused proof-of-concept into a comprehensive, scalable, and widely applicable travel decision-support platform that delivers genuine value to a broad audience of travelers.</w:t>
       </w:r>
-    </w:p>
-    <w:p>
-      <w:pPr>
-        <w:pStyle w:val="NormalWeb"/>
-        <w:spacing w:line="360" w:lineRule="auto"/>
-        <w:jc w:val="both"/>
-        <w:rPr>
-          <w:sz w:val="22"/>
-          <w:lang w:val="en-US"/>
-        </w:rPr>
-      </w:pPr>
-    </w:p>
-    <w:p>
-      <w:pPr>
-        <w:pStyle w:val="NormalWeb"/>
-        <w:spacing w:line="360" w:lineRule="auto"/>
-        <w:jc w:val="both"/>
-        <w:rPr>
-          <w:sz w:val="22"/>
-          <w:lang w:val="en-US"/>
-        </w:rPr>
-      </w:pPr>
-    </w:p>
-    <w:p>
-      <w:pPr>
-        <w:pStyle w:val="NormalWeb"/>
-        <w:spacing w:line="360" w:lineRule="auto"/>
-        <w:jc w:val="both"/>
-        <w:rPr>
-          <w:sz w:val="22"/>
-          <w:lang w:val="en-US"/>
-        </w:rPr>
-      </w:pPr>
-    </w:p>
-    <w:p>
-      <w:pPr>
-        <w:pStyle w:val="NormalWeb"/>
-        <w:spacing w:line="360" w:lineRule="auto"/>
-        <w:jc w:val="both"/>
-        <w:rPr>
-          <w:sz w:val="22"/>
-          <w:lang w:val="en-US"/>
-        </w:rPr>
-      </w:pPr>
-    </w:p>
-    <w:p>
-      <w:pPr>
-        <w:pStyle w:val="NormalWeb"/>
-        <w:spacing w:line="360" w:lineRule="auto"/>
-        <w:jc w:val="both"/>
-        <w:rPr>
-          <w:sz w:val="22"/>
-          <w:lang w:val="en-US"/>
-        </w:rPr>
-      </w:pPr>
-    </w:p>
-    <w:p>
-      <w:pPr>
-        <w:pStyle w:val="NormalWeb"/>
-        <w:spacing w:line="360" w:lineRule="auto"/>
-        <w:jc w:val="both"/>
-        <w:rPr>
-          <w:sz w:val="22"/>
-          <w:lang w:val="en-US"/>
-        </w:rPr>
-      </w:pPr>
-    </w:p>
-    <w:p>
-      <w:pPr>
-        <w:pStyle w:val="NormalWeb"/>
-        <w:spacing w:line="360" w:lineRule="auto"/>
-        <w:jc w:val="both"/>
-        <w:rPr>
-          <w:sz w:val="22"/>
-          <w:lang w:val="en-US"/>
-        </w:rPr>
-      </w:pPr>
-    </w:p>
-    <w:p>
-      <w:pPr>
-        <w:pStyle w:val="NormalWeb"/>
-        <w:spacing w:line="360" w:lineRule="auto"/>
-        <w:jc w:val="both"/>
-        <w:rPr>
-          <w:sz w:val="22"/>
-          <w:lang w:val="en-US"/>
-        </w:rPr>
-      </w:pPr>
-    </w:p>
-    <w:p>
-      <w:pPr>
-        <w:pStyle w:val="NormalWeb"/>
-        <w:spacing w:line="360" w:lineRule="auto"/>
-        <w:jc w:val="both"/>
-        <w:rPr>
-          <w:sz w:val="22"/>
-          <w:lang w:val="en-US"/>
-        </w:rPr>
-      </w:pPr>
-    </w:p>
-    <w:p>
-      <w:pPr>
-        <w:pStyle w:val="NormalWeb"/>
-        <w:spacing w:line="360" w:lineRule="auto"/>
-        <w:jc w:val="both"/>
-        <w:rPr>
-          <w:sz w:val="22"/>
-          <w:lang w:val="en-US"/>
-        </w:rPr>
-      </w:pPr>
-    </w:p>
-    <w:p>
-      <w:pPr>
-        <w:pStyle w:val="NormalWeb"/>
-        <w:spacing w:line="360" w:lineRule="auto"/>
-        <w:jc w:val="both"/>
-        <w:rPr>
-          <w:sz w:val="22"/>
-          <w:lang w:val="en-US"/>
-        </w:rPr>
-      </w:pPr>
-    </w:p>
-    <w:p>
-      <w:pPr>
-        <w:pStyle w:val="NormalWeb"/>
-        <w:spacing w:line="360" w:lineRule="auto"/>
-        <w:jc w:val="both"/>
-        <w:rPr>
-          <w:sz w:val="22"/>
-          <w:lang w:val="en-US"/>
-        </w:rPr>
-      </w:pPr>
     </w:p>
     <w:p>
       <w:pPr>
@@ -23647,7 +23324,7 @@
       <w:r>
         <w:t xml:space="preserve"> — </w:t>
       </w:r>
-      <w:hyperlink r:id="rId36" w:history="1">
+      <w:hyperlink r:id="rId38" w:history="1">
         <w:r>
           <w:rPr>
             <w:rStyle w:val="Hyperlink"/>
@@ -23679,7 +23356,7 @@
       <w:r>
         <w:t xml:space="preserve">for web compatibility/accessibility: W3C Web Accessibility Initiative — </w:t>
       </w:r>
-      <w:hyperlink r:id="rId37" w:history="1">
+      <w:hyperlink r:id="rId39" w:history="1">
         <w:r>
           <w:rPr>
             <w:rStyle w:val="Hyperlink"/>
@@ -23797,7 +23474,7 @@
       <w:r>
         <w:t xml:space="preserve">-learn documentation, </w:t>
       </w:r>
-      <w:hyperlink r:id="rId38" w:tgtFrame="_new" w:history="1">
+      <w:hyperlink r:id="rId40" w:tgtFrame="_new" w:history="1">
         <w:r>
           <w:rPr>
             <w:rStyle w:val="Hyperlink"/>
@@ -23831,7 +23508,7 @@
       <w:r>
         <w:t xml:space="preserve">-learn documentation, </w:t>
       </w:r>
-      <w:hyperlink r:id="rId39" w:tgtFrame="_new" w:history="1">
+      <w:hyperlink r:id="rId41" w:tgtFrame="_new" w:history="1">
         <w:r>
           <w:rPr>
             <w:rStyle w:val="Hyperlink"/>
@@ -23861,7 +23538,7 @@
       <w:r>
         <w:t xml:space="preserve"> Pallets Projects. Flask Documentation. Available at: </w:t>
       </w:r>
-      <w:hyperlink r:id="rId40" w:history="1">
+      <w:hyperlink r:id="rId42" w:history="1">
         <w:r>
           <w:rPr>
             <w:rStyle w:val="Hyperlink"/>
@@ -23961,7 +23638,7 @@
       <w:r>
         <w:t xml:space="preserve"> Microsoft. ASP.NET Core documentation. Available at: </w:t>
       </w:r>
-      <w:hyperlink r:id="rId41" w:history="1">
+      <w:hyperlink r:id="rId43" w:history="1">
         <w:r>
           <w:rPr>
             <w:rStyle w:val="Hyperlink"/>
@@ -23982,7 +23659,7 @@
       <w:r>
         <w:t xml:space="preserve"> Microsoft. Entity Framework Core documentation. Available at: </w:t>
       </w:r>
-      <w:hyperlink r:id="rId42" w:history="1">
+      <w:hyperlink r:id="rId44" w:history="1">
         <w:r>
           <w:rPr>
             <w:rStyle w:val="Hyperlink"/>
@@ -24105,12 +23782,12 @@
       </w:r>
     </w:p>
     <w:p>
-      <w:hyperlink r:id="rId43" w:history="1">
+      <w:hyperlink r:id="rId45" w:history="1">
         <w:r>
           <w:rPr>
             <w:rStyle w:val="Hyperlink"/>
           </w:rPr>
-          <w:t>https://github.com/Raluca0Bratan/Licenta</w:t>
+          <w:t>https://github.com/Raluca0Bratan/Disertatie</w:t>
         </w:r>
       </w:hyperlink>
     </w:p>
@@ -24135,8 +23812,6 @@
     <w:p/>
     <w:p/>
     <w:p/>
-    <w:p/>
-    <w:p/>
     <w:p>
       <w:pPr>
         <w:pStyle w:val="Heading1"/>
@@ -24147,16 +23822,19 @@
         <w:ind w:left="432" w:hanging="432"/>
       </w:pPr>
       <w:r>
-        <w:t>B. Website of the project</w:t>
-      </w:r>
-    </w:p>
-    <w:p>
-      <w:hyperlink r:id="rId44" w:history="1">
+        <w:t xml:space="preserve">B. </w:t>
+      </w:r>
+      <w:r>
+        <w:t>PRoject website</w:t>
+      </w:r>
+    </w:p>
+    <w:p>
+      <w:hyperlink r:id="rId46" w:history="1">
         <w:r>
           <w:rPr>
             <w:rStyle w:val="Hyperlink"/>
           </w:rPr>
-          <w:t>https://github.com/Raluca0Bratan/Licenta</w:t>
+          <w:t>https://github.com/Raluca0Bratan/Disertatie</w:t>
         </w:r>
       </w:hyperlink>
     </w:p>
@@ -24179,7 +23857,15 @@
     <w:p/>
     <w:p/>
     <w:p/>
-    <w:p/>
+    <w:p>
+      <w:pPr>
+        <w:pStyle w:val="Heading1"/>
+        <w:numPr>
+          <w:ilvl w:val="0"/>
+          <w:numId w:val="0"/>
+        </w:numPr>
+      </w:pPr>
+    </w:p>
     <w:p>
       <w:pPr>
         <w:pStyle w:val="Heading1"/>
@@ -24322,44 +24008,15 @@
                 <w:noProof/>
                 <w:lang w:val="ro-RO"/>
               </w:rPr>
-              <w:t>46</w:t>
-            </w:r>
-          </w:p>
-          <w:p>
-            <w:pPr>
-              <w:pStyle w:val="Index1"/>
-              <w:tabs>
-                <w:tab w:val="right" w:leader="dot" w:pos="4143"/>
-              </w:tabs>
+              <w:t>4</w:t>
+            </w:r>
+            <w:r>
               <w:rPr>
                 <w:rFonts w:ascii="Times New Roman" w:hAnsi="Times New Roman"/>
                 <w:noProof/>
                 <w:lang w:val="ro-RO"/>
               </w:rPr>
-            </w:pPr>
-            <w:r>
-              <w:rPr>
-                <w:rFonts w:ascii="Times New Roman" w:hAnsi="Times New Roman"/>
-                <w:noProof/>
-                <w:lang w:val="ro-RO"/>
-              </w:rPr>
-              <w:t xml:space="preserve">Administrator functionalities </w:t>
-            </w:r>
-            <w:r>
-              <w:rPr>
-                <w:rFonts w:ascii="Times New Roman" w:hAnsi="Times New Roman"/>
-                <w:noProof/>
-                <w:lang w:val="ro-RO"/>
-              </w:rPr>
-              <w:tab/>
-            </w:r>
-            <w:r>
-              <w:rPr>
-                <w:rFonts w:ascii="Times New Roman" w:hAnsi="Times New Roman"/>
-                <w:noProof/>
-                <w:lang w:val="ro-RO"/>
-              </w:rPr>
-              <w:t>41</w:t>
+              <w:t>7</w:t>
             </w:r>
           </w:p>
           <w:p>
@@ -24407,7 +24064,7 @@
                 <w:noProof/>
                 <w:lang w:val="ro-RO"/>
               </w:rPr>
-              <w:t xml:space="preserve">Client user functionalities </w:t>
+              <w:t xml:space="preserve">Conclusions </w:t>
             </w:r>
             <w:r>
               <w:rPr>
@@ -24423,44 +24080,15 @@
                 <w:noProof/>
                 <w:lang w:val="ro-RO"/>
               </w:rPr>
-              <w:t>34</w:t>
-            </w:r>
-          </w:p>
-          <w:p>
-            <w:pPr>
-              <w:pStyle w:val="Index1"/>
-              <w:tabs>
-                <w:tab w:val="right" w:leader="dot" w:pos="4143"/>
-              </w:tabs>
+              <w:t>4</w:t>
+            </w:r>
+            <w:r>
               <w:rPr>
                 <w:rFonts w:ascii="Times New Roman" w:hAnsi="Times New Roman"/>
                 <w:noProof/>
                 <w:lang w:val="ro-RO"/>
               </w:rPr>
-            </w:pPr>
-            <w:r>
-              <w:rPr>
-                <w:rFonts w:ascii="Times New Roman" w:hAnsi="Times New Roman"/>
-                <w:noProof/>
-                <w:lang w:val="ro-RO"/>
-              </w:rPr>
-              <w:t xml:space="preserve">Conclusions </w:t>
-            </w:r>
-            <w:r>
-              <w:rPr>
-                <w:rFonts w:ascii="Times New Roman" w:hAnsi="Times New Roman"/>
-                <w:noProof/>
-                <w:lang w:val="ro-RO"/>
-              </w:rPr>
-              <w:tab/>
-            </w:r>
-            <w:r>
-              <w:rPr>
-                <w:rFonts w:ascii="Times New Roman" w:hAnsi="Times New Roman"/>
-                <w:noProof/>
-                <w:lang w:val="ro-RO"/>
-              </w:rPr>
-              <w:t>46</w:t>
+              <w:t>7</w:t>
             </w:r>
           </w:p>
           <w:p>
@@ -24570,7 +24198,7 @@
                 <w:noProof/>
                 <w:lang w:val="ro-RO"/>
               </w:rPr>
-              <w:t>22</w:t>
+              <w:t>33</w:t>
             </w:r>
           </w:p>
           <w:p>
@@ -24615,7 +24243,15 @@
                 <w:noProof/>
                 <w:lang w:val="ro-RO"/>
               </w:rPr>
-              <w:t>13</w:t>
+              <w:t>1</w:t>
+            </w:r>
+            <w:r>
+              <w:rPr>
+                <w:rFonts w:ascii="Times New Roman" w:hAnsi="Times New Roman"/>
+                <w:noProof/>
+                <w:lang w:val="ro-RO"/>
+              </w:rPr>
+              <w:t>6</w:t>
             </w:r>
           </w:p>
           <w:p>
@@ -24660,7 +24296,7 @@
                 <w:noProof/>
                 <w:lang w:val="ro-RO"/>
               </w:rPr>
-              <w:t>3</w:t>
+              <w:t>5</w:t>
             </w:r>
           </w:p>
           <w:p>
@@ -24732,7 +24368,7 @@
                 <w:noProof/>
                 <w:lang w:val="ro-RO"/>
               </w:rPr>
-              <w:t>26</w:t>
+              <w:t>34</w:t>
             </w:r>
           </w:p>
           <w:p>
@@ -24769,7 +24405,15 @@
                 <w:noProof/>
                 <w:lang w:val="ro-RO"/>
               </w:rPr>
-              <w:t>48</w:t>
+              <w:t>4</w:t>
+            </w:r>
+            <w:r>
+              <w:rPr>
+                <w:rFonts w:ascii="Times New Roman" w:hAnsi="Times New Roman"/>
+                <w:noProof/>
+                <w:lang w:val="ro-RO"/>
+              </w:rPr>
+              <w:t>9</w:t>
             </w:r>
           </w:p>
           <w:p>
@@ -24833,7 +24477,7 @@
                 <w:noProof/>
                 <w:lang w:val="ro-RO"/>
               </w:rPr>
-              <w:t>5</w:t>
+              <w:t>6</w:t>
             </w:r>
           </w:p>
           <w:p>
@@ -24870,7 +24514,7 @@
                 <w:noProof/>
                 <w:lang w:val="ro-RO"/>
               </w:rPr>
-              <w:t>29</w:t>
+              <w:t>36</w:t>
             </w:r>
           </w:p>
           <w:p>
@@ -24971,7 +24615,7 @@
                 <w:noProof/>
                 <w:lang w:val="ro-RO"/>
               </w:rPr>
-              <w:t>8</w:t>
+              <w:t>9</w:t>
             </w:r>
           </w:p>
           <w:p>
@@ -25294,7 +24938,7 @@
                 <w:noProof/>
                 <w:lang w:val="ro-RO"/>
               </w:rPr>
-              <w:t>6</w:t>
+              <w:t>7</w:t>
             </w:r>
           </w:p>
           <w:p>
@@ -25331,7 +24975,15 @@
                 <w:noProof/>
                 <w:lang w:val="ro-RO"/>
               </w:rPr>
-              <w:t>15</w:t>
+              <w:t>1</w:t>
+            </w:r>
+            <w:r>
+              <w:rPr>
+                <w:rFonts w:ascii="Times New Roman" w:hAnsi="Times New Roman"/>
+                <w:noProof/>
+                <w:lang w:val="ro-RO"/>
+              </w:rPr>
+              <w:t>8</w:t>
             </w:r>
           </w:p>
           <w:p>
@@ -25368,7 +25020,15 @@
                 <w:noProof/>
                 <w:lang w:val="ro-RO"/>
               </w:rPr>
-              <w:t>47</w:t>
+              <w:t>4</w:t>
+            </w:r>
+            <w:r>
+              <w:rPr>
+                <w:rFonts w:ascii="Times New Roman" w:hAnsi="Times New Roman"/>
+                <w:noProof/>
+                <w:lang w:val="ro-RO"/>
+              </w:rPr>
+              <w:t>8</w:t>
             </w:r>
           </w:p>
           <w:p>
@@ -25425,7 +25085,14 @@
                 <w:lang w:val="ro-RO"/>
               </w:rPr>
               <w:tab/>
-              <w:t>5</w:t>
+            </w:r>
+            <w:r>
+              <w:rPr>
+                <w:rFonts w:ascii="Times New Roman" w:hAnsi="Times New Roman"/>
+                <w:noProof/>
+                <w:lang w:val="ro-RO"/>
+              </w:rPr>
+              <w:t>6</w:t>
             </w:r>
           </w:p>
           <w:p>
@@ -25483,7 +25150,7 @@
                 <w:noProof/>
                 <w:lang w:val="ro-RO"/>
               </w:rPr>
-              <w:t xml:space="preserve">The system of Cinema Bookings and Recommendations </w:t>
+              <w:t xml:space="preserve">The </w:t>
             </w:r>
             <w:r>
               <w:rPr>
@@ -25491,7 +25158,7 @@
                 <w:noProof/>
                 <w:lang w:val="ro-RO"/>
               </w:rPr>
-              <w:tab/>
+              <w:t>airfare price prediction system</w:t>
             </w:r>
             <w:r>
               <w:rPr>
@@ -25499,7 +25166,23 @@
                 <w:noProof/>
                 <w:lang w:val="ro-RO"/>
               </w:rPr>
-              <w:t>13</w:t>
+              <w:tab/>
+            </w:r>
+            <w:r>
+              <w:rPr>
+                <w:rFonts w:ascii="Times New Roman" w:hAnsi="Times New Roman"/>
+                <w:noProof/>
+                <w:lang w:val="ro-RO"/>
+              </w:rPr>
+              <w:t>1</w:t>
+            </w:r>
+            <w:r>
+              <w:rPr>
+                <w:rFonts w:ascii="Times New Roman" w:hAnsi="Times New Roman"/>
+                <w:noProof/>
+                <w:lang w:val="ro-RO"/>
+              </w:rPr>
+              <w:t>6</w:t>
             </w:r>
           </w:p>
           <w:p>
@@ -25563,7 +25246,7 @@
                 <w:noProof/>
                 <w:lang w:val="ro-RO"/>
               </w:rPr>
-              <w:t>34</w:t>
+              <w:t>42</w:t>
             </w:r>
           </w:p>
           <w:p>
@@ -25584,6 +25267,8 @@
             </w:pPr>
           </w:p>
         </w:tc>
+        <w:bookmarkStart w:id="3" w:name="_GoBack"/>
+        <w:bookmarkEnd w:id="3"/>
       </w:tr>
     </w:tbl>
     <w:p>
@@ -25598,9 +25283,9 @@
     </w:p>
     <w:p/>
     <w:sectPr>
-      <w:footerReference w:type="default" r:id="rId45"/>
-      <w:headerReference w:type="first" r:id="rId46"/>
-      <w:footerReference w:type="first" r:id="rId47"/>
+      <w:footerReference w:type="default" r:id="rId47"/>
+      <w:headerReference w:type="first" r:id="rId48"/>
+      <w:footerReference w:type="first" r:id="rId49"/>
       <w:pgSz w:w="11906" w:h="16838" w:code="9"/>
       <w:pgMar w:top="1440" w:right="1440" w:bottom="1440" w:left="1440" w:header="706" w:footer="706" w:gutter="0"/>
       <w:pgNumType w:start="1"/>
@@ -25827,7 +25512,7 @@
           <w:rPr>
             <w:noProof/>
           </w:rPr>
-          <w:t>44</w:t>
+          <w:t>53</w:t>
         </w:r>
         <w:r>
           <w:rPr>
@@ -28172,7 +27857,6 @@
   <w:style w:type="character" w:default="1" w:styleId="DefaultParagraphFont">
     <w:name w:val="Default Paragraph Font"/>
     <w:uiPriority w:val="1"/>
-    <w:semiHidden/>
     <w:unhideWhenUsed/>
   </w:style>
   <w:style w:type="table" w:default="1" w:styleId="TableNormal">
@@ -29065,7 +28749,7 @@
 </file>
 
 <file path=customXml/itemProps1.xml><?xml version="1.0" encoding="utf-8"?>
-<ds:datastoreItem xmlns:ds="http://schemas.openxmlformats.org/officeDocument/2006/customXml" ds:itemID="{611B50A3-7DAB-4DF3-8582-A6BEFA21EB3F}">
+<ds:datastoreItem xmlns:ds="http://schemas.openxmlformats.org/officeDocument/2006/customXml" ds:itemID="{19A864F1-591E-45EC-8830-845AF7C3590C}">
   <ds:schemaRefs>
     <ds:schemaRef ds:uri="http://schemas.openxmlformats.org/officeDocument/2006/bibliography"/>
   </ds:schemaRefs>
